--- a/bookkeeper-v2/v2-consulting/04-Operations-Library/Bookkeeping-SOPs-and-Checklists-v2.docx
+++ b/bookkeeper-v2/v2-consulting/04-Operations-Library/Bookkeeping-SOPs-and-Checklists-v2.docx
@@ -9,20 +9,12 @@
         <w:tblLook w:firstColumn="1" w:firstRow="1" w:lastColumn="0" w:lastRow="0" w:noHBand="0" w:noVBand="1" w:val="04A0"/>
       </w:tblPr>
       <w:tblGrid>
-        <w:gridCol w:w="9406"/>
+        <w:gridCol w:w="9518"/>
       </w:tblGrid>
       <w:tr>
         <w:tc>
           <w:tcPr>
-            <w:tcW w:type="dxa" w:w="9406"/>
-            <w:shd w:val="clear" w:color="auto" w:fill="0F172A"/>
-            <w:tcMar>
-              <w:top w:w="800" w:type="dxa"/>
-              <w:bottom w:w="800" w:type="dxa"/>
-              <w:left w:w="700" w:type="dxa"/>
-              <w:right w:w="700" w:type="dxa"/>
-            </w:tcMar>
-            <w:vAlign w:val="center"/>
+            <w:tcW w:type="dxa" w:w="9518"/>
             <w:tcBorders>
               <w:top w:val="none" w:sz="0" w:color="auto"/>
               <w:bottom w:val="none" w:sz="0" w:color="auto"/>
@@ -31,17 +23,67 @@
               <w:insideH w:val="none" w:sz="0" w:color="auto"/>
               <w:insideV w:val="none" w:sz="0" w:color="auto"/>
             </w:tcBorders>
+            <w:shd w:val="clear" w:color="auto" w:fill="0F172A"/>
+            <w:tcMar>
+              <w:top w:w="0" w:type="dxa"/>
+              <w:bottom w:w="0" w:type="dxa"/>
+              <w:left w:w="0" w:type="dxa"/>
+              <w:right w:w="0" w:type="dxa"/>
+            </w:tcMar>
+            <w:vAlign w:val="top"/>
           </w:tcPr>
           <w:p>
             <w:pPr>
               <w:shd w:val="clear" w:color="auto" w:fill="0F766E"/>
-              <w:spacing w:before="0" w:after="0"/>
+              <w:spacing w:before="160" w:after="160" w:line="276" w:lineRule="auto"/>
+              <w:ind w:left="400"/>
+            </w:pPr>
+            <w:r>
+              <w:rPr>
+                <w:rFonts w:ascii="Poppins" w:hAnsi="Poppins" w:eastAsia="Poppins"/>
+                <w:b/>
+                <w:i w:val="0"/>
+                <w:color w:val="FFFFFF"/>
+                <w:sz w:val="18"/>
+              </w:rPr>
+              <w:t>NOVAOPS</w:t>
+            </w:r>
+            <w:r>
+              <w:rPr>
+                <w:rFonts w:ascii="Inter" w:hAnsi="Inter" w:eastAsia="Inter"/>
+                <w:b w:val="0"/>
+                <w:i w:val="0"/>
+                <w:color w:val="CCFBF1"/>
+                <w:sz w:val="15"/>
+              </w:rPr>
+              <w:t xml:space="preserve">  ·  Bookkeeper Practice Launch System  ·  v2.0</w:t>
+            </w:r>
+          </w:p>
+          <w:p>
+            <w:pPr>
+              <w:spacing w:before="1200" w:after="0" w:line="276" w:lineRule="auto"/>
             </w:pPr>
           </w:p>
-          <w:p/>
           <w:p>
             <w:pPr>
-              <w:spacing w:before="0" w:after="240"/>
+              <w:spacing w:before="0" w:after="280" w:line="276" w:lineRule="auto"/>
+              <w:ind w:left="400"/>
+            </w:pPr>
+            <w:r>
+              <w:rPr>
+                <w:rFonts w:ascii="Inter" w:hAnsi="Inter" w:eastAsia="Inter"/>
+                <w:b/>
+                <w:i w:val="0"/>
+                <w:color w:val="0F766E"/>
+                <w:sz w:val="15"/>
+              </w:rPr>
+              <w:t>04  —  OPERATIONS LIBRARY</w:t>
+            </w:r>
+          </w:p>
+          <w:p>
+            <w:pPr>
+              <w:spacing w:before="0" w:after="1000" w:line="276" w:lineRule="auto"/>
+              <w:ind w:left="400"/>
             </w:pPr>
             <w:r>
               <w:rPr>
@@ -49,14 +91,15 @@
                 <w:b/>
                 <w:i w:val="0"/>
                 <w:color w:val="0F766E"/>
-                <w:sz w:val="16"/>
+                <w:sz w:val="22"/>
               </w:rPr>
-              <w:t>04  —  OPERATIONS LIBRARY</w:t>
+              <w:t>NOVAOPS</w:t>
             </w:r>
           </w:p>
           <w:p>
             <w:pPr>
-              <w:spacing w:before="0" w:after="80"/>
+              <w:spacing w:before="0" w:after="80" w:line="276" w:lineRule="auto"/>
+              <w:ind w:left="400"/>
             </w:pPr>
             <w:r>
               <w:rPr>
@@ -64,14 +107,15 @@
                 <w:b/>
                 <w:i w:val="0"/>
                 <w:color w:val="FFFFFF"/>
-                <w:sz w:val="60"/>
+                <w:sz w:val="64"/>
               </w:rPr>
               <w:t>Bookkeeping SOPs &amp;</w:t>
             </w:r>
           </w:p>
           <w:p>
             <w:pPr>
-              <w:spacing w:before="0" w:after="80"/>
+              <w:spacing w:before="0" w:after="80" w:line="276" w:lineRule="auto"/>
+              <w:ind w:left="400"/>
             </w:pPr>
             <w:r>
               <w:rPr>
@@ -79,37 +123,40 @@
                 <w:b/>
                 <w:i w:val="0"/>
                 <w:color w:val="FFFFFF"/>
-                <w:sz w:val="60"/>
+                <w:sz w:val="64"/>
               </w:rPr>
               <w:t>Checklists</w:t>
             </w:r>
           </w:p>
           <w:p>
             <w:pPr>
-              <w:spacing w:before="120" w:after="400"/>
+              <w:spacing w:before="160" w:after="560" w:line="276" w:lineRule="auto"/>
+              <w:ind w:left="400"/>
             </w:pPr>
             <w:r>
               <w:rPr>
                 <w:rFonts w:ascii="Inter" w:hAnsi="Inter" w:eastAsia="Inter"/>
                 <w:b w:val="0"/>
-                <w:i w:val="0"/>
+                <w:i/>
                 <w:color w:val="94A3B8"/>
                 <w:sz w:val="24"/>
               </w:rPr>
-              <w:t>Internal operating manual — onboarding, monthly close, QC, and documents</w:t>
+              <w:t>Internal operating manual — onboarding, monthly close, quality control, and documents</w:t>
             </w:r>
           </w:p>
           <w:p>
             <w:pPr>
-              <w:spacing w:before="0" w:after="320"/>
               <w:pBdr>
                 <w:bottom w:val="single" w:sz="12" w:space="1" w:color="0F766E"/>
               </w:pBdr>
+              <w:spacing w:before="0" w:after="400" w:line="276" w:lineRule="auto"/>
+              <w:ind w:left="400" w:right="400"/>
             </w:pPr>
           </w:p>
           <w:p>
             <w:pPr>
-              <w:spacing w:before="0" w:after="60"/>
+              <w:spacing w:before="0" w:after="80" w:line="276" w:lineRule="auto"/>
+              <w:ind w:left="400"/>
             </w:pPr>
             <w:r>
               <w:rPr>
@@ -119,7 +166,7 @@
                 <w:color w:val="64748B"/>
                 <w:sz w:val="15"/>
               </w:rPr>
-              <w:t xml:space="preserve">DOCUMENT TYPE  </w:t>
+              <w:t xml:space="preserve">DOCUMENT TYPE </w:t>
             </w:r>
             <w:r>
               <w:rPr>
@@ -127,14 +174,15 @@
                 <w:b/>
                 <w:i w:val="0"/>
                 <w:color w:val="FFFFFF"/>
-                <w:sz w:val="16"/>
+                <w:sz w:val="15"/>
               </w:rPr>
               <w:t>Internal Procedures</w:t>
             </w:r>
           </w:p>
           <w:p>
             <w:pPr>
-              <w:spacing w:before="0" w:after="60"/>
+              <w:spacing w:before="0" w:after="80" w:line="276" w:lineRule="auto"/>
+              <w:ind w:left="400"/>
             </w:pPr>
             <w:r>
               <w:rPr>
@@ -144,7 +192,7 @@
                 <w:color w:val="64748B"/>
                 <w:sz w:val="15"/>
               </w:rPr>
-              <w:t xml:space="preserve">AUDIENCE  </w:t>
+              <w:t xml:space="preserve">AUDIENCE      </w:t>
             </w:r>
             <w:r>
               <w:rPr>
@@ -152,24 +200,57 @@
                 <w:b/>
                 <w:i w:val="0"/>
                 <w:color w:val="FFFFFF"/>
-                <w:sz w:val="16"/>
+                <w:sz w:val="15"/>
               </w:rPr>
               <w:t>Bookkeeper / Practice Owner</w:t>
             </w:r>
           </w:p>
           <w:p>
             <w:pPr>
-              <w:spacing w:before="800" w:after="0"/>
+              <w:spacing w:before="0" w:after="80" w:line="276" w:lineRule="auto"/>
+              <w:ind w:left="400"/>
+            </w:pPr>
+            <w:r>
+              <w:rPr>
+                <w:rFonts w:ascii="Inter" w:hAnsi="Inter" w:eastAsia="Inter"/>
+                <w:b w:val="0"/>
+                <w:i w:val="0"/>
+                <w:color w:val="64748B"/>
+                <w:sz w:val="15"/>
+              </w:rPr>
+              <w:t xml:space="preserve">LAST UPDATED  </w:t>
+            </w:r>
+            <w:r>
+              <w:rPr>
+                <w:rFonts w:ascii="Inter" w:hAnsi="Inter" w:eastAsia="Inter"/>
+                <w:b/>
+                <w:i w:val="0"/>
+                <w:color w:val="FFFFFF"/>
+                <w:sz w:val="15"/>
+              </w:rPr>
+              <w:t>2025</w:t>
+            </w:r>
+          </w:p>
+          <w:p>
+            <w:pPr>
+              <w:spacing w:before="800" w:after="0" w:line="276" w:lineRule="auto"/>
+            </w:pPr>
+          </w:p>
+          <w:p>
+            <w:pPr>
+              <w:shd w:val="clear" w:color="auto" w:fill="D97706"/>
+              <w:spacing w:before="160" w:after="160" w:line="276" w:lineRule="auto"/>
+              <w:ind w:left="400"/>
             </w:pPr>
             <w:r>
               <w:rPr>
                 <w:rFonts w:ascii="Poppins" w:hAnsi="Poppins" w:eastAsia="Poppins"/>
                 <w:b/>
                 <w:i w:val="0"/>
-                <w:color w:val="D97706"/>
+                <w:color w:val="FFFFFF"/>
                 <w:sz w:val="15"/>
               </w:rPr>
-              <w:t>VERSION 2.0  ·  PREMIUM EDITION  ·  2025</w:t>
+              <w:t>VERSION 2.0  ·  PREMIUM CONSULTING EDITION  ·  © 2025 NOVAOPS</w:t>
             </w:r>
           </w:p>
         </w:tc>
@@ -187,46 +268,31 @@
         <w:tblLook w:firstColumn="1" w:firstRow="1" w:lastColumn="0" w:lastRow="0" w:noHBand="0" w:noVBand="1" w:val="04A0"/>
       </w:tblPr>
       <w:tblGrid>
-        <w:gridCol w:w="9406"/>
+        <w:gridCol w:w="9518"/>
       </w:tblGrid>
       <w:tr>
         <w:tc>
           <w:tcPr>
-            <w:tcW w:type="dxa" w:w="9406"/>
+            <w:tcW w:type="dxa" w:w="9518"/>
             <w:shd w:val="clear" w:color="auto" w:fill="F1F5F9"/>
             <w:tcMar>
-              <w:top w:w="100" w:type="dxa"/>
-              <w:bottom w:w="100" w:type="dxa"/>
-              <w:left w:w="160" w:type="dxa"/>
-              <w:right w:w="160" w:type="dxa"/>
+              <w:top w:w="110" w:type="dxa"/>
+              <w:bottom w:w="110" w:type="dxa"/>
+              <w:left w:w="170" w:type="dxa"/>
+              <w:right w:w="170" w:type="dxa"/>
             </w:tcMar>
             <w:tcBorders>
-              <w:left w:val="single" w:sz="14" w:color="64748B"/>
+              <w:top w:val="single" w:sz="4" w:color="CBD5E1"/>
+              <w:bottom w:val="single" w:sz="4" w:color="CBD5E1"/>
+              <w:left w:val="single" w:sz="16" w:color="64748B"/>
+              <w:right w:val="single" w:sz="4" w:color="CBD5E1"/>
               <w:insideH w:val="none" w:sz="0" w:color="auto"/>
               <w:insideV w:val="none" w:sz="0" w:color="auto"/>
-              <w:top w:val="single" w:sz="4" w:color="CBD5E1"/>
-              <w:right w:val="single" w:sz="4" w:color="CBD5E1"/>
-              <w:bottom w:val="single" w:sz="4" w:color="CBD5E1"/>
             </w:tcBorders>
           </w:tcPr>
           <w:p>
             <w:pPr>
-              <w:spacing w:before="0" w:after="0"/>
-            </w:pPr>
-            <w:r>
-              <w:rPr>
-                <w:rFonts w:ascii="Inter" w:hAnsi="Inter" w:eastAsia="Inter"/>
-                <w:b w:val="0"/>
-                <w:i w:val="0"/>
-                <w:color w:val="0F172A"/>
-                <w:sz w:val="18"/>
-              </w:rPr>
-              <w:t>Internal use only — not for clients. Customise [BRACKETED TEXT] to match your tools and workflow.</w:t>
-            </w:r>
-          </w:p>
-          <w:p>
-            <w:pPr>
-              <w:spacing w:before="0" w:after="80"/>
+              <w:spacing w:before="0" w:after="100" w:line="276" w:lineRule="auto"/>
             </w:pPr>
             <w:r>
               <w:rPr>
@@ -239,12 +305,27 @@
               <w:t>INTERNAL DOCUMENT</w:t>
             </w:r>
           </w:p>
+          <w:p>
+            <w:pPr>
+              <w:spacing w:before="0" w:after="0" w:line="276" w:lineRule="auto"/>
+            </w:pPr>
+            <w:r>
+              <w:rPr>
+                <w:rFonts w:ascii="Calibri" w:hAnsi="Calibri" w:eastAsia="Calibri"/>
+                <w:b w:val="0"/>
+                <w:i w:val="0"/>
+                <w:color w:val="0F172A"/>
+                <w:sz w:val="18"/>
+              </w:rPr>
+              <w:t>Internal use only — not for clients. Customise [BRACKETED TEXT] to match your tools, deadlines, and workflow.</w:t>
+            </w:r>
+          </w:p>
         </w:tc>
       </w:tr>
     </w:tbl>
     <w:p>
       <w:pPr>
-        <w:spacing w:before="0" w:after="80"/>
+        <w:spacing w:before="0" w:after="120" w:line="276" w:lineRule="auto"/>
       </w:pPr>
     </w:p>
     <w:tbl>
@@ -254,13 +335,635 @@
         <w:tblLook w:firstColumn="1" w:firstRow="1" w:lastColumn="0" w:lastRow="0" w:noHBand="0" w:noVBand="1" w:val="04A0"/>
       </w:tblPr>
       <w:tblGrid>
-        <w:gridCol w:w="4703"/>
-        <w:gridCol w:w="4703"/>
+        <w:gridCol w:w="2379"/>
+        <w:gridCol w:w="2379"/>
+        <w:gridCol w:w="2379"/>
+        <w:gridCol w:w="2379"/>
       </w:tblGrid>
       <w:tr>
+        <w:trPr>
+          <w:trHeight w:val="260" w:hRule="atLeast"/>
+        </w:trPr>
         <w:tc>
           <w:tcPr>
-            <w:tcW w:type="dxa" w:w="850"/>
+            <w:tcW w:type="dxa" w:w="2379"/>
+            <w:tcBorders>
+              <w:top w:val="none" w:sz="0" w:color="auto"/>
+              <w:bottom w:val="none" w:sz="0" w:color="auto"/>
+              <w:left w:val="none" w:sz="0" w:color="auto"/>
+              <w:right w:val="none" w:sz="0" w:color="auto"/>
+              <w:insideH w:val="none" w:sz="0" w:color="auto"/>
+              <w:insideV w:val="none" w:sz="0" w:color="auto"/>
+            </w:tcBorders>
+            <w:shd w:val="clear" w:color="auto" w:fill="0F766E"/>
+            <w:tcMar>
+              <w:top w:w="80" w:type="dxa"/>
+              <w:bottom w:w="60" w:type="dxa"/>
+              <w:left w:w="120" w:type="dxa"/>
+              <w:right w:w="120" w:type="dxa"/>
+            </w:tcMar>
+          </w:tcPr>
+          <w:p>
+            <w:pPr>
+              <w:jc w:val="center"/>
+            </w:pPr>
+            <w:r>
+              <w:rPr>
+                <w:rFonts w:ascii="Inter" w:hAnsi="Inter" w:eastAsia="Inter"/>
+                <w:b/>
+                <w:i w:val="0"/>
+                <w:color w:val="CCFBF1"/>
+                <w:sz w:val="13"/>
+              </w:rPr>
+              <w:t>SOPS</w:t>
+            </w:r>
+          </w:p>
+        </w:tc>
+        <w:tc>
+          <w:tcPr>
+            <w:tcW w:type="dxa" w:w="2379"/>
+            <w:tcBorders>
+              <w:top w:val="none" w:sz="0" w:color="auto"/>
+              <w:bottom w:val="none" w:sz="0" w:color="auto"/>
+              <w:left w:val="none" w:sz="0" w:color="auto"/>
+              <w:right w:val="none" w:sz="0" w:color="auto"/>
+              <w:insideH w:val="none" w:sz="0" w:color="auto"/>
+              <w:insideV w:val="none" w:sz="0" w:color="auto"/>
+            </w:tcBorders>
+            <w:shd w:val="clear" w:color="auto" w:fill="0F766E"/>
+            <w:tcMar>
+              <w:top w:w="80" w:type="dxa"/>
+              <w:bottom w:w="60" w:type="dxa"/>
+              <w:left w:w="120" w:type="dxa"/>
+              <w:right w:w="120" w:type="dxa"/>
+            </w:tcMar>
+          </w:tcPr>
+          <w:p>
+            <w:pPr>
+              <w:jc w:val="center"/>
+            </w:pPr>
+            <w:r>
+              <w:rPr>
+                <w:rFonts w:ascii="Inter" w:hAnsi="Inter" w:eastAsia="Inter"/>
+                <w:b/>
+                <w:i w:val="0"/>
+                <w:color w:val="CCFBF1"/>
+                <w:sz w:val="13"/>
+              </w:rPr>
+              <w:t>MONTHLY CLOSE</w:t>
+            </w:r>
+          </w:p>
+        </w:tc>
+        <w:tc>
+          <w:tcPr>
+            <w:tcW w:type="dxa" w:w="2379"/>
+            <w:tcBorders>
+              <w:top w:val="none" w:sz="0" w:color="auto"/>
+              <w:bottom w:val="none" w:sz="0" w:color="auto"/>
+              <w:left w:val="none" w:sz="0" w:color="auto"/>
+              <w:right w:val="none" w:sz="0" w:color="auto"/>
+              <w:insideH w:val="none" w:sz="0" w:color="auto"/>
+              <w:insideV w:val="none" w:sz="0" w:color="auto"/>
+            </w:tcBorders>
+            <w:shd w:val="clear" w:color="auto" w:fill="0F766E"/>
+            <w:tcMar>
+              <w:top w:w="80" w:type="dxa"/>
+              <w:bottom w:w="60" w:type="dxa"/>
+              <w:left w:w="120" w:type="dxa"/>
+              <w:right w:w="120" w:type="dxa"/>
+            </w:tcMar>
+          </w:tcPr>
+          <w:p>
+            <w:pPr>
+              <w:jc w:val="center"/>
+            </w:pPr>
+            <w:r>
+              <w:rPr>
+                <w:rFonts w:ascii="Inter" w:hAnsi="Inter" w:eastAsia="Inter"/>
+                <w:b/>
+                <w:i w:val="0"/>
+                <w:color w:val="CCFBF1"/>
+                <w:sz w:val="13"/>
+              </w:rPr>
+              <w:t>QC CHECKS</w:t>
+            </w:r>
+          </w:p>
+        </w:tc>
+        <w:tc>
+          <w:tcPr>
+            <w:tcW w:type="dxa" w:w="2379"/>
+            <w:tcBorders>
+              <w:top w:val="none" w:sz="0" w:color="auto"/>
+              <w:bottom w:val="none" w:sz="0" w:color="auto"/>
+              <w:left w:val="none" w:sz="0" w:color="auto"/>
+              <w:right w:val="none" w:sz="0" w:color="auto"/>
+              <w:insideH w:val="none" w:sz="0" w:color="auto"/>
+              <w:insideV w:val="none" w:sz="0" w:color="auto"/>
+            </w:tcBorders>
+            <w:shd w:val="clear" w:color="auto" w:fill="0F766E"/>
+            <w:tcMar>
+              <w:top w:w="80" w:type="dxa"/>
+              <w:bottom w:w="60" w:type="dxa"/>
+              <w:left w:w="120" w:type="dxa"/>
+              <w:right w:w="120" w:type="dxa"/>
+            </w:tcMar>
+          </w:tcPr>
+          <w:p>
+            <w:pPr>
+              <w:jc w:val="center"/>
+            </w:pPr>
+            <w:r>
+              <w:rPr>
+                <w:rFonts w:ascii="Inter" w:hAnsi="Inter" w:eastAsia="Inter"/>
+                <w:b/>
+                <w:i w:val="0"/>
+                <w:color w:val="CCFBF1"/>
+                <w:sz w:val="13"/>
+              </w:rPr>
+              <w:t>TAX DOCS</w:t>
+            </w:r>
+          </w:p>
+        </w:tc>
+      </w:tr>
+      <w:tr>
+        <w:trPr>
+          <w:trHeight w:val="640" w:hRule="atLeast"/>
+        </w:trPr>
+        <w:tc>
+          <w:tcPr>
+            <w:tcW w:type="dxa" w:w="2379"/>
+            <w:tcBorders>
+              <w:top w:val="none" w:sz="0" w:color="auto"/>
+              <w:bottom w:val="none" w:sz="0" w:color="auto"/>
+              <w:left w:val="none" w:sz="0" w:color="auto"/>
+              <w:right w:val="none" w:sz="0" w:color="auto"/>
+              <w:insideH w:val="none" w:sz="0" w:color="auto"/>
+              <w:insideV w:val="none" w:sz="0" w:color="auto"/>
+            </w:tcBorders>
+            <w:shd w:val="clear" w:color="auto" w:fill="0F172A"/>
+            <w:tcMar>
+              <w:top w:w="60" w:type="dxa"/>
+              <w:bottom w:w="60" w:type="dxa"/>
+              <w:left w:w="120" w:type="dxa"/>
+              <w:right w:w="120" w:type="dxa"/>
+            </w:tcMar>
+          </w:tcPr>
+          <w:p>
+            <w:pPr>
+              <w:jc w:val="center"/>
+            </w:pPr>
+            <w:r>
+              <w:rPr>
+                <w:rFonts w:ascii="Poppins" w:hAnsi="Poppins" w:eastAsia="Poppins"/>
+                <w:b/>
+                <w:i w:val="0"/>
+                <w:color w:val="FFFFFF"/>
+                <w:sz w:val="44"/>
+              </w:rPr>
+              <w:t>4</w:t>
+            </w:r>
+          </w:p>
+        </w:tc>
+        <w:tc>
+          <w:tcPr>
+            <w:tcW w:type="dxa" w:w="2379"/>
+            <w:tcBorders>
+              <w:top w:val="none" w:sz="0" w:color="auto"/>
+              <w:bottom w:val="none" w:sz="0" w:color="auto"/>
+              <w:left w:val="none" w:sz="0" w:color="auto"/>
+              <w:right w:val="none" w:sz="0" w:color="auto"/>
+              <w:insideH w:val="none" w:sz="0" w:color="auto"/>
+              <w:insideV w:val="none" w:sz="0" w:color="auto"/>
+            </w:tcBorders>
+            <w:shd w:val="clear" w:color="auto" w:fill="0F172A"/>
+            <w:tcMar>
+              <w:top w:w="60" w:type="dxa"/>
+              <w:bottom w:w="60" w:type="dxa"/>
+              <w:left w:w="120" w:type="dxa"/>
+              <w:right w:w="120" w:type="dxa"/>
+            </w:tcMar>
+          </w:tcPr>
+          <w:p>
+            <w:pPr>
+              <w:jc w:val="center"/>
+            </w:pPr>
+            <w:r>
+              <w:rPr>
+                <w:rFonts w:ascii="Poppins" w:hAnsi="Poppins" w:eastAsia="Poppins"/>
+                <w:b/>
+                <w:i w:val="0"/>
+                <w:color w:val="FFFFFF"/>
+                <w:sz w:val="44"/>
+              </w:rPr>
+              <w:t>12</w:t>
+            </w:r>
+          </w:p>
+        </w:tc>
+        <w:tc>
+          <w:tcPr>
+            <w:tcW w:type="dxa" w:w="2379"/>
+            <w:tcBorders>
+              <w:top w:val="none" w:sz="0" w:color="auto"/>
+              <w:bottom w:val="none" w:sz="0" w:color="auto"/>
+              <w:left w:val="none" w:sz="0" w:color="auto"/>
+              <w:right w:val="none" w:sz="0" w:color="auto"/>
+              <w:insideH w:val="none" w:sz="0" w:color="auto"/>
+              <w:insideV w:val="none" w:sz="0" w:color="auto"/>
+            </w:tcBorders>
+            <w:shd w:val="clear" w:color="auto" w:fill="0F172A"/>
+            <w:tcMar>
+              <w:top w:w="60" w:type="dxa"/>
+              <w:bottom w:w="60" w:type="dxa"/>
+              <w:left w:w="120" w:type="dxa"/>
+              <w:right w:w="120" w:type="dxa"/>
+            </w:tcMar>
+          </w:tcPr>
+          <w:p>
+            <w:pPr>
+              <w:jc w:val="center"/>
+            </w:pPr>
+            <w:r>
+              <w:rPr>
+                <w:rFonts w:ascii="Poppins" w:hAnsi="Poppins" w:eastAsia="Poppins"/>
+                <w:b/>
+                <w:i w:val="0"/>
+                <w:color w:val="FFFFFF"/>
+                <w:sz w:val="44"/>
+              </w:rPr>
+              <w:t>10</w:t>
+            </w:r>
+          </w:p>
+        </w:tc>
+        <w:tc>
+          <w:tcPr>
+            <w:tcW w:type="dxa" w:w="2379"/>
+            <w:tcBorders>
+              <w:top w:val="none" w:sz="0" w:color="auto"/>
+              <w:bottom w:val="none" w:sz="0" w:color="auto"/>
+              <w:left w:val="none" w:sz="0" w:color="auto"/>
+              <w:right w:val="none" w:sz="0" w:color="auto"/>
+              <w:insideH w:val="none" w:sz="0" w:color="auto"/>
+              <w:insideV w:val="none" w:sz="0" w:color="auto"/>
+            </w:tcBorders>
+            <w:shd w:val="clear" w:color="auto" w:fill="0F172A"/>
+            <w:tcMar>
+              <w:top w:w="60" w:type="dxa"/>
+              <w:bottom w:w="60" w:type="dxa"/>
+              <w:left w:w="120" w:type="dxa"/>
+              <w:right w:w="120" w:type="dxa"/>
+            </w:tcMar>
+          </w:tcPr>
+          <w:p>
+            <w:pPr>
+              <w:jc w:val="center"/>
+            </w:pPr>
+            <w:r>
+              <w:rPr>
+                <w:rFonts w:ascii="Poppins" w:hAnsi="Poppins" w:eastAsia="Poppins"/>
+                <w:b/>
+                <w:i w:val="0"/>
+                <w:color w:val="FFFFFF"/>
+                <w:sz w:val="44"/>
+              </w:rPr>
+              <w:t>7</w:t>
+            </w:r>
+          </w:p>
+        </w:tc>
+      </w:tr>
+      <w:tr>
+        <w:trPr>
+          <w:trHeight w:val="260" w:hRule="atLeast"/>
+        </w:trPr>
+        <w:tc>
+          <w:tcPr>
+            <w:tcW w:type="dxa" w:w="2379"/>
+            <w:tcBorders>
+              <w:top w:val="none" w:sz="0" w:color="auto"/>
+              <w:bottom w:val="none" w:sz="0" w:color="auto"/>
+              <w:left w:val="none" w:sz="0" w:color="auto"/>
+              <w:right w:val="none" w:sz="0" w:color="auto"/>
+              <w:insideH w:val="none" w:sz="0" w:color="auto"/>
+              <w:insideV w:val="none" w:sz="0" w:color="auto"/>
+            </w:tcBorders>
+            <w:shd w:val="clear" w:color="auto" w:fill="F8FAFC"/>
+            <w:tcMar>
+              <w:top w:w="55" w:type="dxa"/>
+              <w:bottom w:w="70" w:type="dxa"/>
+              <w:left w:w="120" w:type="dxa"/>
+              <w:right w:w="120" w:type="dxa"/>
+            </w:tcMar>
+          </w:tcPr>
+          <w:p>
+            <w:pPr>
+              <w:jc w:val="center"/>
+            </w:pPr>
+            <w:r>
+              <w:rPr>
+                <w:rFonts w:ascii="Calibri" w:hAnsi="Calibri" w:eastAsia="Calibri"/>
+                <w:b w:val="0"/>
+                <w:i/>
+                <w:color w:val="64748B"/>
+                <w:sz w:val="15"/>
+              </w:rPr>
+              <w:t>end-to-end procedures</w:t>
+            </w:r>
+          </w:p>
+        </w:tc>
+        <w:tc>
+          <w:tcPr>
+            <w:tcW w:type="dxa" w:w="2379"/>
+            <w:tcBorders>
+              <w:top w:val="none" w:sz="0" w:color="auto"/>
+              <w:bottom w:val="none" w:sz="0" w:color="auto"/>
+              <w:left w:val="none" w:sz="0" w:color="auto"/>
+              <w:right w:val="none" w:sz="0" w:color="auto"/>
+              <w:insideH w:val="none" w:sz="0" w:color="auto"/>
+              <w:insideV w:val="none" w:sz="0" w:color="auto"/>
+            </w:tcBorders>
+            <w:shd w:val="clear" w:color="auto" w:fill="F8FAFC"/>
+            <w:tcMar>
+              <w:top w:w="55" w:type="dxa"/>
+              <w:bottom w:w="70" w:type="dxa"/>
+              <w:left w:w="120" w:type="dxa"/>
+              <w:right w:w="120" w:type="dxa"/>
+            </w:tcMar>
+          </w:tcPr>
+          <w:p>
+            <w:pPr>
+              <w:jc w:val="center"/>
+            </w:pPr>
+            <w:r>
+              <w:rPr>
+                <w:rFonts w:ascii="Calibri" w:hAnsi="Calibri" w:eastAsia="Calibri"/>
+                <w:b w:val="0"/>
+                <w:i/>
+                <w:color w:val="64748B"/>
+                <w:sz w:val="15"/>
+              </w:rPr>
+              <w:t>control checkpoints</w:t>
+            </w:r>
+          </w:p>
+        </w:tc>
+        <w:tc>
+          <w:tcPr>
+            <w:tcW w:type="dxa" w:w="2379"/>
+            <w:tcBorders>
+              <w:top w:val="none" w:sz="0" w:color="auto"/>
+              <w:bottom w:val="none" w:sz="0" w:color="auto"/>
+              <w:left w:val="none" w:sz="0" w:color="auto"/>
+              <w:right w:val="none" w:sz="0" w:color="auto"/>
+              <w:insideH w:val="none" w:sz="0" w:color="auto"/>
+              <w:insideV w:val="none" w:sz="0" w:color="auto"/>
+            </w:tcBorders>
+            <w:shd w:val="clear" w:color="auto" w:fill="F8FAFC"/>
+            <w:tcMar>
+              <w:top w:w="55" w:type="dxa"/>
+              <w:bottom w:w="70" w:type="dxa"/>
+              <w:left w:w="120" w:type="dxa"/>
+              <w:right w:w="120" w:type="dxa"/>
+            </w:tcMar>
+          </w:tcPr>
+          <w:p>
+            <w:pPr>
+              <w:jc w:val="center"/>
+            </w:pPr>
+            <w:r>
+              <w:rPr>
+                <w:rFonts w:ascii="Calibri" w:hAnsi="Calibri" w:eastAsia="Calibri"/>
+                <w:b w:val="0"/>
+                <w:i/>
+                <w:color w:val="64748B"/>
+                <w:sz w:val="15"/>
+              </w:rPr>
+              <w:t>before delivery</w:t>
+            </w:r>
+          </w:p>
+        </w:tc>
+        <w:tc>
+          <w:tcPr>
+            <w:tcW w:type="dxa" w:w="2379"/>
+            <w:tcBorders>
+              <w:top w:val="none" w:sz="0" w:color="auto"/>
+              <w:bottom w:val="none" w:sz="0" w:color="auto"/>
+              <w:left w:val="none" w:sz="0" w:color="auto"/>
+              <w:right w:val="none" w:sz="0" w:color="auto"/>
+              <w:insideH w:val="none" w:sz="0" w:color="auto"/>
+              <w:insideV w:val="none" w:sz="0" w:color="auto"/>
+            </w:tcBorders>
+            <w:shd w:val="clear" w:color="auto" w:fill="F8FAFC"/>
+            <w:tcMar>
+              <w:top w:w="55" w:type="dxa"/>
+              <w:bottom w:w="70" w:type="dxa"/>
+              <w:left w:w="120" w:type="dxa"/>
+              <w:right w:w="120" w:type="dxa"/>
+            </w:tcMar>
+          </w:tcPr>
+          <w:p>
+            <w:pPr>
+              <w:jc w:val="center"/>
+            </w:pPr>
+            <w:r>
+              <w:rPr>
+                <w:rFonts w:ascii="Calibri" w:hAnsi="Calibri" w:eastAsia="Calibri"/>
+                <w:b w:val="0"/>
+                <w:i/>
+                <w:color w:val="64748B"/>
+                <w:sz w:val="15"/>
+              </w:rPr>
+              <w:t>collection categories</w:t>
+            </w:r>
+          </w:p>
+        </w:tc>
+      </w:tr>
+    </w:tbl>
+    <w:p>
+      <w:pPr>
+        <w:spacing w:before="0" w:after="200" w:line="276" w:lineRule="auto"/>
+      </w:pPr>
+    </w:p>
+    <w:p>
+      <w:pPr>
+        <w:spacing w:before="200" w:after="0" w:line="276" w:lineRule="auto"/>
+      </w:pPr>
+    </w:p>
+    <w:tbl>
+      <w:tblPr>
+        <w:tblW w:type="auto" w:w="0"/>
+        <w:jc w:val="center"/>
+        <w:tblLook w:firstColumn="1" w:firstRow="1" w:lastColumn="0" w:lastRow="0" w:noHBand="0" w:noVBand="1" w:val="04A0"/>
+      </w:tblPr>
+      <w:tblGrid>
+        <w:gridCol w:w="4759"/>
+        <w:gridCol w:w="4759"/>
+      </w:tblGrid>
+      <w:tr>
+        <w:trPr>
+          <w:trHeight w:val="480" w:hRule="atLeast"/>
+        </w:trPr>
+        <w:tc>
+          <w:tcPr>
+            <w:tcW w:type="dxa" w:w="907"/>
+            <w:tcBorders>
+              <w:top w:val="none" w:sz="0" w:color="auto"/>
+              <w:bottom w:val="none" w:sz="0" w:color="auto"/>
+              <w:left w:val="none" w:sz="0" w:color="auto"/>
+              <w:right w:val="none" w:sz="0" w:color="auto"/>
+              <w:insideH w:val="none" w:sz="0" w:color="auto"/>
+              <w:insideV w:val="none" w:sz="0" w:color="auto"/>
+            </w:tcBorders>
+            <w:shd w:val="clear" w:color="auto" w:fill="0F766E"/>
+            <w:tcMar>
+              <w:top w:w="100" w:type="dxa"/>
+              <w:bottom w:w="100" w:type="dxa"/>
+              <w:left w:w="140" w:type="dxa"/>
+              <w:right w:w="100" w:type="dxa"/>
+            </w:tcMar>
+            <w:vAlign w:val="center"/>
+          </w:tcPr>
+          <w:p>
+            <w:pPr>
+              <w:jc w:val="center"/>
+            </w:pPr>
+            <w:r>
+              <w:rPr>
+                <w:rFonts w:ascii="Poppins" w:hAnsi="Poppins" w:eastAsia="Poppins"/>
+                <w:b/>
+                <w:i w:val="0"/>
+                <w:color w:val="FFFFFF"/>
+                <w:sz w:val="26"/>
+              </w:rPr>
+              <w:t>01</w:t>
+            </w:r>
+          </w:p>
+        </w:tc>
+        <w:tc>
+          <w:tcPr>
+            <w:tcW w:type="dxa" w:w="4759"/>
+            <w:tcBorders>
+              <w:top w:val="none" w:sz="0" w:color="auto"/>
+              <w:bottom w:val="none" w:sz="0" w:color="auto"/>
+              <w:left w:val="none" w:sz="0" w:color="auto"/>
+              <w:right w:val="none" w:sz="0" w:color="auto"/>
+              <w:insideH w:val="none" w:sz="0" w:color="auto"/>
+              <w:insideV w:val="none" w:sz="0" w:color="auto"/>
+            </w:tcBorders>
+            <w:shd w:val="clear" w:color="auto" w:fill="0F172A"/>
+            <w:tcMar>
+              <w:top w:w="100" w:type="dxa"/>
+              <w:bottom w:w="100" w:type="dxa"/>
+              <w:left w:w="180" w:type="dxa"/>
+              <w:right w:w="120" w:type="dxa"/>
+            </w:tcMar>
+            <w:vAlign w:val="center"/>
+          </w:tcPr>
+          <w:p>
+            <w:r>
+              <w:rPr>
+                <w:rFonts w:ascii="Poppins" w:hAnsi="Poppins" w:eastAsia="Poppins"/>
+                <w:b/>
+                <w:i w:val="0"/>
+                <w:color w:val="0F766E"/>
+                <w:sz w:val="21"/>
+              </w:rPr>
+              <w:t xml:space="preserve">— </w:t>
+            </w:r>
+            <w:r>
+              <w:rPr>
+                <w:rFonts w:ascii="Poppins" w:hAnsi="Poppins" w:eastAsia="Poppins"/>
+                <w:b/>
+                <w:i w:val="0"/>
+                <w:color w:val="FFFFFF"/>
+                <w:sz w:val="21"/>
+              </w:rPr>
+              <w:t>SOP — CLIENT ONBOARDING</w:t>
+            </w:r>
+          </w:p>
+        </w:tc>
+      </w:tr>
+    </w:tbl>
+    <w:p>
+      <w:pPr>
+        <w:spacing w:before="0" w:after="120" w:line="276" w:lineRule="auto"/>
+      </w:pPr>
+    </w:p>
+    <w:p>
+      <w:pPr>
+        <w:jc w:val="both"/>
+        <w:spacing w:before="0" w:after="80" w:line="276" w:lineRule="auto"/>
+      </w:pPr>
+      <w:r>
+        <w:rPr>
+          <w:rFonts w:ascii="Calibri" w:hAnsi="Calibri" w:eastAsia="Calibri"/>
+          <w:b w:val="0"/>
+          <w:i w:val="0"/>
+          <w:color w:val="0F172A"/>
+          <w:sz w:val="19"/>
+        </w:rPr>
+        <w:t>Complete these steps for every new client before the first monthly close. Sign off each step as you complete it.</w:t>
+      </w:r>
+    </w:p>
+    <w:p/>
+    <w:tbl>
+      <w:tblPr>
+        <w:tblW w:type="auto" w:w="0"/>
+        <w:jc w:val="center"/>
+        <w:tblLook w:firstColumn="1" w:firstRow="1" w:lastColumn="0" w:lastRow="0" w:noHBand="0" w:noVBand="1" w:val="04A0"/>
+      </w:tblPr>
+      <w:tblGrid>
+        <w:gridCol w:w="865"/>
+        <w:gridCol w:w="865"/>
+        <w:gridCol w:w="865"/>
+        <w:gridCol w:w="865"/>
+        <w:gridCol w:w="865"/>
+        <w:gridCol w:w="865"/>
+        <w:gridCol w:w="865"/>
+        <w:gridCol w:w="865"/>
+        <w:gridCol w:w="865"/>
+        <w:gridCol w:w="865"/>
+        <w:gridCol w:w="865"/>
+      </w:tblGrid>
+      <w:tr>
+        <w:trPr>
+          <w:trHeight w:val="360" w:hRule="atLeast"/>
+        </w:trPr>
+        <w:tc>
+          <w:tcPr>
+            <w:tcW w:type="dxa" w:w="865"/>
+            <w:tcBorders>
+              <w:top w:val="none" w:sz="0" w:color="auto"/>
+              <w:bottom w:val="none" w:sz="0" w:color="auto"/>
+              <w:left w:val="none" w:sz="0" w:color="auto"/>
+              <w:right w:val="none" w:sz="0" w:color="auto"/>
+              <w:insideH w:val="none" w:sz="0" w:color="auto"/>
+              <w:insideV w:val="none" w:sz="0" w:color="auto"/>
+            </w:tcBorders>
+            <w:shd w:val="clear" w:color="auto" w:fill="0F766E"/>
+            <w:tcMar>
+              <w:top w:w="80" w:type="dxa"/>
+              <w:bottom w:w="55" w:type="dxa"/>
+              <w:left w:w="100" w:type="dxa"/>
+              <w:right w:w="100" w:type="dxa"/>
+            </w:tcMar>
+          </w:tcPr>
+          <w:p>
+            <w:pPr>
+              <w:jc w:val="center"/>
+            </w:pPr>
+            <w:r>
+              <w:rPr>
+                <w:rFonts w:ascii="Poppins" w:hAnsi="Poppins" w:eastAsia="Poppins"/>
+                <w:b/>
+                <w:i w:val="0"/>
+                <w:color w:val="FFFFFF"/>
+                <w:sz w:val="22"/>
+              </w:rPr>
+              <w:t>01</w:t>
+            </w:r>
+          </w:p>
+        </w:tc>
+        <w:tc>
+          <w:tcPr>
+            <w:tcW w:type="dxa" w:w="865"/>
             <w:tcBorders>
               <w:top w:val="none" w:sz="0" w:color="auto"/>
               <w:bottom w:val="none" w:sz="0" w:color="auto"/>
@@ -270,15 +973,15 @@
               <w:insideV w:val="none" w:sz="0" w:color="auto"/>
             </w:tcBorders>
             <w:tcMar>
-              <w:top w:w="0" w:type="dxa"/>
-              <w:bottom w:w="0" w:type="dxa"/>
-              <w:left w:w="0" w:type="dxa"/>
-              <w:right w:w="60" w:type="dxa"/>
+              <w:top w:w="80" w:type="dxa"/>
+              <w:bottom w:w="55" w:type="dxa"/>
+              <w:left w:w="30" w:type="dxa"/>
+              <w:right w:w="30" w:type="dxa"/>
             </w:tcMar>
           </w:tcPr>
           <w:p>
             <w:pPr>
-              <w:spacing w:before="0" w:after="0"/>
+              <w:jc w:val="center"/>
             </w:pPr>
             <w:r>
               <w:rPr>
@@ -286,15 +989,50 @@
                 <w:b/>
                 <w:i w:val="0"/>
                 <w:color w:val="0F766E"/>
-                <w:sz w:val="20"/>
+                <w:sz w:val="28"/>
               </w:rPr>
-              <w:t>01</w:t>
+              <w:t>→</w:t>
             </w:r>
           </w:p>
         </w:tc>
         <w:tc>
           <w:tcPr>
-            <w:tcW w:type="dxa" w:w="4703"/>
+            <w:tcW w:type="dxa" w:w="865"/>
+            <w:tcBorders>
+              <w:top w:val="none" w:sz="0" w:color="auto"/>
+              <w:bottom w:val="none" w:sz="0" w:color="auto"/>
+              <w:left w:val="none" w:sz="0" w:color="auto"/>
+              <w:right w:val="none" w:sz="0" w:color="auto"/>
+              <w:insideH w:val="none" w:sz="0" w:color="auto"/>
+              <w:insideV w:val="none" w:sz="0" w:color="auto"/>
+            </w:tcBorders>
+            <w:shd w:val="clear" w:color="auto" w:fill="0F766E"/>
+            <w:tcMar>
+              <w:top w:w="80" w:type="dxa"/>
+              <w:bottom w:w="55" w:type="dxa"/>
+              <w:left w:w="100" w:type="dxa"/>
+              <w:right w:w="100" w:type="dxa"/>
+            </w:tcMar>
+          </w:tcPr>
+          <w:p>
+            <w:pPr>
+              <w:jc w:val="center"/>
+            </w:pPr>
+            <w:r>
+              <w:rPr>
+                <w:rFonts w:ascii="Poppins" w:hAnsi="Poppins" w:eastAsia="Poppins"/>
+                <w:b/>
+                <w:i w:val="0"/>
+                <w:color w:val="FFFFFF"/>
+                <w:sz w:val="22"/>
+              </w:rPr>
+              <w:t>02</w:t>
+            </w:r>
+          </w:p>
+        </w:tc>
+        <w:tc>
+          <w:tcPr>
+            <w:tcW w:type="dxa" w:w="865"/>
             <w:tcBorders>
               <w:top w:val="none" w:sz="0" w:color="auto"/>
               <w:bottom w:val="none" w:sz="0" w:color="auto"/>
@@ -304,15 +1042,297 @@
               <w:insideV w:val="none" w:sz="0" w:color="auto"/>
             </w:tcBorders>
             <w:tcMar>
-              <w:top w:w="0" w:type="dxa"/>
-              <w:bottom w:w="0" w:type="dxa"/>
-              <w:left w:w="0" w:type="dxa"/>
-              <w:right w:w="0" w:type="dxa"/>
+              <w:top w:w="80" w:type="dxa"/>
+              <w:bottom w:w="55" w:type="dxa"/>
+              <w:left w:w="30" w:type="dxa"/>
+              <w:right w:w="30" w:type="dxa"/>
             </w:tcMar>
           </w:tcPr>
           <w:p>
             <w:pPr>
-              <w:spacing w:before="0" w:after="0"/>
+              <w:jc w:val="center"/>
+            </w:pPr>
+            <w:r>
+              <w:rPr>
+                <w:rFonts w:ascii="Poppins" w:hAnsi="Poppins" w:eastAsia="Poppins"/>
+                <w:b/>
+                <w:i w:val="0"/>
+                <w:color w:val="0F766E"/>
+                <w:sz w:val="28"/>
+              </w:rPr>
+              <w:t>→</w:t>
+            </w:r>
+          </w:p>
+        </w:tc>
+        <w:tc>
+          <w:tcPr>
+            <w:tcW w:type="dxa" w:w="865"/>
+            <w:tcBorders>
+              <w:top w:val="none" w:sz="0" w:color="auto"/>
+              <w:bottom w:val="none" w:sz="0" w:color="auto"/>
+              <w:left w:val="none" w:sz="0" w:color="auto"/>
+              <w:right w:val="none" w:sz="0" w:color="auto"/>
+              <w:insideH w:val="none" w:sz="0" w:color="auto"/>
+              <w:insideV w:val="none" w:sz="0" w:color="auto"/>
+            </w:tcBorders>
+            <w:shd w:val="clear" w:color="auto" w:fill="0F766E"/>
+            <w:tcMar>
+              <w:top w:w="80" w:type="dxa"/>
+              <w:bottom w:w="55" w:type="dxa"/>
+              <w:left w:w="100" w:type="dxa"/>
+              <w:right w:w="100" w:type="dxa"/>
+            </w:tcMar>
+          </w:tcPr>
+          <w:p>
+            <w:pPr>
+              <w:jc w:val="center"/>
+            </w:pPr>
+            <w:r>
+              <w:rPr>
+                <w:rFonts w:ascii="Poppins" w:hAnsi="Poppins" w:eastAsia="Poppins"/>
+                <w:b/>
+                <w:i w:val="0"/>
+                <w:color w:val="FFFFFF"/>
+                <w:sz w:val="22"/>
+              </w:rPr>
+              <w:t>03</w:t>
+            </w:r>
+          </w:p>
+        </w:tc>
+        <w:tc>
+          <w:tcPr>
+            <w:tcW w:type="dxa" w:w="865"/>
+            <w:tcBorders>
+              <w:top w:val="none" w:sz="0" w:color="auto"/>
+              <w:bottom w:val="none" w:sz="0" w:color="auto"/>
+              <w:left w:val="none" w:sz="0" w:color="auto"/>
+              <w:right w:val="none" w:sz="0" w:color="auto"/>
+              <w:insideH w:val="none" w:sz="0" w:color="auto"/>
+              <w:insideV w:val="none" w:sz="0" w:color="auto"/>
+            </w:tcBorders>
+            <w:tcMar>
+              <w:top w:w="80" w:type="dxa"/>
+              <w:bottom w:w="55" w:type="dxa"/>
+              <w:left w:w="30" w:type="dxa"/>
+              <w:right w:w="30" w:type="dxa"/>
+            </w:tcMar>
+          </w:tcPr>
+          <w:p>
+            <w:pPr>
+              <w:jc w:val="center"/>
+            </w:pPr>
+            <w:r>
+              <w:rPr>
+                <w:rFonts w:ascii="Poppins" w:hAnsi="Poppins" w:eastAsia="Poppins"/>
+                <w:b/>
+                <w:i w:val="0"/>
+                <w:color w:val="0F766E"/>
+                <w:sz w:val="28"/>
+              </w:rPr>
+              <w:t>→</w:t>
+            </w:r>
+          </w:p>
+        </w:tc>
+        <w:tc>
+          <w:tcPr>
+            <w:tcW w:type="dxa" w:w="865"/>
+            <w:tcBorders>
+              <w:top w:val="none" w:sz="0" w:color="auto"/>
+              <w:bottom w:val="none" w:sz="0" w:color="auto"/>
+              <w:left w:val="none" w:sz="0" w:color="auto"/>
+              <w:right w:val="none" w:sz="0" w:color="auto"/>
+              <w:insideH w:val="none" w:sz="0" w:color="auto"/>
+              <w:insideV w:val="none" w:sz="0" w:color="auto"/>
+            </w:tcBorders>
+            <w:shd w:val="clear" w:color="auto" w:fill="0F766E"/>
+            <w:tcMar>
+              <w:top w:w="80" w:type="dxa"/>
+              <w:bottom w:w="55" w:type="dxa"/>
+              <w:left w:w="100" w:type="dxa"/>
+              <w:right w:w="100" w:type="dxa"/>
+            </w:tcMar>
+          </w:tcPr>
+          <w:p>
+            <w:pPr>
+              <w:jc w:val="center"/>
+            </w:pPr>
+            <w:r>
+              <w:rPr>
+                <w:rFonts w:ascii="Poppins" w:hAnsi="Poppins" w:eastAsia="Poppins"/>
+                <w:b/>
+                <w:i w:val="0"/>
+                <w:color w:val="FFFFFF"/>
+                <w:sz w:val="22"/>
+              </w:rPr>
+              <w:t>04</w:t>
+            </w:r>
+          </w:p>
+        </w:tc>
+        <w:tc>
+          <w:tcPr>
+            <w:tcW w:type="dxa" w:w="865"/>
+            <w:tcBorders>
+              <w:top w:val="none" w:sz="0" w:color="auto"/>
+              <w:bottom w:val="none" w:sz="0" w:color="auto"/>
+              <w:left w:val="none" w:sz="0" w:color="auto"/>
+              <w:right w:val="none" w:sz="0" w:color="auto"/>
+              <w:insideH w:val="none" w:sz="0" w:color="auto"/>
+              <w:insideV w:val="none" w:sz="0" w:color="auto"/>
+            </w:tcBorders>
+            <w:tcMar>
+              <w:top w:w="80" w:type="dxa"/>
+              <w:bottom w:w="55" w:type="dxa"/>
+              <w:left w:w="30" w:type="dxa"/>
+              <w:right w:w="30" w:type="dxa"/>
+            </w:tcMar>
+          </w:tcPr>
+          <w:p>
+            <w:pPr>
+              <w:jc w:val="center"/>
+            </w:pPr>
+            <w:r>
+              <w:rPr>
+                <w:rFonts w:ascii="Poppins" w:hAnsi="Poppins" w:eastAsia="Poppins"/>
+                <w:b/>
+                <w:i w:val="0"/>
+                <w:color w:val="0F766E"/>
+                <w:sz w:val="28"/>
+              </w:rPr>
+              <w:t>→</w:t>
+            </w:r>
+          </w:p>
+        </w:tc>
+        <w:tc>
+          <w:tcPr>
+            <w:tcW w:type="dxa" w:w="865"/>
+            <w:tcBorders>
+              <w:top w:val="none" w:sz="0" w:color="auto"/>
+              <w:bottom w:val="none" w:sz="0" w:color="auto"/>
+              <w:left w:val="none" w:sz="0" w:color="auto"/>
+              <w:right w:val="none" w:sz="0" w:color="auto"/>
+              <w:insideH w:val="none" w:sz="0" w:color="auto"/>
+              <w:insideV w:val="none" w:sz="0" w:color="auto"/>
+            </w:tcBorders>
+            <w:shd w:val="clear" w:color="auto" w:fill="0F766E"/>
+            <w:tcMar>
+              <w:top w:w="80" w:type="dxa"/>
+              <w:bottom w:w="55" w:type="dxa"/>
+              <w:left w:w="100" w:type="dxa"/>
+              <w:right w:w="100" w:type="dxa"/>
+            </w:tcMar>
+          </w:tcPr>
+          <w:p>
+            <w:pPr>
+              <w:jc w:val="center"/>
+            </w:pPr>
+            <w:r>
+              <w:rPr>
+                <w:rFonts w:ascii="Poppins" w:hAnsi="Poppins" w:eastAsia="Poppins"/>
+                <w:b/>
+                <w:i w:val="0"/>
+                <w:color w:val="FFFFFF"/>
+                <w:sz w:val="22"/>
+              </w:rPr>
+              <w:t>05</w:t>
+            </w:r>
+          </w:p>
+        </w:tc>
+        <w:tc>
+          <w:tcPr>
+            <w:tcW w:type="dxa" w:w="865"/>
+            <w:tcBorders>
+              <w:top w:val="none" w:sz="0" w:color="auto"/>
+              <w:bottom w:val="none" w:sz="0" w:color="auto"/>
+              <w:left w:val="none" w:sz="0" w:color="auto"/>
+              <w:right w:val="none" w:sz="0" w:color="auto"/>
+              <w:insideH w:val="none" w:sz="0" w:color="auto"/>
+              <w:insideV w:val="none" w:sz="0" w:color="auto"/>
+            </w:tcBorders>
+            <w:tcMar>
+              <w:top w:w="80" w:type="dxa"/>
+              <w:bottom w:w="55" w:type="dxa"/>
+              <w:left w:w="30" w:type="dxa"/>
+              <w:right w:w="30" w:type="dxa"/>
+            </w:tcMar>
+          </w:tcPr>
+          <w:p>
+            <w:pPr>
+              <w:jc w:val="center"/>
+            </w:pPr>
+            <w:r>
+              <w:rPr>
+                <w:rFonts w:ascii="Poppins" w:hAnsi="Poppins" w:eastAsia="Poppins"/>
+                <w:b/>
+                <w:i w:val="0"/>
+                <w:color w:val="0F766E"/>
+                <w:sz w:val="28"/>
+              </w:rPr>
+              <w:t>→</w:t>
+            </w:r>
+          </w:p>
+        </w:tc>
+        <w:tc>
+          <w:tcPr>
+            <w:tcW w:type="dxa" w:w="865"/>
+            <w:tcBorders>
+              <w:top w:val="none" w:sz="0" w:color="auto"/>
+              <w:bottom w:val="none" w:sz="0" w:color="auto"/>
+              <w:left w:val="none" w:sz="0" w:color="auto"/>
+              <w:right w:val="none" w:sz="0" w:color="auto"/>
+              <w:insideH w:val="none" w:sz="0" w:color="auto"/>
+              <w:insideV w:val="none" w:sz="0" w:color="auto"/>
+            </w:tcBorders>
+            <w:shd w:val="clear" w:color="auto" w:fill="0F766E"/>
+            <w:tcMar>
+              <w:top w:w="80" w:type="dxa"/>
+              <w:bottom w:w="55" w:type="dxa"/>
+              <w:left w:w="100" w:type="dxa"/>
+              <w:right w:w="100" w:type="dxa"/>
+            </w:tcMar>
+          </w:tcPr>
+          <w:p>
+            <w:pPr>
+              <w:jc w:val="center"/>
+            </w:pPr>
+            <w:r>
+              <w:rPr>
+                <w:rFonts w:ascii="Poppins" w:hAnsi="Poppins" w:eastAsia="Poppins"/>
+                <w:b/>
+                <w:i w:val="0"/>
+                <w:color w:val="FFFFFF"/>
+                <w:sz w:val="22"/>
+              </w:rPr>
+              <w:t>06</w:t>
+            </w:r>
+          </w:p>
+        </w:tc>
+      </w:tr>
+      <w:tr>
+        <w:trPr>
+          <w:trHeight w:val="560" w:hRule="atLeast"/>
+        </w:trPr>
+        <w:tc>
+          <w:tcPr>
+            <w:tcW w:type="dxa" w:w="865"/>
+            <w:shd w:val="clear" w:color="auto" w:fill="F8FAFC"/>
+            <w:tcBorders>
+              <w:top w:val="single" w:sz="8" w:color="0F766E"/>
+              <w:bottom w:val="none" w:sz="0" w:color="auto"/>
+              <w:left w:val="none" w:sz="0" w:color="auto"/>
+              <w:right w:val="none" w:sz="0" w:color="auto"/>
+              <w:insideH w:val="none" w:sz="0" w:color="auto"/>
+              <w:insideV w:val="none" w:sz="0" w:color="auto"/>
+            </w:tcBorders>
+            <w:tcMar>
+              <w:top w:w="80" w:type="dxa"/>
+              <w:bottom w:w="80" w:type="dxa"/>
+              <w:left w:w="80" w:type="dxa"/>
+              <w:right w:w="80" w:type="dxa"/>
+            </w:tcMar>
+          </w:tcPr>
+          <w:p>
+            <w:pPr>
+              <w:jc w:val="center"/>
             </w:pPr>
             <w:r>
               <w:rPr>
@@ -320,9 +1340,374 @@
                 <w:b/>
                 <w:i w:val="0"/>
                 <w:color w:val="0F172A"/>
-                <w:sz w:val="20"/>
+                <w:sz w:val="16"/>
               </w:rPr>
-              <w:t>—  SOP — CLIENT ONBOARDING</w:t>
+              <w:t>Confirm &amp; Record</w:t>
+            </w:r>
+          </w:p>
+          <w:p>
+            <w:pPr>
+              <w:jc w:val="center"/>
+            </w:pPr>
+            <w:r>
+              <w:rPr>
+                <w:rFonts w:ascii="Calibri" w:hAnsi="Calibri" w:eastAsia="Calibri"/>
+                <w:b w:val="0"/>
+                <w:i/>
+                <w:color w:val="64748B"/>
+                <w:sz w:val="15"/>
+              </w:rPr>
+              <w:t>Day 1</w:t>
+            </w:r>
+          </w:p>
+        </w:tc>
+        <w:tc>
+          <w:tcPr>
+            <w:tcW w:type="dxa" w:w="865"/>
+            <w:tcBorders>
+              <w:top w:val="none" w:sz="0" w:color="auto"/>
+              <w:bottom w:val="none" w:sz="0" w:color="auto"/>
+              <w:left w:val="none" w:sz="0" w:color="auto"/>
+              <w:right w:val="none" w:sz="0" w:color="auto"/>
+              <w:insideH w:val="none" w:sz="0" w:color="auto"/>
+              <w:insideV w:val="none" w:sz="0" w:color="auto"/>
+            </w:tcBorders>
+            <w:tcMar>
+              <w:top w:w="80" w:type="dxa"/>
+              <w:bottom w:w="80" w:type="dxa"/>
+              <w:left w:w="30" w:type="dxa"/>
+              <w:right w:w="30" w:type="dxa"/>
+            </w:tcMar>
+          </w:tcPr>
+          <w:p/>
+        </w:tc>
+        <w:tc>
+          <w:tcPr>
+            <w:tcW w:type="dxa" w:w="865"/>
+            <w:shd w:val="clear" w:color="auto" w:fill="F8FAFC"/>
+            <w:tcBorders>
+              <w:top w:val="single" w:sz="8" w:color="0F766E"/>
+              <w:bottom w:val="none" w:sz="0" w:color="auto"/>
+              <w:left w:val="none" w:sz="0" w:color="auto"/>
+              <w:right w:val="none" w:sz="0" w:color="auto"/>
+              <w:insideH w:val="none" w:sz="0" w:color="auto"/>
+              <w:insideV w:val="none" w:sz="0" w:color="auto"/>
+            </w:tcBorders>
+            <w:tcMar>
+              <w:top w:w="80" w:type="dxa"/>
+              <w:bottom w:w="80" w:type="dxa"/>
+              <w:left w:w="80" w:type="dxa"/>
+              <w:right w:w="80" w:type="dxa"/>
+            </w:tcMar>
+          </w:tcPr>
+          <w:p>
+            <w:pPr>
+              <w:jc w:val="center"/>
+            </w:pPr>
+            <w:r>
+              <w:rPr>
+                <w:rFonts w:ascii="Poppins" w:hAnsi="Poppins" w:eastAsia="Poppins"/>
+                <w:b/>
+                <w:i w:val="0"/>
+                <w:color w:val="0F172A"/>
+                <w:sz w:val="16"/>
+              </w:rPr>
+              <w:t>Set Up Systems</w:t>
+            </w:r>
+          </w:p>
+          <w:p>
+            <w:pPr>
+              <w:jc w:val="center"/>
+            </w:pPr>
+            <w:r>
+              <w:rPr>
+                <w:rFonts w:ascii="Calibri" w:hAnsi="Calibri" w:eastAsia="Calibri"/>
+                <w:b w:val="0"/>
+                <w:i/>
+                <w:color w:val="64748B"/>
+                <w:sz w:val="15"/>
+              </w:rPr>
+              <w:t>Day 2</w:t>
+            </w:r>
+          </w:p>
+        </w:tc>
+        <w:tc>
+          <w:tcPr>
+            <w:tcW w:type="dxa" w:w="865"/>
+            <w:tcBorders>
+              <w:top w:val="none" w:sz="0" w:color="auto"/>
+              <w:bottom w:val="none" w:sz="0" w:color="auto"/>
+              <w:left w:val="none" w:sz="0" w:color="auto"/>
+              <w:right w:val="none" w:sz="0" w:color="auto"/>
+              <w:insideH w:val="none" w:sz="0" w:color="auto"/>
+              <w:insideV w:val="none" w:sz="0" w:color="auto"/>
+            </w:tcBorders>
+            <w:tcMar>
+              <w:top w:w="80" w:type="dxa"/>
+              <w:bottom w:w="80" w:type="dxa"/>
+              <w:left w:w="30" w:type="dxa"/>
+              <w:right w:w="30" w:type="dxa"/>
+            </w:tcMar>
+          </w:tcPr>
+          <w:p/>
+        </w:tc>
+        <w:tc>
+          <w:tcPr>
+            <w:tcW w:type="dxa" w:w="865"/>
+            <w:shd w:val="clear" w:color="auto" w:fill="F8FAFC"/>
+            <w:tcBorders>
+              <w:top w:val="single" w:sz="8" w:color="0F766E"/>
+              <w:bottom w:val="none" w:sz="0" w:color="auto"/>
+              <w:left w:val="none" w:sz="0" w:color="auto"/>
+              <w:right w:val="none" w:sz="0" w:color="auto"/>
+              <w:insideH w:val="none" w:sz="0" w:color="auto"/>
+              <w:insideV w:val="none" w:sz="0" w:color="auto"/>
+            </w:tcBorders>
+            <w:tcMar>
+              <w:top w:w="80" w:type="dxa"/>
+              <w:bottom w:w="80" w:type="dxa"/>
+              <w:left w:w="80" w:type="dxa"/>
+              <w:right w:w="80" w:type="dxa"/>
+            </w:tcMar>
+          </w:tcPr>
+          <w:p>
+            <w:pPr>
+              <w:jc w:val="center"/>
+            </w:pPr>
+            <w:r>
+              <w:rPr>
+                <w:rFonts w:ascii="Poppins" w:hAnsi="Poppins" w:eastAsia="Poppins"/>
+                <w:b/>
+                <w:i w:val="0"/>
+                <w:color w:val="0F172A"/>
+                <w:sz w:val="16"/>
+              </w:rPr>
+              <w:t>Request Access</w:t>
+            </w:r>
+          </w:p>
+          <w:p>
+            <w:pPr>
+              <w:jc w:val="center"/>
+            </w:pPr>
+            <w:r>
+              <w:rPr>
+                <w:rFonts w:ascii="Calibri" w:hAnsi="Calibri" w:eastAsia="Calibri"/>
+                <w:b w:val="0"/>
+                <w:i/>
+                <w:color w:val="64748B"/>
+                <w:sz w:val="15"/>
+              </w:rPr>
+              <w:t>Day 2</w:t>
+            </w:r>
+          </w:p>
+        </w:tc>
+        <w:tc>
+          <w:tcPr>
+            <w:tcW w:type="dxa" w:w="865"/>
+            <w:tcBorders>
+              <w:top w:val="none" w:sz="0" w:color="auto"/>
+              <w:bottom w:val="none" w:sz="0" w:color="auto"/>
+              <w:left w:val="none" w:sz="0" w:color="auto"/>
+              <w:right w:val="none" w:sz="0" w:color="auto"/>
+              <w:insideH w:val="none" w:sz="0" w:color="auto"/>
+              <w:insideV w:val="none" w:sz="0" w:color="auto"/>
+            </w:tcBorders>
+            <w:tcMar>
+              <w:top w:w="80" w:type="dxa"/>
+              <w:bottom w:w="80" w:type="dxa"/>
+              <w:left w:w="30" w:type="dxa"/>
+              <w:right w:w="30" w:type="dxa"/>
+            </w:tcMar>
+          </w:tcPr>
+          <w:p/>
+        </w:tc>
+        <w:tc>
+          <w:tcPr>
+            <w:tcW w:type="dxa" w:w="865"/>
+            <w:shd w:val="clear" w:color="auto" w:fill="F8FAFC"/>
+            <w:tcBorders>
+              <w:top w:val="single" w:sz="8" w:color="0F766E"/>
+              <w:bottom w:val="none" w:sz="0" w:color="auto"/>
+              <w:left w:val="none" w:sz="0" w:color="auto"/>
+              <w:right w:val="none" w:sz="0" w:color="auto"/>
+              <w:insideH w:val="none" w:sz="0" w:color="auto"/>
+              <w:insideV w:val="none" w:sz="0" w:color="auto"/>
+            </w:tcBorders>
+            <w:tcMar>
+              <w:top w:w="80" w:type="dxa"/>
+              <w:bottom w:w="80" w:type="dxa"/>
+              <w:left w:w="80" w:type="dxa"/>
+              <w:right w:w="80" w:type="dxa"/>
+            </w:tcMar>
+          </w:tcPr>
+          <w:p>
+            <w:pPr>
+              <w:jc w:val="center"/>
+            </w:pPr>
+            <w:r>
+              <w:rPr>
+                <w:rFonts w:ascii="Poppins" w:hAnsi="Poppins" w:eastAsia="Poppins"/>
+                <w:b/>
+                <w:i w:val="0"/>
+                <w:color w:val="0F172A"/>
+                <w:sz w:val="16"/>
+              </w:rPr>
+              <w:t>Collect Docs</w:t>
+            </w:r>
+          </w:p>
+          <w:p>
+            <w:pPr>
+              <w:jc w:val="center"/>
+            </w:pPr>
+            <w:r>
+              <w:rPr>
+                <w:rFonts w:ascii="Calibri" w:hAnsi="Calibri" w:eastAsia="Calibri"/>
+                <w:b w:val="0"/>
+                <w:i/>
+                <w:color w:val="64748B"/>
+                <w:sz w:val="15"/>
+              </w:rPr>
+              <w:t>Day 2</w:t>
+            </w:r>
+          </w:p>
+        </w:tc>
+        <w:tc>
+          <w:tcPr>
+            <w:tcW w:type="dxa" w:w="865"/>
+            <w:tcBorders>
+              <w:top w:val="none" w:sz="0" w:color="auto"/>
+              <w:bottom w:val="none" w:sz="0" w:color="auto"/>
+              <w:left w:val="none" w:sz="0" w:color="auto"/>
+              <w:right w:val="none" w:sz="0" w:color="auto"/>
+              <w:insideH w:val="none" w:sz="0" w:color="auto"/>
+              <w:insideV w:val="none" w:sz="0" w:color="auto"/>
+            </w:tcBorders>
+            <w:tcMar>
+              <w:top w:w="80" w:type="dxa"/>
+              <w:bottom w:w="80" w:type="dxa"/>
+              <w:left w:w="30" w:type="dxa"/>
+              <w:right w:w="30" w:type="dxa"/>
+            </w:tcMar>
+          </w:tcPr>
+          <w:p/>
+        </w:tc>
+        <w:tc>
+          <w:tcPr>
+            <w:tcW w:type="dxa" w:w="865"/>
+            <w:shd w:val="clear" w:color="auto" w:fill="F8FAFC"/>
+            <w:tcBorders>
+              <w:top w:val="single" w:sz="8" w:color="0F766E"/>
+              <w:bottom w:val="none" w:sz="0" w:color="auto"/>
+              <w:left w:val="none" w:sz="0" w:color="auto"/>
+              <w:right w:val="none" w:sz="0" w:color="auto"/>
+              <w:insideH w:val="none" w:sz="0" w:color="auto"/>
+              <w:insideV w:val="none" w:sz="0" w:color="auto"/>
+            </w:tcBorders>
+            <w:tcMar>
+              <w:top w:w="80" w:type="dxa"/>
+              <w:bottom w:w="80" w:type="dxa"/>
+              <w:left w:w="80" w:type="dxa"/>
+              <w:right w:w="80" w:type="dxa"/>
+            </w:tcMar>
+          </w:tcPr>
+          <w:p>
+            <w:pPr>
+              <w:jc w:val="center"/>
+            </w:pPr>
+            <w:r>
+              <w:rPr>
+                <w:rFonts w:ascii="Poppins" w:hAnsi="Poppins" w:eastAsia="Poppins"/>
+                <w:b/>
+                <w:i w:val="0"/>
+                <w:color w:val="0F172A"/>
+                <w:sz w:val="16"/>
+              </w:rPr>
+              <w:t>Kickoff Call</w:t>
+            </w:r>
+          </w:p>
+          <w:p>
+            <w:pPr>
+              <w:jc w:val="center"/>
+            </w:pPr>
+            <w:r>
+              <w:rPr>
+                <w:rFonts w:ascii="Calibri" w:hAnsi="Calibri" w:eastAsia="Calibri"/>
+                <w:b w:val="0"/>
+                <w:i/>
+                <w:color w:val="64748B"/>
+                <w:sz w:val="15"/>
+              </w:rPr>
+              <w:t>Week 1</w:t>
+            </w:r>
+          </w:p>
+        </w:tc>
+        <w:tc>
+          <w:tcPr>
+            <w:tcW w:type="dxa" w:w="865"/>
+            <w:tcBorders>
+              <w:top w:val="none" w:sz="0" w:color="auto"/>
+              <w:bottom w:val="none" w:sz="0" w:color="auto"/>
+              <w:left w:val="none" w:sz="0" w:color="auto"/>
+              <w:right w:val="none" w:sz="0" w:color="auto"/>
+              <w:insideH w:val="none" w:sz="0" w:color="auto"/>
+              <w:insideV w:val="none" w:sz="0" w:color="auto"/>
+            </w:tcBorders>
+            <w:tcMar>
+              <w:top w:w="80" w:type="dxa"/>
+              <w:bottom w:w="80" w:type="dxa"/>
+              <w:left w:w="30" w:type="dxa"/>
+              <w:right w:w="30" w:type="dxa"/>
+            </w:tcMar>
+          </w:tcPr>
+          <w:p/>
+        </w:tc>
+        <w:tc>
+          <w:tcPr>
+            <w:tcW w:type="dxa" w:w="865"/>
+            <w:shd w:val="clear" w:color="auto" w:fill="F8FAFC"/>
+            <w:tcBorders>
+              <w:top w:val="single" w:sz="8" w:color="0F766E"/>
+              <w:bottom w:val="none" w:sz="0" w:color="auto"/>
+              <w:left w:val="none" w:sz="0" w:color="auto"/>
+              <w:right w:val="none" w:sz="0" w:color="auto"/>
+              <w:insideH w:val="none" w:sz="0" w:color="auto"/>
+              <w:insideV w:val="none" w:sz="0" w:color="auto"/>
+            </w:tcBorders>
+            <w:tcMar>
+              <w:top w:w="80" w:type="dxa"/>
+              <w:bottom w:w="80" w:type="dxa"/>
+              <w:left w:w="80" w:type="dxa"/>
+              <w:right w:w="80" w:type="dxa"/>
+            </w:tcMar>
+          </w:tcPr>
+          <w:p>
+            <w:pPr>
+              <w:jc w:val="center"/>
+            </w:pPr>
+            <w:r>
+              <w:rPr>
+                <w:rFonts w:ascii="Poppins" w:hAnsi="Poppins" w:eastAsia="Poppins"/>
+                <w:b/>
+                <w:i w:val="0"/>
+                <w:color w:val="0F172A"/>
+                <w:sz w:val="16"/>
+              </w:rPr>
+              <w:t>First Review</w:t>
+            </w:r>
+          </w:p>
+          <w:p>
+            <w:pPr>
+              <w:jc w:val="center"/>
+            </w:pPr>
+            <w:r>
+              <w:rPr>
+                <w:rFonts w:ascii="Calibri" w:hAnsi="Calibri" w:eastAsia="Calibri"/>
+                <w:b w:val="0"/>
+                <w:i/>
+                <w:color w:val="64748B"/>
+                <w:sz w:val="15"/>
+              </w:rPr>
+              <w:t>Week 1</w:t>
             </w:r>
           </w:p>
         </w:tc>
@@ -330,27 +1715,8 @@
     </w:tbl>
     <w:p>
       <w:pPr>
-        <w:spacing w:before="120" w:after="120"/>
-        <w:pBdr>
-          <w:bottom w:val="single" w:sz="8" w:space="1" w:color="0F766E"/>
-        </w:pBdr>
+        <w:spacing w:before="0" w:after="200" w:line="276" w:lineRule="auto"/>
       </w:pPr>
-    </w:p>
-    <w:p>
-      <w:pPr>
-        <w:jc w:val="both"/>
-        <w:spacing w:before="0" w:after="80"/>
-      </w:pPr>
-      <w:r>
-        <w:rPr>
-          <w:rFonts w:ascii="Inter" w:hAnsi="Inter" w:eastAsia="Inter"/>
-          <w:b w:val="0"/>
-          <w:i w:val="0"/>
-          <w:color w:val="0F172A"/>
-          <w:sz w:val="19"/>
-        </w:rPr>
-        <w:t>Complete these steps for every new client before the first monthly close. Sign off each step.</w:t>
-      </w:r>
     </w:p>
     <w:tbl>
       <w:tblPr>
@@ -360,12 +1726,15 @@
         <w:tblLook w:firstColumn="1" w:firstRow="1" w:lastColumn="0" w:lastRow="0" w:noHBand="0" w:noVBand="1" w:val="04A0"/>
       </w:tblPr>
       <w:tblGrid>
-        <w:gridCol w:w="2351"/>
-        <w:gridCol w:w="2351"/>
-        <w:gridCol w:w="2351"/>
-        <w:gridCol w:w="2351"/>
+        <w:gridCol w:w="2379"/>
+        <w:gridCol w:w="2379"/>
+        <w:gridCol w:w="2379"/>
+        <w:gridCol w:w="2379"/>
       </w:tblGrid>
       <w:tr>
+        <w:trPr>
+          <w:trHeight w:val="400" w:hRule="atLeast"/>
+        </w:trPr>
         <w:tc>
           <w:tcPr>
             <w:tcW w:type="dxa" w:w="850"/>
@@ -377,10 +1746,10 @@
               <w:right w:w="100" w:type="dxa"/>
             </w:tcMar>
             <w:tcBorders>
-              <w:top w:val="none" w:sz="0" w:color="auto"/>
+              <w:top w:val="single" w:sz="4" w:color="0F766E"/>
               <w:bottom w:val="single" w:sz="8" w:color="0F766E"/>
-              <w:left w:val="none" w:sz="0" w:color="auto"/>
-              <w:right w:val="none" w:sz="0" w:color="auto"/>
+              <w:left w:val="single" w:sz="4" w:color="0F766E"/>
+              <w:right w:val="single" w:sz="4" w:color="0F766E"/>
               <w:insideH w:val="none" w:sz="0" w:color="auto"/>
               <w:insideV w:val="none" w:sz="0" w:color="auto"/>
             </w:tcBorders>
@@ -400,7 +1769,7 @@
         </w:tc>
         <w:tc>
           <w:tcPr>
-            <w:tcW w:type="dxa" w:w="5102"/>
+            <w:tcW w:type="dxa" w:w="5669"/>
             <w:shd w:val="clear" w:color="auto" w:fill="0F766E"/>
             <w:tcMar>
               <w:top w:w="70" w:type="dxa"/>
@@ -409,10 +1778,10 @@
               <w:right w:w="100" w:type="dxa"/>
             </w:tcMar>
             <w:tcBorders>
-              <w:top w:val="none" w:sz="0" w:color="auto"/>
+              <w:top w:val="single" w:sz="4" w:color="0F766E"/>
               <w:bottom w:val="single" w:sz="8" w:color="0F766E"/>
-              <w:left w:val="none" w:sz="0" w:color="auto"/>
-              <w:right w:val="none" w:sz="0" w:color="auto"/>
+              <w:left w:val="single" w:sz="4" w:color="0F766E"/>
+              <w:right w:val="single" w:sz="4" w:color="0F766E"/>
               <w:insideH w:val="none" w:sz="0" w:color="auto"/>
               <w:insideV w:val="none" w:sz="0" w:color="auto"/>
             </w:tcBorders>
@@ -441,10 +1810,10 @@
               <w:right w:w="100" w:type="dxa"/>
             </w:tcMar>
             <w:tcBorders>
-              <w:top w:val="none" w:sz="0" w:color="auto"/>
+              <w:top w:val="single" w:sz="4" w:color="0F766E"/>
               <w:bottom w:val="single" w:sz="8" w:color="0F766E"/>
-              <w:left w:val="none" w:sz="0" w:color="auto"/>
-              <w:right w:val="none" w:sz="0" w:color="auto"/>
+              <w:left w:val="single" w:sz="4" w:color="0F766E"/>
+              <w:right w:val="single" w:sz="4" w:color="0F766E"/>
               <w:insideH w:val="none" w:sz="0" w:color="auto"/>
               <w:insideV w:val="none" w:sz="0" w:color="auto"/>
             </w:tcBorders>
@@ -464,7 +1833,7 @@
         </w:tc>
         <w:tc>
           <w:tcPr>
-            <w:tcW w:type="dxa" w:w="2268"/>
+            <w:tcW w:type="dxa" w:w="1701"/>
             <w:shd w:val="clear" w:color="auto" w:fill="0F766E"/>
             <w:tcMar>
               <w:top w:w="70" w:type="dxa"/>
@@ -473,10 +1842,10 @@
               <w:right w:w="100" w:type="dxa"/>
             </w:tcMar>
             <w:tcBorders>
-              <w:top w:val="none" w:sz="0" w:color="auto"/>
+              <w:top w:val="single" w:sz="4" w:color="0F766E"/>
               <w:bottom w:val="single" w:sz="8" w:color="0F766E"/>
-              <w:left w:val="none" w:sz="0" w:color="auto"/>
-              <w:right w:val="none" w:sz="0" w:color="auto"/>
+              <w:left w:val="single" w:sz="4" w:color="0F766E"/>
+              <w:right w:val="single" w:sz="4" w:color="0F766E"/>
               <w:insideH w:val="none" w:sz="0" w:color="auto"/>
               <w:insideV w:val="none" w:sz="0" w:color="auto"/>
             </w:tcBorders>
@@ -501,16 +1870,16 @@
             <w:tcW w:type="dxa" w:w="850"/>
             <w:shd w:val="clear" w:color="auto" w:fill="FFFFFF"/>
             <w:tcBorders>
-              <w:top w:val="single" w:sz="4" w:color="CBD5E1"/>
-              <w:bottom w:val="single" w:sz="4" w:color="CBD5E1"/>
-              <w:left w:val="single" w:sz="4" w:color="CBD5E1"/>
-              <w:right w:val="single" w:sz="4" w:color="CBD5E1"/>
+              <w:top w:val="single" w:sz="3" w:color="CBD5E1"/>
+              <w:bottom w:val="single" w:sz="3" w:color="CBD5E1"/>
+              <w:left w:val="single" w:sz="3" w:color="CBD5E1"/>
+              <w:right w:val="single" w:sz="3" w:color="CBD5E1"/>
               <w:insideH w:val="none" w:sz="0" w:color="auto"/>
               <w:insideV w:val="none" w:sz="0" w:color="auto"/>
             </w:tcBorders>
             <w:tcMar>
-              <w:top w:w="55" w:type="dxa"/>
-              <w:bottom w:w="55" w:type="dxa"/>
+              <w:top w:w="60" w:type="dxa"/>
+              <w:bottom w:w="60" w:type="dxa"/>
               <w:left w:w="100" w:type="dxa"/>
               <w:right w:w="100" w:type="dxa"/>
             </w:tcMar>
@@ -518,7 +1887,7 @@
           <w:p>
             <w:r>
               <w:rPr>
-                <w:rFonts w:ascii="Inter" w:hAnsi="Inter" w:eastAsia="Inter"/>
+                <w:rFonts w:ascii="Calibri" w:hAnsi="Calibri" w:eastAsia="Calibri"/>
                 <w:b w:val="0"/>
                 <w:i w:val="0"/>
                 <w:color w:val="0F172A"/>
@@ -530,19 +1899,19 @@
         </w:tc>
         <w:tc>
           <w:tcPr>
-            <w:tcW w:type="dxa" w:w="5102"/>
+            <w:tcW w:type="dxa" w:w="5669"/>
             <w:shd w:val="clear" w:color="auto" w:fill="FFFFFF"/>
             <w:tcBorders>
-              <w:top w:val="single" w:sz="4" w:color="CBD5E1"/>
-              <w:bottom w:val="single" w:sz="4" w:color="CBD5E1"/>
-              <w:left w:val="single" w:sz="4" w:color="CBD5E1"/>
-              <w:right w:val="single" w:sz="4" w:color="CBD5E1"/>
+              <w:top w:val="single" w:sz="3" w:color="CBD5E1"/>
+              <w:bottom w:val="single" w:sz="3" w:color="CBD5E1"/>
+              <w:left w:val="single" w:sz="3" w:color="CBD5E1"/>
+              <w:right w:val="single" w:sz="3" w:color="CBD5E1"/>
               <w:insideH w:val="none" w:sz="0" w:color="auto"/>
               <w:insideV w:val="none" w:sz="0" w:color="auto"/>
             </w:tcBorders>
             <w:tcMar>
-              <w:top w:w="55" w:type="dxa"/>
-              <w:bottom w:w="55" w:type="dxa"/>
+              <w:top w:w="60" w:type="dxa"/>
+              <w:bottom w:w="60" w:type="dxa"/>
               <w:left w:w="100" w:type="dxa"/>
               <w:right w:w="100" w:type="dxa"/>
             </w:tcMar>
@@ -550,7 +1919,7 @@
           <w:p>
             <w:r>
               <w:rPr>
-                <w:rFonts w:ascii="Inter" w:hAnsi="Inter" w:eastAsia="Inter"/>
+                <w:rFonts w:ascii="Calibri" w:hAnsi="Calibri" w:eastAsia="Calibri"/>
                 <w:b w:val="0"/>
                 <w:i w:val="0"/>
                 <w:color w:val="0F172A"/>
@@ -565,16 +1934,16 @@
             <w:tcW w:type="dxa" w:w="1701"/>
             <w:shd w:val="clear" w:color="auto" w:fill="FFFFFF"/>
             <w:tcBorders>
-              <w:top w:val="single" w:sz="4" w:color="CBD5E1"/>
-              <w:bottom w:val="single" w:sz="4" w:color="CBD5E1"/>
-              <w:left w:val="single" w:sz="4" w:color="CBD5E1"/>
-              <w:right w:val="single" w:sz="4" w:color="CBD5E1"/>
+              <w:top w:val="single" w:sz="3" w:color="CBD5E1"/>
+              <w:bottom w:val="single" w:sz="3" w:color="CBD5E1"/>
+              <w:left w:val="single" w:sz="3" w:color="CBD5E1"/>
+              <w:right w:val="single" w:sz="3" w:color="CBD5E1"/>
               <w:insideH w:val="none" w:sz="0" w:color="auto"/>
               <w:insideV w:val="none" w:sz="0" w:color="auto"/>
             </w:tcBorders>
             <w:tcMar>
-              <w:top w:w="55" w:type="dxa"/>
-              <w:bottom w:w="55" w:type="dxa"/>
+              <w:top w:w="60" w:type="dxa"/>
+              <w:bottom w:w="60" w:type="dxa"/>
               <w:left w:w="100" w:type="dxa"/>
               <w:right w:w="100" w:type="dxa"/>
             </w:tcMar>
@@ -582,7 +1951,7 @@
           <w:p>
             <w:r>
               <w:rPr>
-                <w:rFonts w:ascii="Inter" w:hAnsi="Inter" w:eastAsia="Inter"/>
+                <w:rFonts w:ascii="Calibri" w:hAnsi="Calibri" w:eastAsia="Calibri"/>
                 <w:b w:val="0"/>
                 <w:i w:val="0"/>
                 <w:color w:val="0F172A"/>
@@ -594,19 +1963,19 @@
         </w:tc>
         <w:tc>
           <w:tcPr>
-            <w:tcW w:type="dxa" w:w="2268"/>
+            <w:tcW w:type="dxa" w:w="1701"/>
             <w:shd w:val="clear" w:color="auto" w:fill="FFFFFF"/>
             <w:tcBorders>
-              <w:top w:val="single" w:sz="4" w:color="CBD5E1"/>
-              <w:bottom w:val="single" w:sz="4" w:color="CBD5E1"/>
-              <w:left w:val="single" w:sz="4" w:color="CBD5E1"/>
-              <w:right w:val="single" w:sz="4" w:color="CBD5E1"/>
+              <w:top w:val="single" w:sz="3" w:color="CBD5E1"/>
+              <w:bottom w:val="single" w:sz="3" w:color="CBD5E1"/>
+              <w:left w:val="single" w:sz="3" w:color="CBD5E1"/>
+              <w:right w:val="single" w:sz="3" w:color="CBD5E1"/>
               <w:insideH w:val="none" w:sz="0" w:color="auto"/>
               <w:insideV w:val="none" w:sz="0" w:color="auto"/>
             </w:tcBorders>
             <w:tcMar>
-              <w:top w:w="55" w:type="dxa"/>
-              <w:bottom w:w="55" w:type="dxa"/>
+              <w:top w:w="60" w:type="dxa"/>
+              <w:bottom w:w="60" w:type="dxa"/>
               <w:left w:w="100" w:type="dxa"/>
               <w:right w:w="100" w:type="dxa"/>
             </w:tcMar>
@@ -614,7 +1983,7 @@
           <w:p>
             <w:r>
               <w:rPr>
-                <w:rFonts w:ascii="Inter" w:hAnsi="Inter" w:eastAsia="Inter"/>
+                <w:rFonts w:ascii="Calibri" w:hAnsi="Calibri" w:eastAsia="Calibri"/>
                 <w:b w:val="0"/>
                 <w:i w:val="0"/>
                 <w:color w:val="0F172A"/>
@@ -631,16 +2000,16 @@
             <w:tcW w:type="dxa" w:w="850"/>
             <w:shd w:val="clear" w:color="auto" w:fill="F8FAFC"/>
             <w:tcBorders>
-              <w:top w:val="single" w:sz="4" w:color="CBD5E1"/>
-              <w:bottom w:val="single" w:sz="4" w:color="CBD5E1"/>
-              <w:left w:val="single" w:sz="4" w:color="CBD5E1"/>
-              <w:right w:val="single" w:sz="4" w:color="CBD5E1"/>
+              <w:top w:val="single" w:sz="3" w:color="CBD5E1"/>
+              <w:bottom w:val="single" w:sz="3" w:color="CBD5E1"/>
+              <w:left w:val="single" w:sz="3" w:color="CBD5E1"/>
+              <w:right w:val="single" w:sz="3" w:color="CBD5E1"/>
               <w:insideH w:val="none" w:sz="0" w:color="auto"/>
               <w:insideV w:val="none" w:sz="0" w:color="auto"/>
             </w:tcBorders>
             <w:tcMar>
-              <w:top w:w="55" w:type="dxa"/>
-              <w:bottom w:w="55" w:type="dxa"/>
+              <w:top w:w="60" w:type="dxa"/>
+              <w:bottom w:w="60" w:type="dxa"/>
               <w:left w:w="100" w:type="dxa"/>
               <w:right w:w="100" w:type="dxa"/>
             </w:tcMar>
@@ -648,7 +2017,7 @@
           <w:p>
             <w:r>
               <w:rPr>
-                <w:rFonts w:ascii="Inter" w:hAnsi="Inter" w:eastAsia="Inter"/>
+                <w:rFonts w:ascii="Calibri" w:hAnsi="Calibri" w:eastAsia="Calibri"/>
                 <w:b w:val="0"/>
                 <w:i w:val="0"/>
                 <w:color w:val="0F172A"/>
@@ -660,19 +2029,19 @@
         </w:tc>
         <w:tc>
           <w:tcPr>
-            <w:tcW w:type="dxa" w:w="5102"/>
+            <w:tcW w:type="dxa" w:w="5669"/>
             <w:shd w:val="clear" w:color="auto" w:fill="F8FAFC"/>
             <w:tcBorders>
-              <w:top w:val="single" w:sz="4" w:color="CBD5E1"/>
-              <w:bottom w:val="single" w:sz="4" w:color="CBD5E1"/>
-              <w:left w:val="single" w:sz="4" w:color="CBD5E1"/>
-              <w:right w:val="single" w:sz="4" w:color="CBD5E1"/>
+              <w:top w:val="single" w:sz="3" w:color="CBD5E1"/>
+              <w:bottom w:val="single" w:sz="3" w:color="CBD5E1"/>
+              <w:left w:val="single" w:sz="3" w:color="CBD5E1"/>
+              <w:right w:val="single" w:sz="3" w:color="CBD5E1"/>
               <w:insideH w:val="none" w:sz="0" w:color="auto"/>
               <w:insideV w:val="none" w:sz="0" w:color="auto"/>
             </w:tcBorders>
             <w:tcMar>
-              <w:top w:w="55" w:type="dxa"/>
-              <w:bottom w:w="55" w:type="dxa"/>
+              <w:top w:w="60" w:type="dxa"/>
+              <w:bottom w:w="60" w:type="dxa"/>
               <w:left w:w="100" w:type="dxa"/>
               <w:right w:w="100" w:type="dxa"/>
             </w:tcMar>
@@ -680,7 +2049,7 @@
           <w:p>
             <w:r>
               <w:rPr>
-                <w:rFonts w:ascii="Inter" w:hAnsi="Inter" w:eastAsia="Inter"/>
+                <w:rFonts w:ascii="Calibri" w:hAnsi="Calibri" w:eastAsia="Calibri"/>
                 <w:b w:val="0"/>
                 <w:i w:val="0"/>
                 <w:color w:val="0F172A"/>
@@ -695,16 +2064,16 @@
             <w:tcW w:type="dxa" w:w="1701"/>
             <w:shd w:val="clear" w:color="auto" w:fill="F8FAFC"/>
             <w:tcBorders>
-              <w:top w:val="single" w:sz="4" w:color="CBD5E1"/>
-              <w:bottom w:val="single" w:sz="4" w:color="CBD5E1"/>
-              <w:left w:val="single" w:sz="4" w:color="CBD5E1"/>
-              <w:right w:val="single" w:sz="4" w:color="CBD5E1"/>
+              <w:top w:val="single" w:sz="3" w:color="CBD5E1"/>
+              <w:bottom w:val="single" w:sz="3" w:color="CBD5E1"/>
+              <w:left w:val="single" w:sz="3" w:color="CBD5E1"/>
+              <w:right w:val="single" w:sz="3" w:color="CBD5E1"/>
               <w:insideH w:val="none" w:sz="0" w:color="auto"/>
               <w:insideV w:val="none" w:sz="0" w:color="auto"/>
             </w:tcBorders>
             <w:tcMar>
-              <w:top w:w="55" w:type="dxa"/>
-              <w:bottom w:w="55" w:type="dxa"/>
+              <w:top w:w="60" w:type="dxa"/>
+              <w:bottom w:w="60" w:type="dxa"/>
               <w:left w:w="100" w:type="dxa"/>
               <w:right w:w="100" w:type="dxa"/>
             </w:tcMar>
@@ -712,7 +2081,7 @@
           <w:p>
             <w:r>
               <w:rPr>
-                <w:rFonts w:ascii="Inter" w:hAnsi="Inter" w:eastAsia="Inter"/>
+                <w:rFonts w:ascii="Calibri" w:hAnsi="Calibri" w:eastAsia="Calibri"/>
                 <w:b w:val="0"/>
                 <w:i w:val="0"/>
                 <w:color w:val="0F172A"/>
@@ -724,19 +2093,19 @@
         </w:tc>
         <w:tc>
           <w:tcPr>
-            <w:tcW w:type="dxa" w:w="2268"/>
+            <w:tcW w:type="dxa" w:w="1701"/>
             <w:shd w:val="clear" w:color="auto" w:fill="F8FAFC"/>
             <w:tcBorders>
-              <w:top w:val="single" w:sz="4" w:color="CBD5E1"/>
-              <w:bottom w:val="single" w:sz="4" w:color="CBD5E1"/>
-              <w:left w:val="single" w:sz="4" w:color="CBD5E1"/>
-              <w:right w:val="single" w:sz="4" w:color="CBD5E1"/>
+              <w:top w:val="single" w:sz="3" w:color="CBD5E1"/>
+              <w:bottom w:val="single" w:sz="3" w:color="CBD5E1"/>
+              <w:left w:val="single" w:sz="3" w:color="CBD5E1"/>
+              <w:right w:val="single" w:sz="3" w:color="CBD5E1"/>
               <w:insideH w:val="none" w:sz="0" w:color="auto"/>
               <w:insideV w:val="none" w:sz="0" w:color="auto"/>
             </w:tcBorders>
             <w:tcMar>
-              <w:top w:w="55" w:type="dxa"/>
-              <w:bottom w:w="55" w:type="dxa"/>
+              <w:top w:w="60" w:type="dxa"/>
+              <w:bottom w:w="60" w:type="dxa"/>
               <w:left w:w="100" w:type="dxa"/>
               <w:right w:w="100" w:type="dxa"/>
             </w:tcMar>
@@ -744,7 +2113,7 @@
           <w:p>
             <w:r>
               <w:rPr>
-                <w:rFonts w:ascii="Inter" w:hAnsi="Inter" w:eastAsia="Inter"/>
+                <w:rFonts w:ascii="Calibri" w:hAnsi="Calibri" w:eastAsia="Calibri"/>
                 <w:b w:val="0"/>
                 <w:i w:val="0"/>
                 <w:color w:val="0F172A"/>
@@ -761,16 +2130,16 @@
             <w:tcW w:type="dxa" w:w="850"/>
             <w:shd w:val="clear" w:color="auto" w:fill="FFFFFF"/>
             <w:tcBorders>
-              <w:top w:val="single" w:sz="4" w:color="CBD5E1"/>
-              <w:bottom w:val="single" w:sz="4" w:color="CBD5E1"/>
-              <w:left w:val="single" w:sz="4" w:color="CBD5E1"/>
-              <w:right w:val="single" w:sz="4" w:color="CBD5E1"/>
+              <w:top w:val="single" w:sz="3" w:color="CBD5E1"/>
+              <w:bottom w:val="single" w:sz="3" w:color="CBD5E1"/>
+              <w:left w:val="single" w:sz="3" w:color="CBD5E1"/>
+              <w:right w:val="single" w:sz="3" w:color="CBD5E1"/>
               <w:insideH w:val="none" w:sz="0" w:color="auto"/>
               <w:insideV w:val="none" w:sz="0" w:color="auto"/>
             </w:tcBorders>
             <w:tcMar>
-              <w:top w:w="55" w:type="dxa"/>
-              <w:bottom w:w="55" w:type="dxa"/>
+              <w:top w:w="60" w:type="dxa"/>
+              <w:bottom w:w="60" w:type="dxa"/>
               <w:left w:w="100" w:type="dxa"/>
               <w:right w:w="100" w:type="dxa"/>
             </w:tcMar>
@@ -778,7 +2147,7 @@
           <w:p>
             <w:r>
               <w:rPr>
-                <w:rFonts w:ascii="Inter" w:hAnsi="Inter" w:eastAsia="Inter"/>
+                <w:rFonts w:ascii="Calibri" w:hAnsi="Calibri" w:eastAsia="Calibri"/>
                 <w:b w:val="0"/>
                 <w:i w:val="0"/>
                 <w:color w:val="0F172A"/>
@@ -790,19 +2159,19 @@
         </w:tc>
         <w:tc>
           <w:tcPr>
-            <w:tcW w:type="dxa" w:w="5102"/>
+            <w:tcW w:type="dxa" w:w="5669"/>
             <w:shd w:val="clear" w:color="auto" w:fill="FFFFFF"/>
             <w:tcBorders>
-              <w:top w:val="single" w:sz="4" w:color="CBD5E1"/>
-              <w:bottom w:val="single" w:sz="4" w:color="CBD5E1"/>
-              <w:left w:val="single" w:sz="4" w:color="CBD5E1"/>
-              <w:right w:val="single" w:sz="4" w:color="CBD5E1"/>
+              <w:top w:val="single" w:sz="3" w:color="CBD5E1"/>
+              <w:bottom w:val="single" w:sz="3" w:color="CBD5E1"/>
+              <w:left w:val="single" w:sz="3" w:color="CBD5E1"/>
+              <w:right w:val="single" w:sz="3" w:color="CBD5E1"/>
               <w:insideH w:val="none" w:sz="0" w:color="auto"/>
               <w:insideV w:val="none" w:sz="0" w:color="auto"/>
             </w:tcBorders>
             <w:tcMar>
-              <w:top w:w="55" w:type="dxa"/>
-              <w:bottom w:w="55" w:type="dxa"/>
+              <w:top w:w="60" w:type="dxa"/>
+              <w:bottom w:w="60" w:type="dxa"/>
               <w:left w:w="100" w:type="dxa"/>
               <w:right w:w="100" w:type="dxa"/>
             </w:tcMar>
@@ -810,7 +2179,7 @@
           <w:p>
             <w:r>
               <w:rPr>
-                <w:rFonts w:ascii="Inter" w:hAnsi="Inter" w:eastAsia="Inter"/>
+                <w:rFonts w:ascii="Calibri" w:hAnsi="Calibri" w:eastAsia="Calibri"/>
                 <w:b w:val="0"/>
                 <w:i w:val="0"/>
                 <w:color w:val="0F172A"/>
@@ -825,16 +2194,16 @@
             <w:tcW w:type="dxa" w:w="1701"/>
             <w:shd w:val="clear" w:color="auto" w:fill="FFFFFF"/>
             <w:tcBorders>
-              <w:top w:val="single" w:sz="4" w:color="CBD5E1"/>
-              <w:bottom w:val="single" w:sz="4" w:color="CBD5E1"/>
-              <w:left w:val="single" w:sz="4" w:color="CBD5E1"/>
-              <w:right w:val="single" w:sz="4" w:color="CBD5E1"/>
+              <w:top w:val="single" w:sz="3" w:color="CBD5E1"/>
+              <w:bottom w:val="single" w:sz="3" w:color="CBD5E1"/>
+              <w:left w:val="single" w:sz="3" w:color="CBD5E1"/>
+              <w:right w:val="single" w:sz="3" w:color="CBD5E1"/>
               <w:insideH w:val="none" w:sz="0" w:color="auto"/>
               <w:insideV w:val="none" w:sz="0" w:color="auto"/>
             </w:tcBorders>
             <w:tcMar>
-              <w:top w:w="55" w:type="dxa"/>
-              <w:bottom w:w="55" w:type="dxa"/>
+              <w:top w:w="60" w:type="dxa"/>
+              <w:bottom w:w="60" w:type="dxa"/>
               <w:left w:w="100" w:type="dxa"/>
               <w:right w:w="100" w:type="dxa"/>
             </w:tcMar>
@@ -842,7 +2211,7 @@
           <w:p>
             <w:r>
               <w:rPr>
-                <w:rFonts w:ascii="Inter" w:hAnsi="Inter" w:eastAsia="Inter"/>
+                <w:rFonts w:ascii="Calibri" w:hAnsi="Calibri" w:eastAsia="Calibri"/>
                 <w:b w:val="0"/>
                 <w:i w:val="0"/>
                 <w:color w:val="0F172A"/>
@@ -854,19 +2223,19 @@
         </w:tc>
         <w:tc>
           <w:tcPr>
-            <w:tcW w:type="dxa" w:w="2268"/>
+            <w:tcW w:type="dxa" w:w="1701"/>
             <w:shd w:val="clear" w:color="auto" w:fill="FFFFFF"/>
             <w:tcBorders>
-              <w:top w:val="single" w:sz="4" w:color="CBD5E1"/>
-              <w:bottom w:val="single" w:sz="4" w:color="CBD5E1"/>
-              <w:left w:val="single" w:sz="4" w:color="CBD5E1"/>
-              <w:right w:val="single" w:sz="4" w:color="CBD5E1"/>
+              <w:top w:val="single" w:sz="3" w:color="CBD5E1"/>
+              <w:bottom w:val="single" w:sz="3" w:color="CBD5E1"/>
+              <w:left w:val="single" w:sz="3" w:color="CBD5E1"/>
+              <w:right w:val="single" w:sz="3" w:color="CBD5E1"/>
               <w:insideH w:val="none" w:sz="0" w:color="auto"/>
               <w:insideV w:val="none" w:sz="0" w:color="auto"/>
             </w:tcBorders>
             <w:tcMar>
-              <w:top w:w="55" w:type="dxa"/>
-              <w:bottom w:w="55" w:type="dxa"/>
+              <w:top w:w="60" w:type="dxa"/>
+              <w:bottom w:w="60" w:type="dxa"/>
               <w:left w:w="100" w:type="dxa"/>
               <w:right w:w="100" w:type="dxa"/>
             </w:tcMar>
@@ -874,7 +2243,7 @@
           <w:p>
             <w:r>
               <w:rPr>
-                <w:rFonts w:ascii="Inter" w:hAnsi="Inter" w:eastAsia="Inter"/>
+                <w:rFonts w:ascii="Calibri" w:hAnsi="Calibri" w:eastAsia="Calibri"/>
                 <w:b w:val="0"/>
                 <w:i w:val="0"/>
                 <w:color w:val="0F172A"/>
@@ -891,16 +2260,16 @@
             <w:tcW w:type="dxa" w:w="850"/>
             <w:shd w:val="clear" w:color="auto" w:fill="F8FAFC"/>
             <w:tcBorders>
-              <w:top w:val="single" w:sz="4" w:color="CBD5E1"/>
-              <w:bottom w:val="single" w:sz="4" w:color="CBD5E1"/>
-              <w:left w:val="single" w:sz="4" w:color="CBD5E1"/>
-              <w:right w:val="single" w:sz="4" w:color="CBD5E1"/>
+              <w:top w:val="single" w:sz="3" w:color="CBD5E1"/>
+              <w:bottom w:val="single" w:sz="3" w:color="CBD5E1"/>
+              <w:left w:val="single" w:sz="3" w:color="CBD5E1"/>
+              <w:right w:val="single" w:sz="3" w:color="CBD5E1"/>
               <w:insideH w:val="none" w:sz="0" w:color="auto"/>
               <w:insideV w:val="none" w:sz="0" w:color="auto"/>
             </w:tcBorders>
             <w:tcMar>
-              <w:top w:w="55" w:type="dxa"/>
-              <w:bottom w:w="55" w:type="dxa"/>
+              <w:top w:w="60" w:type="dxa"/>
+              <w:bottom w:w="60" w:type="dxa"/>
               <w:left w:w="100" w:type="dxa"/>
               <w:right w:w="100" w:type="dxa"/>
             </w:tcMar>
@@ -908,7 +2277,7 @@
           <w:p>
             <w:r>
               <w:rPr>
-                <w:rFonts w:ascii="Inter" w:hAnsi="Inter" w:eastAsia="Inter"/>
+                <w:rFonts w:ascii="Calibri" w:hAnsi="Calibri" w:eastAsia="Calibri"/>
                 <w:b w:val="0"/>
                 <w:i w:val="0"/>
                 <w:color w:val="0F172A"/>
@@ -920,19 +2289,19 @@
         </w:tc>
         <w:tc>
           <w:tcPr>
-            <w:tcW w:type="dxa" w:w="5102"/>
+            <w:tcW w:type="dxa" w:w="5669"/>
             <w:shd w:val="clear" w:color="auto" w:fill="F8FAFC"/>
             <w:tcBorders>
-              <w:top w:val="single" w:sz="4" w:color="CBD5E1"/>
-              <w:bottom w:val="single" w:sz="4" w:color="CBD5E1"/>
-              <w:left w:val="single" w:sz="4" w:color="CBD5E1"/>
-              <w:right w:val="single" w:sz="4" w:color="CBD5E1"/>
+              <w:top w:val="single" w:sz="3" w:color="CBD5E1"/>
+              <w:bottom w:val="single" w:sz="3" w:color="CBD5E1"/>
+              <w:left w:val="single" w:sz="3" w:color="CBD5E1"/>
+              <w:right w:val="single" w:sz="3" w:color="CBD5E1"/>
               <w:insideH w:val="none" w:sz="0" w:color="auto"/>
               <w:insideV w:val="none" w:sz="0" w:color="auto"/>
             </w:tcBorders>
             <w:tcMar>
-              <w:top w:w="55" w:type="dxa"/>
-              <w:bottom w:w="55" w:type="dxa"/>
+              <w:top w:w="60" w:type="dxa"/>
+              <w:bottom w:w="60" w:type="dxa"/>
               <w:left w:w="100" w:type="dxa"/>
               <w:right w:w="100" w:type="dxa"/>
             </w:tcMar>
@@ -940,7 +2309,7 @@
           <w:p>
             <w:r>
               <w:rPr>
-                <w:rFonts w:ascii="Inter" w:hAnsi="Inter" w:eastAsia="Inter"/>
+                <w:rFonts w:ascii="Calibri" w:hAnsi="Calibri" w:eastAsia="Calibri"/>
                 <w:b w:val="0"/>
                 <w:i w:val="0"/>
                 <w:color w:val="0F172A"/>
@@ -955,16 +2324,16 @@
             <w:tcW w:type="dxa" w:w="1701"/>
             <w:shd w:val="clear" w:color="auto" w:fill="F8FAFC"/>
             <w:tcBorders>
-              <w:top w:val="single" w:sz="4" w:color="CBD5E1"/>
-              <w:bottom w:val="single" w:sz="4" w:color="CBD5E1"/>
-              <w:left w:val="single" w:sz="4" w:color="CBD5E1"/>
-              <w:right w:val="single" w:sz="4" w:color="CBD5E1"/>
+              <w:top w:val="single" w:sz="3" w:color="CBD5E1"/>
+              <w:bottom w:val="single" w:sz="3" w:color="CBD5E1"/>
+              <w:left w:val="single" w:sz="3" w:color="CBD5E1"/>
+              <w:right w:val="single" w:sz="3" w:color="CBD5E1"/>
               <w:insideH w:val="none" w:sz="0" w:color="auto"/>
               <w:insideV w:val="none" w:sz="0" w:color="auto"/>
             </w:tcBorders>
             <w:tcMar>
-              <w:top w:w="55" w:type="dxa"/>
-              <w:bottom w:w="55" w:type="dxa"/>
+              <w:top w:w="60" w:type="dxa"/>
+              <w:bottom w:w="60" w:type="dxa"/>
               <w:left w:w="100" w:type="dxa"/>
               <w:right w:w="100" w:type="dxa"/>
             </w:tcMar>
@@ -972,7 +2341,7 @@
           <w:p>
             <w:r>
               <w:rPr>
-                <w:rFonts w:ascii="Inter" w:hAnsi="Inter" w:eastAsia="Inter"/>
+                <w:rFonts w:ascii="Calibri" w:hAnsi="Calibri" w:eastAsia="Calibri"/>
                 <w:b w:val="0"/>
                 <w:i w:val="0"/>
                 <w:color w:val="0F172A"/>
@@ -984,19 +2353,19 @@
         </w:tc>
         <w:tc>
           <w:tcPr>
-            <w:tcW w:type="dxa" w:w="2268"/>
+            <w:tcW w:type="dxa" w:w="1701"/>
             <w:shd w:val="clear" w:color="auto" w:fill="F8FAFC"/>
             <w:tcBorders>
-              <w:top w:val="single" w:sz="4" w:color="CBD5E1"/>
-              <w:bottom w:val="single" w:sz="4" w:color="CBD5E1"/>
-              <w:left w:val="single" w:sz="4" w:color="CBD5E1"/>
-              <w:right w:val="single" w:sz="4" w:color="CBD5E1"/>
+              <w:top w:val="single" w:sz="3" w:color="CBD5E1"/>
+              <w:bottom w:val="single" w:sz="3" w:color="CBD5E1"/>
+              <w:left w:val="single" w:sz="3" w:color="CBD5E1"/>
+              <w:right w:val="single" w:sz="3" w:color="CBD5E1"/>
               <w:insideH w:val="none" w:sz="0" w:color="auto"/>
               <w:insideV w:val="none" w:sz="0" w:color="auto"/>
             </w:tcBorders>
             <w:tcMar>
-              <w:top w:w="55" w:type="dxa"/>
-              <w:bottom w:w="55" w:type="dxa"/>
+              <w:top w:w="60" w:type="dxa"/>
+              <w:bottom w:w="60" w:type="dxa"/>
               <w:left w:w="100" w:type="dxa"/>
               <w:right w:w="100" w:type="dxa"/>
             </w:tcMar>
@@ -1004,7 +2373,7 @@
           <w:p>
             <w:r>
               <w:rPr>
-                <w:rFonts w:ascii="Inter" w:hAnsi="Inter" w:eastAsia="Inter"/>
+                <w:rFonts w:ascii="Calibri" w:hAnsi="Calibri" w:eastAsia="Calibri"/>
                 <w:b w:val="0"/>
                 <w:i w:val="0"/>
                 <w:color w:val="0F172A"/>
@@ -1021,16 +2390,16 @@
             <w:tcW w:type="dxa" w:w="850"/>
             <w:shd w:val="clear" w:color="auto" w:fill="FFFFFF"/>
             <w:tcBorders>
-              <w:top w:val="single" w:sz="4" w:color="CBD5E1"/>
-              <w:bottom w:val="single" w:sz="4" w:color="CBD5E1"/>
-              <w:left w:val="single" w:sz="4" w:color="CBD5E1"/>
-              <w:right w:val="single" w:sz="4" w:color="CBD5E1"/>
+              <w:top w:val="single" w:sz="3" w:color="CBD5E1"/>
+              <w:bottom w:val="single" w:sz="3" w:color="CBD5E1"/>
+              <w:left w:val="single" w:sz="3" w:color="CBD5E1"/>
+              <w:right w:val="single" w:sz="3" w:color="CBD5E1"/>
               <w:insideH w:val="none" w:sz="0" w:color="auto"/>
               <w:insideV w:val="none" w:sz="0" w:color="auto"/>
             </w:tcBorders>
             <w:tcMar>
-              <w:top w:w="55" w:type="dxa"/>
-              <w:bottom w:w="55" w:type="dxa"/>
+              <w:top w:w="60" w:type="dxa"/>
+              <w:bottom w:w="60" w:type="dxa"/>
               <w:left w:w="100" w:type="dxa"/>
               <w:right w:w="100" w:type="dxa"/>
             </w:tcMar>
@@ -1038,7 +2407,7 @@
           <w:p>
             <w:r>
               <w:rPr>
-                <w:rFonts w:ascii="Inter" w:hAnsi="Inter" w:eastAsia="Inter"/>
+                <w:rFonts w:ascii="Calibri" w:hAnsi="Calibri" w:eastAsia="Calibri"/>
                 <w:b w:val="0"/>
                 <w:i w:val="0"/>
                 <w:color w:val="0F172A"/>
@@ -1050,19 +2419,19 @@
         </w:tc>
         <w:tc>
           <w:tcPr>
-            <w:tcW w:type="dxa" w:w="5102"/>
+            <w:tcW w:type="dxa" w:w="5669"/>
             <w:shd w:val="clear" w:color="auto" w:fill="FFFFFF"/>
             <w:tcBorders>
-              <w:top w:val="single" w:sz="4" w:color="CBD5E1"/>
-              <w:bottom w:val="single" w:sz="4" w:color="CBD5E1"/>
-              <w:left w:val="single" w:sz="4" w:color="CBD5E1"/>
-              <w:right w:val="single" w:sz="4" w:color="CBD5E1"/>
+              <w:top w:val="single" w:sz="3" w:color="CBD5E1"/>
+              <w:bottom w:val="single" w:sz="3" w:color="CBD5E1"/>
+              <w:left w:val="single" w:sz="3" w:color="CBD5E1"/>
+              <w:right w:val="single" w:sz="3" w:color="CBD5E1"/>
               <w:insideH w:val="none" w:sz="0" w:color="auto"/>
               <w:insideV w:val="none" w:sz="0" w:color="auto"/>
             </w:tcBorders>
             <w:tcMar>
-              <w:top w:w="55" w:type="dxa"/>
-              <w:bottom w:w="55" w:type="dxa"/>
+              <w:top w:w="60" w:type="dxa"/>
+              <w:bottom w:w="60" w:type="dxa"/>
               <w:left w:w="100" w:type="dxa"/>
               <w:right w:w="100" w:type="dxa"/>
             </w:tcMar>
@@ -1070,7 +2439,7 @@
           <w:p>
             <w:r>
               <w:rPr>
-                <w:rFonts w:ascii="Inter" w:hAnsi="Inter" w:eastAsia="Inter"/>
+                <w:rFonts w:ascii="Calibri" w:hAnsi="Calibri" w:eastAsia="Calibri"/>
                 <w:b w:val="0"/>
                 <w:i w:val="0"/>
                 <w:color w:val="0F172A"/>
@@ -1085,16 +2454,16 @@
             <w:tcW w:type="dxa" w:w="1701"/>
             <w:shd w:val="clear" w:color="auto" w:fill="FFFFFF"/>
             <w:tcBorders>
-              <w:top w:val="single" w:sz="4" w:color="CBD5E1"/>
-              <w:bottom w:val="single" w:sz="4" w:color="CBD5E1"/>
-              <w:left w:val="single" w:sz="4" w:color="CBD5E1"/>
-              <w:right w:val="single" w:sz="4" w:color="CBD5E1"/>
+              <w:top w:val="single" w:sz="3" w:color="CBD5E1"/>
+              <w:bottom w:val="single" w:sz="3" w:color="CBD5E1"/>
+              <w:left w:val="single" w:sz="3" w:color="CBD5E1"/>
+              <w:right w:val="single" w:sz="3" w:color="CBD5E1"/>
               <w:insideH w:val="none" w:sz="0" w:color="auto"/>
               <w:insideV w:val="none" w:sz="0" w:color="auto"/>
             </w:tcBorders>
             <w:tcMar>
-              <w:top w:w="55" w:type="dxa"/>
-              <w:bottom w:w="55" w:type="dxa"/>
+              <w:top w:w="60" w:type="dxa"/>
+              <w:bottom w:w="60" w:type="dxa"/>
               <w:left w:w="100" w:type="dxa"/>
               <w:right w:w="100" w:type="dxa"/>
             </w:tcMar>
@@ -1102,7 +2471,7 @@
           <w:p>
             <w:r>
               <w:rPr>
-                <w:rFonts w:ascii="Inter" w:hAnsi="Inter" w:eastAsia="Inter"/>
+                <w:rFonts w:ascii="Calibri" w:hAnsi="Calibri" w:eastAsia="Calibri"/>
                 <w:b w:val="0"/>
                 <w:i w:val="0"/>
                 <w:color w:val="0F172A"/>
@@ -1114,19 +2483,19 @@
         </w:tc>
         <w:tc>
           <w:tcPr>
-            <w:tcW w:type="dxa" w:w="2268"/>
+            <w:tcW w:type="dxa" w:w="1701"/>
             <w:shd w:val="clear" w:color="auto" w:fill="FFFFFF"/>
             <w:tcBorders>
-              <w:top w:val="single" w:sz="4" w:color="CBD5E1"/>
-              <w:bottom w:val="single" w:sz="4" w:color="CBD5E1"/>
-              <w:left w:val="single" w:sz="4" w:color="CBD5E1"/>
-              <w:right w:val="single" w:sz="4" w:color="CBD5E1"/>
+              <w:top w:val="single" w:sz="3" w:color="CBD5E1"/>
+              <w:bottom w:val="single" w:sz="3" w:color="CBD5E1"/>
+              <w:left w:val="single" w:sz="3" w:color="CBD5E1"/>
+              <w:right w:val="single" w:sz="3" w:color="CBD5E1"/>
               <w:insideH w:val="none" w:sz="0" w:color="auto"/>
               <w:insideV w:val="none" w:sz="0" w:color="auto"/>
             </w:tcBorders>
             <w:tcMar>
-              <w:top w:w="55" w:type="dxa"/>
-              <w:bottom w:w="55" w:type="dxa"/>
+              <w:top w:w="60" w:type="dxa"/>
+              <w:bottom w:w="60" w:type="dxa"/>
               <w:left w:w="100" w:type="dxa"/>
               <w:right w:w="100" w:type="dxa"/>
             </w:tcMar>
@@ -1134,7 +2503,7 @@
           <w:p>
             <w:r>
               <w:rPr>
-                <w:rFonts w:ascii="Inter" w:hAnsi="Inter" w:eastAsia="Inter"/>
+                <w:rFonts w:ascii="Calibri" w:hAnsi="Calibri" w:eastAsia="Calibri"/>
                 <w:b w:val="0"/>
                 <w:i w:val="0"/>
                 <w:color w:val="0F172A"/>
@@ -1151,16 +2520,16 @@
             <w:tcW w:type="dxa" w:w="850"/>
             <w:shd w:val="clear" w:color="auto" w:fill="F8FAFC"/>
             <w:tcBorders>
-              <w:top w:val="single" w:sz="4" w:color="CBD5E1"/>
-              <w:bottom w:val="single" w:sz="4" w:color="CBD5E1"/>
-              <w:left w:val="single" w:sz="4" w:color="CBD5E1"/>
-              <w:right w:val="single" w:sz="4" w:color="CBD5E1"/>
+              <w:top w:val="single" w:sz="3" w:color="CBD5E1"/>
+              <w:bottom w:val="single" w:sz="3" w:color="CBD5E1"/>
+              <w:left w:val="single" w:sz="3" w:color="CBD5E1"/>
+              <w:right w:val="single" w:sz="3" w:color="CBD5E1"/>
               <w:insideH w:val="none" w:sz="0" w:color="auto"/>
               <w:insideV w:val="none" w:sz="0" w:color="auto"/>
             </w:tcBorders>
             <w:tcMar>
-              <w:top w:w="55" w:type="dxa"/>
-              <w:bottom w:w="55" w:type="dxa"/>
+              <w:top w:w="60" w:type="dxa"/>
+              <w:bottom w:w="60" w:type="dxa"/>
               <w:left w:w="100" w:type="dxa"/>
               <w:right w:w="100" w:type="dxa"/>
             </w:tcMar>
@@ -1168,7 +2537,7 @@
           <w:p>
             <w:r>
               <w:rPr>
-                <w:rFonts w:ascii="Inter" w:hAnsi="Inter" w:eastAsia="Inter"/>
+                <w:rFonts w:ascii="Calibri" w:hAnsi="Calibri" w:eastAsia="Calibri"/>
                 <w:b w:val="0"/>
                 <w:i w:val="0"/>
                 <w:color w:val="0F172A"/>
@@ -1180,19 +2549,19 @@
         </w:tc>
         <w:tc>
           <w:tcPr>
-            <w:tcW w:type="dxa" w:w="5102"/>
+            <w:tcW w:type="dxa" w:w="5669"/>
             <w:shd w:val="clear" w:color="auto" w:fill="F8FAFC"/>
             <w:tcBorders>
-              <w:top w:val="single" w:sz="4" w:color="CBD5E1"/>
-              <w:bottom w:val="single" w:sz="4" w:color="CBD5E1"/>
-              <w:left w:val="single" w:sz="4" w:color="CBD5E1"/>
-              <w:right w:val="single" w:sz="4" w:color="CBD5E1"/>
+              <w:top w:val="single" w:sz="3" w:color="CBD5E1"/>
+              <w:bottom w:val="single" w:sz="3" w:color="CBD5E1"/>
+              <w:left w:val="single" w:sz="3" w:color="CBD5E1"/>
+              <w:right w:val="single" w:sz="3" w:color="CBD5E1"/>
               <w:insideH w:val="none" w:sz="0" w:color="auto"/>
               <w:insideV w:val="none" w:sz="0" w:color="auto"/>
             </w:tcBorders>
             <w:tcMar>
-              <w:top w:w="55" w:type="dxa"/>
-              <w:bottom w:w="55" w:type="dxa"/>
+              <w:top w:w="60" w:type="dxa"/>
+              <w:bottom w:w="60" w:type="dxa"/>
               <w:left w:w="100" w:type="dxa"/>
               <w:right w:w="100" w:type="dxa"/>
             </w:tcMar>
@@ -1200,7 +2569,7 @@
           <w:p>
             <w:r>
               <w:rPr>
-                <w:rFonts w:ascii="Inter" w:hAnsi="Inter" w:eastAsia="Inter"/>
+                <w:rFonts w:ascii="Calibri" w:hAnsi="Calibri" w:eastAsia="Calibri"/>
                 <w:b w:val="0"/>
                 <w:i w:val="0"/>
                 <w:color w:val="0F172A"/>
@@ -1215,16 +2584,16 @@
             <w:tcW w:type="dxa" w:w="1701"/>
             <w:shd w:val="clear" w:color="auto" w:fill="F8FAFC"/>
             <w:tcBorders>
-              <w:top w:val="single" w:sz="4" w:color="CBD5E1"/>
-              <w:bottom w:val="single" w:sz="4" w:color="CBD5E1"/>
-              <w:left w:val="single" w:sz="4" w:color="CBD5E1"/>
-              <w:right w:val="single" w:sz="4" w:color="CBD5E1"/>
+              <w:top w:val="single" w:sz="3" w:color="CBD5E1"/>
+              <w:bottom w:val="single" w:sz="3" w:color="CBD5E1"/>
+              <w:left w:val="single" w:sz="3" w:color="CBD5E1"/>
+              <w:right w:val="single" w:sz="3" w:color="CBD5E1"/>
               <w:insideH w:val="none" w:sz="0" w:color="auto"/>
               <w:insideV w:val="none" w:sz="0" w:color="auto"/>
             </w:tcBorders>
             <w:tcMar>
-              <w:top w:w="55" w:type="dxa"/>
-              <w:bottom w:w="55" w:type="dxa"/>
+              <w:top w:w="60" w:type="dxa"/>
+              <w:bottom w:w="60" w:type="dxa"/>
               <w:left w:w="100" w:type="dxa"/>
               <w:right w:w="100" w:type="dxa"/>
             </w:tcMar>
@@ -1232,7 +2601,7 @@
           <w:p>
             <w:r>
               <w:rPr>
-                <w:rFonts w:ascii="Inter" w:hAnsi="Inter" w:eastAsia="Inter"/>
+                <w:rFonts w:ascii="Calibri" w:hAnsi="Calibri" w:eastAsia="Calibri"/>
                 <w:b w:val="0"/>
                 <w:i w:val="0"/>
                 <w:color w:val="0F172A"/>
@@ -1244,19 +2613,19 @@
         </w:tc>
         <w:tc>
           <w:tcPr>
-            <w:tcW w:type="dxa" w:w="2268"/>
+            <w:tcW w:type="dxa" w:w="1701"/>
             <w:shd w:val="clear" w:color="auto" w:fill="F8FAFC"/>
             <w:tcBorders>
-              <w:top w:val="single" w:sz="4" w:color="CBD5E1"/>
-              <w:bottom w:val="single" w:sz="4" w:color="CBD5E1"/>
-              <w:left w:val="single" w:sz="4" w:color="CBD5E1"/>
-              <w:right w:val="single" w:sz="4" w:color="CBD5E1"/>
+              <w:top w:val="single" w:sz="3" w:color="CBD5E1"/>
+              <w:bottom w:val="single" w:sz="3" w:color="CBD5E1"/>
+              <w:left w:val="single" w:sz="3" w:color="CBD5E1"/>
+              <w:right w:val="single" w:sz="3" w:color="CBD5E1"/>
               <w:insideH w:val="none" w:sz="0" w:color="auto"/>
               <w:insideV w:val="none" w:sz="0" w:color="auto"/>
             </w:tcBorders>
             <w:tcMar>
-              <w:top w:w="55" w:type="dxa"/>
-              <w:bottom w:w="55" w:type="dxa"/>
+              <w:top w:w="60" w:type="dxa"/>
+              <w:bottom w:w="60" w:type="dxa"/>
               <w:left w:w="100" w:type="dxa"/>
               <w:right w:w="100" w:type="dxa"/>
             </w:tcMar>
@@ -1264,7 +2633,7 @@
           <w:p>
             <w:r>
               <w:rPr>
-                <w:rFonts w:ascii="Inter" w:hAnsi="Inter" w:eastAsia="Inter"/>
+                <w:rFonts w:ascii="Calibri" w:hAnsi="Calibri" w:eastAsia="Calibri"/>
                 <w:b w:val="0"/>
                 <w:i w:val="0"/>
                 <w:color w:val="0F172A"/>
@@ -1281,16 +2650,16 @@
             <w:tcW w:type="dxa" w:w="850"/>
             <w:shd w:val="clear" w:color="auto" w:fill="FFFFFF"/>
             <w:tcBorders>
-              <w:top w:val="single" w:sz="4" w:color="CBD5E1"/>
-              <w:bottom w:val="single" w:sz="4" w:color="CBD5E1"/>
-              <w:left w:val="single" w:sz="4" w:color="CBD5E1"/>
-              <w:right w:val="single" w:sz="4" w:color="CBD5E1"/>
+              <w:top w:val="single" w:sz="3" w:color="CBD5E1"/>
+              <w:bottom w:val="single" w:sz="3" w:color="CBD5E1"/>
+              <w:left w:val="single" w:sz="3" w:color="CBD5E1"/>
+              <w:right w:val="single" w:sz="3" w:color="CBD5E1"/>
               <w:insideH w:val="none" w:sz="0" w:color="auto"/>
               <w:insideV w:val="none" w:sz="0" w:color="auto"/>
             </w:tcBorders>
             <w:tcMar>
-              <w:top w:w="55" w:type="dxa"/>
-              <w:bottom w:w="55" w:type="dxa"/>
+              <w:top w:w="60" w:type="dxa"/>
+              <w:bottom w:w="60" w:type="dxa"/>
               <w:left w:w="100" w:type="dxa"/>
               <w:right w:w="100" w:type="dxa"/>
             </w:tcMar>
@@ -1298,7 +2667,7 @@
           <w:p>
             <w:r>
               <w:rPr>
-                <w:rFonts w:ascii="Inter" w:hAnsi="Inter" w:eastAsia="Inter"/>
+                <w:rFonts w:ascii="Calibri" w:hAnsi="Calibri" w:eastAsia="Calibri"/>
                 <w:b w:val="0"/>
                 <w:i w:val="0"/>
                 <w:color w:val="0F172A"/>
@@ -1310,19 +2679,19 @@
         </w:tc>
         <w:tc>
           <w:tcPr>
-            <w:tcW w:type="dxa" w:w="5102"/>
+            <w:tcW w:type="dxa" w:w="5669"/>
             <w:shd w:val="clear" w:color="auto" w:fill="FFFFFF"/>
             <w:tcBorders>
-              <w:top w:val="single" w:sz="4" w:color="CBD5E1"/>
-              <w:bottom w:val="single" w:sz="4" w:color="CBD5E1"/>
-              <w:left w:val="single" w:sz="4" w:color="CBD5E1"/>
-              <w:right w:val="single" w:sz="4" w:color="CBD5E1"/>
+              <w:top w:val="single" w:sz="3" w:color="CBD5E1"/>
+              <w:bottom w:val="single" w:sz="3" w:color="CBD5E1"/>
+              <w:left w:val="single" w:sz="3" w:color="CBD5E1"/>
+              <w:right w:val="single" w:sz="3" w:color="CBD5E1"/>
               <w:insideH w:val="none" w:sz="0" w:color="auto"/>
               <w:insideV w:val="none" w:sz="0" w:color="auto"/>
             </w:tcBorders>
             <w:tcMar>
-              <w:top w:w="55" w:type="dxa"/>
-              <w:bottom w:w="55" w:type="dxa"/>
+              <w:top w:w="60" w:type="dxa"/>
+              <w:bottom w:w="60" w:type="dxa"/>
               <w:left w:w="100" w:type="dxa"/>
               <w:right w:w="100" w:type="dxa"/>
             </w:tcMar>
@@ -1330,13 +2699,13 @@
           <w:p>
             <w:r>
               <w:rPr>
-                <w:rFonts w:ascii="Inter" w:hAnsi="Inter" w:eastAsia="Inter"/>
+                <w:rFonts w:ascii="Calibri" w:hAnsi="Calibri" w:eastAsia="Calibri"/>
                 <w:b w:val="0"/>
                 <w:i w:val="0"/>
                 <w:color w:val="0F172A"/>
                 <w:sz w:val="17"/>
               </w:rPr>
-              <w:t>Capture entity type, fiscal year, accounting basis, integrations, payroll, taxes</w:t>
+              <w:t>Capture entity type, fiscal year, basis, integrations, payroll, taxes</w:t>
             </w:r>
           </w:p>
         </w:tc>
@@ -1345,16 +2714,16 @@
             <w:tcW w:type="dxa" w:w="1701"/>
             <w:shd w:val="clear" w:color="auto" w:fill="FFFFFF"/>
             <w:tcBorders>
-              <w:top w:val="single" w:sz="4" w:color="CBD5E1"/>
-              <w:bottom w:val="single" w:sz="4" w:color="CBD5E1"/>
-              <w:left w:val="single" w:sz="4" w:color="CBD5E1"/>
-              <w:right w:val="single" w:sz="4" w:color="CBD5E1"/>
+              <w:top w:val="single" w:sz="3" w:color="CBD5E1"/>
+              <w:bottom w:val="single" w:sz="3" w:color="CBD5E1"/>
+              <w:left w:val="single" w:sz="3" w:color="CBD5E1"/>
+              <w:right w:val="single" w:sz="3" w:color="CBD5E1"/>
               <w:insideH w:val="none" w:sz="0" w:color="auto"/>
               <w:insideV w:val="none" w:sz="0" w:color="auto"/>
             </w:tcBorders>
             <w:tcMar>
-              <w:top w:w="55" w:type="dxa"/>
-              <w:bottom w:w="55" w:type="dxa"/>
+              <w:top w:w="60" w:type="dxa"/>
+              <w:bottom w:w="60" w:type="dxa"/>
               <w:left w:w="100" w:type="dxa"/>
               <w:right w:w="100" w:type="dxa"/>
             </w:tcMar>
@@ -1362,7 +2731,7 @@
           <w:p>
             <w:r>
               <w:rPr>
-                <w:rFonts w:ascii="Inter" w:hAnsi="Inter" w:eastAsia="Inter"/>
+                <w:rFonts w:ascii="Calibri" w:hAnsi="Calibri" w:eastAsia="Calibri"/>
                 <w:b w:val="0"/>
                 <w:i w:val="0"/>
                 <w:color w:val="0F172A"/>
@@ -1374,19 +2743,19 @@
         </w:tc>
         <w:tc>
           <w:tcPr>
-            <w:tcW w:type="dxa" w:w="2268"/>
+            <w:tcW w:type="dxa" w:w="1701"/>
             <w:shd w:val="clear" w:color="auto" w:fill="FFFFFF"/>
             <w:tcBorders>
-              <w:top w:val="single" w:sz="4" w:color="CBD5E1"/>
-              <w:bottom w:val="single" w:sz="4" w:color="CBD5E1"/>
-              <w:left w:val="single" w:sz="4" w:color="CBD5E1"/>
-              <w:right w:val="single" w:sz="4" w:color="CBD5E1"/>
+              <w:top w:val="single" w:sz="3" w:color="CBD5E1"/>
+              <w:bottom w:val="single" w:sz="3" w:color="CBD5E1"/>
+              <w:left w:val="single" w:sz="3" w:color="CBD5E1"/>
+              <w:right w:val="single" w:sz="3" w:color="CBD5E1"/>
               <w:insideH w:val="none" w:sz="0" w:color="auto"/>
               <w:insideV w:val="none" w:sz="0" w:color="auto"/>
             </w:tcBorders>
             <w:tcMar>
-              <w:top w:w="55" w:type="dxa"/>
-              <w:bottom w:w="55" w:type="dxa"/>
+              <w:top w:w="60" w:type="dxa"/>
+              <w:bottom w:w="60" w:type="dxa"/>
               <w:left w:w="100" w:type="dxa"/>
               <w:right w:w="100" w:type="dxa"/>
             </w:tcMar>
@@ -1394,7 +2763,7 @@
           <w:p>
             <w:r>
               <w:rPr>
-                <w:rFonts w:ascii="Inter" w:hAnsi="Inter" w:eastAsia="Inter"/>
+                <w:rFonts w:ascii="Calibri" w:hAnsi="Calibri" w:eastAsia="Calibri"/>
                 <w:b w:val="0"/>
                 <w:i w:val="0"/>
                 <w:color w:val="0F172A"/>
@@ -1411,16 +2780,16 @@
             <w:tcW w:type="dxa" w:w="850"/>
             <w:shd w:val="clear" w:color="auto" w:fill="F8FAFC"/>
             <w:tcBorders>
-              <w:top w:val="single" w:sz="4" w:color="CBD5E1"/>
-              <w:bottom w:val="single" w:sz="4" w:color="CBD5E1"/>
-              <w:left w:val="single" w:sz="4" w:color="CBD5E1"/>
-              <w:right w:val="single" w:sz="4" w:color="CBD5E1"/>
+              <w:top w:val="single" w:sz="3" w:color="CBD5E1"/>
+              <w:bottom w:val="single" w:sz="3" w:color="CBD5E1"/>
+              <w:left w:val="single" w:sz="3" w:color="CBD5E1"/>
+              <w:right w:val="single" w:sz="3" w:color="CBD5E1"/>
               <w:insideH w:val="none" w:sz="0" w:color="auto"/>
               <w:insideV w:val="none" w:sz="0" w:color="auto"/>
             </w:tcBorders>
             <w:tcMar>
-              <w:top w:w="55" w:type="dxa"/>
-              <w:bottom w:w="55" w:type="dxa"/>
+              <w:top w:w="60" w:type="dxa"/>
+              <w:bottom w:w="60" w:type="dxa"/>
               <w:left w:w="100" w:type="dxa"/>
               <w:right w:w="100" w:type="dxa"/>
             </w:tcMar>
@@ -1428,7 +2797,7 @@
           <w:p>
             <w:r>
               <w:rPr>
-                <w:rFonts w:ascii="Inter" w:hAnsi="Inter" w:eastAsia="Inter"/>
+                <w:rFonts w:ascii="Calibri" w:hAnsi="Calibri" w:eastAsia="Calibri"/>
                 <w:b w:val="0"/>
                 <w:i w:val="0"/>
                 <w:color w:val="0F172A"/>
@@ -1440,19 +2809,19 @@
         </w:tc>
         <w:tc>
           <w:tcPr>
-            <w:tcW w:type="dxa" w:w="5102"/>
+            <w:tcW w:type="dxa" w:w="5669"/>
             <w:shd w:val="clear" w:color="auto" w:fill="F8FAFC"/>
             <w:tcBorders>
-              <w:top w:val="single" w:sz="4" w:color="CBD5E1"/>
-              <w:bottom w:val="single" w:sz="4" w:color="CBD5E1"/>
-              <w:left w:val="single" w:sz="4" w:color="CBD5E1"/>
-              <w:right w:val="single" w:sz="4" w:color="CBD5E1"/>
+              <w:top w:val="single" w:sz="3" w:color="CBD5E1"/>
+              <w:bottom w:val="single" w:sz="3" w:color="CBD5E1"/>
+              <w:left w:val="single" w:sz="3" w:color="CBD5E1"/>
+              <w:right w:val="single" w:sz="3" w:color="CBD5E1"/>
               <w:insideH w:val="none" w:sz="0" w:color="auto"/>
               <w:insideV w:val="none" w:sz="0" w:color="auto"/>
             </w:tcBorders>
             <w:tcMar>
-              <w:top w:w="55" w:type="dxa"/>
-              <w:bottom w:w="55" w:type="dxa"/>
+              <w:top w:w="60" w:type="dxa"/>
+              <w:bottom w:w="60" w:type="dxa"/>
               <w:left w:w="100" w:type="dxa"/>
               <w:right w:w="100" w:type="dxa"/>
             </w:tcMar>
@@ -1460,7 +2829,7 @@
           <w:p>
             <w:r>
               <w:rPr>
-                <w:rFonts w:ascii="Inter" w:hAnsi="Inter" w:eastAsia="Inter"/>
+                <w:rFonts w:ascii="Calibri" w:hAnsi="Calibri" w:eastAsia="Calibri"/>
                 <w:b w:val="0"/>
                 <w:i w:val="0"/>
                 <w:color w:val="0F172A"/>
@@ -1475,16 +2844,16 @@
             <w:tcW w:type="dxa" w:w="1701"/>
             <w:shd w:val="clear" w:color="auto" w:fill="F8FAFC"/>
             <w:tcBorders>
-              <w:top w:val="single" w:sz="4" w:color="CBD5E1"/>
-              <w:bottom w:val="single" w:sz="4" w:color="CBD5E1"/>
-              <w:left w:val="single" w:sz="4" w:color="CBD5E1"/>
-              <w:right w:val="single" w:sz="4" w:color="CBD5E1"/>
+              <w:top w:val="single" w:sz="3" w:color="CBD5E1"/>
+              <w:bottom w:val="single" w:sz="3" w:color="CBD5E1"/>
+              <w:left w:val="single" w:sz="3" w:color="CBD5E1"/>
+              <w:right w:val="single" w:sz="3" w:color="CBD5E1"/>
               <w:insideH w:val="none" w:sz="0" w:color="auto"/>
               <w:insideV w:val="none" w:sz="0" w:color="auto"/>
             </w:tcBorders>
             <w:tcMar>
-              <w:top w:w="55" w:type="dxa"/>
-              <w:bottom w:w="55" w:type="dxa"/>
+              <w:top w:w="60" w:type="dxa"/>
+              <w:bottom w:w="60" w:type="dxa"/>
               <w:left w:w="100" w:type="dxa"/>
               <w:right w:w="100" w:type="dxa"/>
             </w:tcMar>
@@ -1492,7 +2861,7 @@
           <w:p>
             <w:r>
               <w:rPr>
-                <w:rFonts w:ascii="Inter" w:hAnsi="Inter" w:eastAsia="Inter"/>
+                <w:rFonts w:ascii="Calibri" w:hAnsi="Calibri" w:eastAsia="Calibri"/>
                 <w:b w:val="0"/>
                 <w:i w:val="0"/>
                 <w:color w:val="0F172A"/>
@@ -1504,19 +2873,19 @@
         </w:tc>
         <w:tc>
           <w:tcPr>
-            <w:tcW w:type="dxa" w:w="2268"/>
+            <w:tcW w:type="dxa" w:w="1701"/>
             <w:shd w:val="clear" w:color="auto" w:fill="F8FAFC"/>
             <w:tcBorders>
-              <w:top w:val="single" w:sz="4" w:color="CBD5E1"/>
-              <w:bottom w:val="single" w:sz="4" w:color="CBD5E1"/>
-              <w:left w:val="single" w:sz="4" w:color="CBD5E1"/>
-              <w:right w:val="single" w:sz="4" w:color="CBD5E1"/>
+              <w:top w:val="single" w:sz="3" w:color="CBD5E1"/>
+              <w:bottom w:val="single" w:sz="3" w:color="CBD5E1"/>
+              <w:left w:val="single" w:sz="3" w:color="CBD5E1"/>
+              <w:right w:val="single" w:sz="3" w:color="CBD5E1"/>
               <w:insideH w:val="none" w:sz="0" w:color="auto"/>
               <w:insideV w:val="none" w:sz="0" w:color="auto"/>
             </w:tcBorders>
             <w:tcMar>
-              <w:top w:w="55" w:type="dxa"/>
-              <w:bottom w:w="55" w:type="dxa"/>
+              <w:top w:w="60" w:type="dxa"/>
+              <w:bottom w:w="60" w:type="dxa"/>
               <w:left w:w="100" w:type="dxa"/>
               <w:right w:w="100" w:type="dxa"/>
             </w:tcMar>
@@ -1524,7 +2893,7 @@
           <w:p>
             <w:r>
               <w:rPr>
-                <w:rFonts w:ascii="Inter" w:hAnsi="Inter" w:eastAsia="Inter"/>
+                <w:rFonts w:ascii="Calibri" w:hAnsi="Calibri" w:eastAsia="Calibri"/>
                 <w:b w:val="0"/>
                 <w:i w:val="0"/>
                 <w:color w:val="0F172A"/>
@@ -1541,16 +2910,16 @@
             <w:tcW w:type="dxa" w:w="850"/>
             <w:shd w:val="clear" w:color="auto" w:fill="FFFFFF"/>
             <w:tcBorders>
-              <w:top w:val="single" w:sz="4" w:color="CBD5E1"/>
-              <w:bottom w:val="single" w:sz="4" w:color="CBD5E1"/>
-              <w:left w:val="single" w:sz="4" w:color="CBD5E1"/>
-              <w:right w:val="single" w:sz="4" w:color="CBD5E1"/>
+              <w:top w:val="single" w:sz="3" w:color="CBD5E1"/>
+              <w:bottom w:val="single" w:sz="3" w:color="CBD5E1"/>
+              <w:left w:val="single" w:sz="3" w:color="CBD5E1"/>
+              <w:right w:val="single" w:sz="3" w:color="CBD5E1"/>
               <w:insideH w:val="none" w:sz="0" w:color="auto"/>
               <w:insideV w:val="none" w:sz="0" w:color="auto"/>
             </w:tcBorders>
             <w:tcMar>
-              <w:top w:w="55" w:type="dxa"/>
-              <w:bottom w:w="55" w:type="dxa"/>
+              <w:top w:w="60" w:type="dxa"/>
+              <w:bottom w:w="60" w:type="dxa"/>
               <w:left w:w="100" w:type="dxa"/>
               <w:right w:w="100" w:type="dxa"/>
             </w:tcMar>
@@ -1558,7 +2927,7 @@
           <w:p>
             <w:r>
               <w:rPr>
-                <w:rFonts w:ascii="Inter" w:hAnsi="Inter" w:eastAsia="Inter"/>
+                <w:rFonts w:ascii="Calibri" w:hAnsi="Calibri" w:eastAsia="Calibri"/>
                 <w:b w:val="0"/>
                 <w:i w:val="0"/>
                 <w:color w:val="0F172A"/>
@@ -1570,19 +2939,19 @@
         </w:tc>
         <w:tc>
           <w:tcPr>
-            <w:tcW w:type="dxa" w:w="5102"/>
+            <w:tcW w:type="dxa" w:w="5669"/>
             <w:shd w:val="clear" w:color="auto" w:fill="FFFFFF"/>
             <w:tcBorders>
-              <w:top w:val="single" w:sz="4" w:color="CBD5E1"/>
-              <w:bottom w:val="single" w:sz="4" w:color="CBD5E1"/>
-              <w:left w:val="single" w:sz="4" w:color="CBD5E1"/>
-              <w:right w:val="single" w:sz="4" w:color="CBD5E1"/>
+              <w:top w:val="single" w:sz="3" w:color="CBD5E1"/>
+              <w:bottom w:val="single" w:sz="3" w:color="CBD5E1"/>
+              <w:left w:val="single" w:sz="3" w:color="CBD5E1"/>
+              <w:right w:val="single" w:sz="3" w:color="CBD5E1"/>
               <w:insideH w:val="none" w:sz="0" w:color="auto"/>
               <w:insideV w:val="none" w:sz="0" w:color="auto"/>
             </w:tcBorders>
             <w:tcMar>
-              <w:top w:w="55" w:type="dxa"/>
-              <w:bottom w:w="55" w:type="dxa"/>
+              <w:top w:w="60" w:type="dxa"/>
+              <w:bottom w:w="60" w:type="dxa"/>
               <w:left w:w="100" w:type="dxa"/>
               <w:right w:w="100" w:type="dxa"/>
             </w:tcMar>
@@ -1590,13 +2959,13 @@
           <w:p>
             <w:r>
               <w:rPr>
-                <w:rFonts w:ascii="Inter" w:hAnsi="Inter" w:eastAsia="Inter"/>
+                <w:rFonts w:ascii="Calibri" w:hAnsi="Calibri" w:eastAsia="Calibri"/>
                 <w:b w:val="0"/>
                 <w:i w:val="0"/>
                 <w:color w:val="0F172A"/>
                 <w:sz w:val="17"/>
               </w:rPr>
-              <w:t>Document known issues, cleanup scope, deadlines, and responsibilities in writing</w:t>
+              <w:t>Document known issues, cleanup scope, deadlines, responsibilities</w:t>
             </w:r>
           </w:p>
         </w:tc>
@@ -1605,16 +2974,16 @@
             <w:tcW w:type="dxa" w:w="1701"/>
             <w:shd w:val="clear" w:color="auto" w:fill="FFFFFF"/>
             <w:tcBorders>
-              <w:top w:val="single" w:sz="4" w:color="CBD5E1"/>
-              <w:bottom w:val="single" w:sz="4" w:color="CBD5E1"/>
-              <w:left w:val="single" w:sz="4" w:color="CBD5E1"/>
-              <w:right w:val="single" w:sz="4" w:color="CBD5E1"/>
+              <w:top w:val="single" w:sz="3" w:color="CBD5E1"/>
+              <w:bottom w:val="single" w:sz="3" w:color="CBD5E1"/>
+              <w:left w:val="single" w:sz="3" w:color="CBD5E1"/>
+              <w:right w:val="single" w:sz="3" w:color="CBD5E1"/>
               <w:insideH w:val="none" w:sz="0" w:color="auto"/>
               <w:insideV w:val="none" w:sz="0" w:color="auto"/>
             </w:tcBorders>
             <w:tcMar>
-              <w:top w:w="55" w:type="dxa"/>
-              <w:bottom w:w="55" w:type="dxa"/>
+              <w:top w:w="60" w:type="dxa"/>
+              <w:bottom w:w="60" w:type="dxa"/>
               <w:left w:w="100" w:type="dxa"/>
               <w:right w:w="100" w:type="dxa"/>
             </w:tcMar>
@@ -1622,7 +2991,7 @@
           <w:p>
             <w:r>
               <w:rPr>
-                <w:rFonts w:ascii="Inter" w:hAnsi="Inter" w:eastAsia="Inter"/>
+                <w:rFonts w:ascii="Calibri" w:hAnsi="Calibri" w:eastAsia="Calibri"/>
                 <w:b w:val="0"/>
                 <w:i w:val="0"/>
                 <w:color w:val="0F172A"/>
@@ -1634,19 +3003,19 @@
         </w:tc>
         <w:tc>
           <w:tcPr>
-            <w:tcW w:type="dxa" w:w="2268"/>
+            <w:tcW w:type="dxa" w:w="1701"/>
             <w:shd w:val="clear" w:color="auto" w:fill="FFFFFF"/>
             <w:tcBorders>
-              <w:top w:val="single" w:sz="4" w:color="CBD5E1"/>
-              <w:bottom w:val="single" w:sz="4" w:color="CBD5E1"/>
-              <w:left w:val="single" w:sz="4" w:color="CBD5E1"/>
-              <w:right w:val="single" w:sz="4" w:color="CBD5E1"/>
+              <w:top w:val="single" w:sz="3" w:color="CBD5E1"/>
+              <w:bottom w:val="single" w:sz="3" w:color="CBD5E1"/>
+              <w:left w:val="single" w:sz="3" w:color="CBD5E1"/>
+              <w:right w:val="single" w:sz="3" w:color="CBD5E1"/>
               <w:insideH w:val="none" w:sz="0" w:color="auto"/>
               <w:insideV w:val="none" w:sz="0" w:color="auto"/>
             </w:tcBorders>
             <w:tcMar>
-              <w:top w:w="55" w:type="dxa"/>
-              <w:bottom w:w="55" w:type="dxa"/>
+              <w:top w:w="60" w:type="dxa"/>
+              <w:bottom w:w="60" w:type="dxa"/>
               <w:left w:w="100" w:type="dxa"/>
               <w:right w:w="100" w:type="dxa"/>
             </w:tcMar>
@@ -1654,7 +3023,7 @@
           <w:p>
             <w:r>
               <w:rPr>
-                <w:rFonts w:ascii="Inter" w:hAnsi="Inter" w:eastAsia="Inter"/>
+                <w:rFonts w:ascii="Calibri" w:hAnsi="Calibri" w:eastAsia="Calibri"/>
                 <w:b w:val="0"/>
                 <w:i w:val="0"/>
                 <w:color w:val="0F172A"/>
@@ -1671,16 +3040,16 @@
             <w:tcW w:type="dxa" w:w="850"/>
             <w:shd w:val="clear" w:color="auto" w:fill="F8FAFC"/>
             <w:tcBorders>
-              <w:top w:val="single" w:sz="4" w:color="CBD5E1"/>
-              <w:bottom w:val="single" w:sz="4" w:color="CBD5E1"/>
-              <w:left w:val="single" w:sz="4" w:color="CBD5E1"/>
-              <w:right w:val="single" w:sz="4" w:color="CBD5E1"/>
+              <w:top w:val="single" w:sz="3" w:color="CBD5E1"/>
+              <w:bottom w:val="single" w:sz="3" w:color="CBD5E1"/>
+              <w:left w:val="single" w:sz="3" w:color="CBD5E1"/>
+              <w:right w:val="single" w:sz="3" w:color="CBD5E1"/>
               <w:insideH w:val="none" w:sz="0" w:color="auto"/>
               <w:insideV w:val="none" w:sz="0" w:color="auto"/>
             </w:tcBorders>
             <w:tcMar>
-              <w:top w:w="55" w:type="dxa"/>
-              <w:bottom w:w="55" w:type="dxa"/>
+              <w:top w:w="60" w:type="dxa"/>
+              <w:bottom w:w="60" w:type="dxa"/>
               <w:left w:w="100" w:type="dxa"/>
               <w:right w:w="100" w:type="dxa"/>
             </w:tcMar>
@@ -1688,7 +3057,7 @@
           <w:p>
             <w:r>
               <w:rPr>
-                <w:rFonts w:ascii="Inter" w:hAnsi="Inter" w:eastAsia="Inter"/>
+                <w:rFonts w:ascii="Calibri" w:hAnsi="Calibri" w:eastAsia="Calibri"/>
                 <w:b w:val="0"/>
                 <w:i w:val="0"/>
                 <w:color w:val="0F172A"/>
@@ -1700,19 +3069,19 @@
         </w:tc>
         <w:tc>
           <w:tcPr>
-            <w:tcW w:type="dxa" w:w="5102"/>
+            <w:tcW w:type="dxa" w:w="5669"/>
             <w:shd w:val="clear" w:color="auto" w:fill="F8FAFC"/>
             <w:tcBorders>
-              <w:top w:val="single" w:sz="4" w:color="CBD5E1"/>
-              <w:bottom w:val="single" w:sz="4" w:color="CBD5E1"/>
-              <w:left w:val="single" w:sz="4" w:color="CBD5E1"/>
-              <w:right w:val="single" w:sz="4" w:color="CBD5E1"/>
+              <w:top w:val="single" w:sz="3" w:color="CBD5E1"/>
+              <w:bottom w:val="single" w:sz="3" w:color="CBD5E1"/>
+              <w:left w:val="single" w:sz="3" w:color="CBD5E1"/>
+              <w:right w:val="single" w:sz="3" w:color="CBD5E1"/>
               <w:insideH w:val="none" w:sz="0" w:color="auto"/>
               <w:insideV w:val="none" w:sz="0" w:color="auto"/>
             </w:tcBorders>
             <w:tcMar>
-              <w:top w:w="55" w:type="dxa"/>
-              <w:bottom w:w="55" w:type="dxa"/>
+              <w:top w:w="60" w:type="dxa"/>
+              <w:bottom w:w="60" w:type="dxa"/>
               <w:left w:w="100" w:type="dxa"/>
               <w:right w:w="100" w:type="dxa"/>
             </w:tcMar>
@@ -1720,13 +3089,13 @@
           <w:p>
             <w:r>
               <w:rPr>
-                <w:rFonts w:ascii="Inter" w:hAnsi="Inter" w:eastAsia="Inter"/>
+                <w:rFonts w:ascii="Calibri" w:hAnsi="Calibri" w:eastAsia="Calibri"/>
                 <w:b w:val="0"/>
                 <w:i w:val="0"/>
                 <w:color w:val="0F172A"/>
                 <w:sz w:val="17"/>
               </w:rPr>
-              <w:t>Run kickoff call and send written action summary within 24 hours</w:t>
+              <w:t>Run kickoff call; send written action summary within 24 hours</w:t>
             </w:r>
           </w:p>
         </w:tc>
@@ -1735,16 +3104,16 @@
             <w:tcW w:type="dxa" w:w="1701"/>
             <w:shd w:val="clear" w:color="auto" w:fill="F8FAFC"/>
             <w:tcBorders>
-              <w:top w:val="single" w:sz="4" w:color="CBD5E1"/>
-              <w:bottom w:val="single" w:sz="4" w:color="CBD5E1"/>
-              <w:left w:val="single" w:sz="4" w:color="CBD5E1"/>
-              <w:right w:val="single" w:sz="4" w:color="CBD5E1"/>
+              <w:top w:val="single" w:sz="3" w:color="CBD5E1"/>
+              <w:bottom w:val="single" w:sz="3" w:color="CBD5E1"/>
+              <w:left w:val="single" w:sz="3" w:color="CBD5E1"/>
+              <w:right w:val="single" w:sz="3" w:color="CBD5E1"/>
               <w:insideH w:val="none" w:sz="0" w:color="auto"/>
               <w:insideV w:val="none" w:sz="0" w:color="auto"/>
             </w:tcBorders>
             <w:tcMar>
-              <w:top w:w="55" w:type="dxa"/>
-              <w:bottom w:w="55" w:type="dxa"/>
+              <w:top w:w="60" w:type="dxa"/>
+              <w:bottom w:w="60" w:type="dxa"/>
               <w:left w:w="100" w:type="dxa"/>
               <w:right w:w="100" w:type="dxa"/>
             </w:tcMar>
@@ -1752,7 +3121,7 @@
           <w:p>
             <w:r>
               <w:rPr>
-                <w:rFonts w:ascii="Inter" w:hAnsi="Inter" w:eastAsia="Inter"/>
+                <w:rFonts w:ascii="Calibri" w:hAnsi="Calibri" w:eastAsia="Calibri"/>
                 <w:b w:val="0"/>
                 <w:i w:val="0"/>
                 <w:color w:val="0F172A"/>
@@ -1764,19 +3133,19 @@
         </w:tc>
         <w:tc>
           <w:tcPr>
-            <w:tcW w:type="dxa" w:w="2268"/>
+            <w:tcW w:type="dxa" w:w="1701"/>
             <w:shd w:val="clear" w:color="auto" w:fill="F8FAFC"/>
             <w:tcBorders>
-              <w:top w:val="single" w:sz="4" w:color="CBD5E1"/>
-              <w:bottom w:val="single" w:sz="4" w:color="CBD5E1"/>
-              <w:left w:val="single" w:sz="4" w:color="CBD5E1"/>
-              <w:right w:val="single" w:sz="4" w:color="CBD5E1"/>
+              <w:top w:val="single" w:sz="3" w:color="CBD5E1"/>
+              <w:bottom w:val="single" w:sz="3" w:color="CBD5E1"/>
+              <w:left w:val="single" w:sz="3" w:color="CBD5E1"/>
+              <w:right w:val="single" w:sz="3" w:color="CBD5E1"/>
               <w:insideH w:val="none" w:sz="0" w:color="auto"/>
               <w:insideV w:val="none" w:sz="0" w:color="auto"/>
             </w:tcBorders>
             <w:tcMar>
-              <w:top w:w="55" w:type="dxa"/>
-              <w:bottom w:w="55" w:type="dxa"/>
+              <w:top w:w="60" w:type="dxa"/>
+              <w:bottom w:w="60" w:type="dxa"/>
               <w:left w:w="100" w:type="dxa"/>
               <w:right w:w="100" w:type="dxa"/>
             </w:tcMar>
@@ -1784,7 +3153,7 @@
           <w:p>
             <w:r>
               <w:rPr>
-                <w:rFonts w:ascii="Inter" w:hAnsi="Inter" w:eastAsia="Inter"/>
+                <w:rFonts w:ascii="Calibri" w:hAnsi="Calibri" w:eastAsia="Calibri"/>
                 <w:b w:val="0"/>
                 <w:i w:val="0"/>
                 <w:color w:val="0F172A"/>
@@ -1798,7 +3167,12 @@
     </w:tbl>
     <w:p>
       <w:pPr>
-        <w:spacing w:before="0" w:after="120"/>
+        <w:spacing w:before="0" w:after="160" w:line="276" w:lineRule="auto"/>
+      </w:pPr>
+    </w:p>
+    <w:p>
+      <w:pPr>
+        <w:spacing w:before="200" w:after="0" w:line="276" w:lineRule="auto"/>
       </w:pPr>
     </w:p>
     <w:tbl>
@@ -1808,13 +3182,16 @@
         <w:tblLook w:firstColumn="1" w:firstRow="1" w:lastColumn="0" w:lastRow="0" w:noHBand="0" w:noVBand="1" w:val="04A0"/>
       </w:tblPr>
       <w:tblGrid>
-        <w:gridCol w:w="4703"/>
-        <w:gridCol w:w="4703"/>
+        <w:gridCol w:w="4759"/>
+        <w:gridCol w:w="4759"/>
       </w:tblGrid>
       <w:tr>
+        <w:trPr>
+          <w:trHeight w:val="480" w:hRule="atLeast"/>
+        </w:trPr>
         <w:tc>
           <w:tcPr>
-            <w:tcW w:type="dxa" w:w="850"/>
+            <w:tcW w:type="dxa" w:w="907"/>
             <w:tcBorders>
               <w:top w:val="none" w:sz="0" w:color="auto"/>
               <w:bottom w:val="none" w:sz="0" w:color="auto"/>
@@ -1823,24 +3200,26 @@
               <w:insideH w:val="none" w:sz="0" w:color="auto"/>
               <w:insideV w:val="none" w:sz="0" w:color="auto"/>
             </w:tcBorders>
+            <w:shd w:val="clear" w:color="auto" w:fill="0F766E"/>
             <w:tcMar>
-              <w:top w:w="0" w:type="dxa"/>
-              <w:bottom w:w="0" w:type="dxa"/>
-              <w:left w:w="0" w:type="dxa"/>
-              <w:right w:w="60" w:type="dxa"/>
+              <w:top w:w="100" w:type="dxa"/>
+              <w:bottom w:w="100" w:type="dxa"/>
+              <w:left w:w="140" w:type="dxa"/>
+              <w:right w:w="100" w:type="dxa"/>
             </w:tcMar>
+            <w:vAlign w:val="center"/>
           </w:tcPr>
           <w:p>
             <w:pPr>
-              <w:spacing w:before="0" w:after="0"/>
+              <w:jc w:val="center"/>
             </w:pPr>
             <w:r>
               <w:rPr>
                 <w:rFonts w:ascii="Poppins" w:hAnsi="Poppins" w:eastAsia="Poppins"/>
                 <w:b/>
                 <w:i w:val="0"/>
-                <w:color w:val="0F766E"/>
-                <w:sz w:val="20"/>
+                <w:color w:val="FFFFFF"/>
+                <w:sz w:val="26"/>
               </w:rPr>
               <w:t>02</w:t>
             </w:r>
@@ -1848,7 +3227,7 @@
         </w:tc>
         <w:tc>
           <w:tcPr>
-            <w:tcW w:type="dxa" w:w="4703"/>
+            <w:tcW w:type="dxa" w:w="4759"/>
             <w:tcBorders>
               <w:top w:val="none" w:sz="0" w:color="auto"/>
               <w:bottom w:val="none" w:sz="0" w:color="auto"/>
@@ -1857,26 +3236,35 @@
               <w:insideH w:val="none" w:sz="0" w:color="auto"/>
               <w:insideV w:val="none" w:sz="0" w:color="auto"/>
             </w:tcBorders>
+            <w:shd w:val="clear" w:color="auto" w:fill="0F172A"/>
             <w:tcMar>
-              <w:top w:w="0" w:type="dxa"/>
-              <w:bottom w:w="0" w:type="dxa"/>
-              <w:left w:w="0" w:type="dxa"/>
-              <w:right w:w="0" w:type="dxa"/>
+              <w:top w:w="100" w:type="dxa"/>
+              <w:bottom w:w="100" w:type="dxa"/>
+              <w:left w:w="180" w:type="dxa"/>
+              <w:right w:w="120" w:type="dxa"/>
             </w:tcMar>
+            <w:vAlign w:val="center"/>
           </w:tcPr>
           <w:p>
-            <w:pPr>
-              <w:spacing w:before="0" w:after="0"/>
-            </w:pPr>
             <w:r>
               <w:rPr>
                 <w:rFonts w:ascii="Poppins" w:hAnsi="Poppins" w:eastAsia="Poppins"/>
                 <w:b/>
                 <w:i w:val="0"/>
-                <w:color w:val="0F172A"/>
-                <w:sz w:val="20"/>
+                <w:color w:val="0F766E"/>
+                <w:sz w:val="21"/>
               </w:rPr>
-              <w:t>—  MONTHLY CLOSE CHECKLIST</w:t>
+              <w:t xml:space="preserve">— </w:t>
+            </w:r>
+            <w:r>
+              <w:rPr>
+                <w:rFonts w:ascii="Poppins" w:hAnsi="Poppins" w:eastAsia="Poppins"/>
+                <w:b/>
+                <w:i w:val="0"/>
+                <w:color w:val="FFFFFF"/>
+                <w:sz w:val="21"/>
+              </w:rPr>
+              <w:t>MONTHLY CLOSE CHECKLIST</w:t>
             </w:r>
           </w:p>
         </w:tc>
@@ -1884,1302 +3272,341 @@
     </w:tbl>
     <w:p>
       <w:pPr>
-        <w:spacing w:before="120" w:after="120"/>
-        <w:pBdr>
-          <w:bottom w:val="single" w:sz="8" w:space="1" w:color="0F766E"/>
-        </w:pBdr>
+        <w:spacing w:before="0" w:after="120" w:line="276" w:lineRule="auto"/>
       </w:pPr>
     </w:p>
-    <w:tbl>
-      <w:tblPr>
-        <w:tblStyle w:val="TableGrid"/>
-        <w:tblW w:type="auto" w:w="0"/>
-        <w:jc w:val="center"/>
-        <w:tblLook w:firstColumn="1" w:firstRow="1" w:lastColumn="0" w:lastRow="0" w:noHBand="0" w:noVBand="1" w:val="04A0"/>
-      </w:tblPr>
-      <w:tblGrid>
-        <w:gridCol w:w="3135"/>
-        <w:gridCol w:w="3135"/>
-        <w:gridCol w:w="3135"/>
-      </w:tblGrid>
-      <w:tr>
-        <w:tc>
-          <w:tcPr>
-            <w:tcW w:type="dxa" w:w="850"/>
-            <w:shd w:val="clear" w:color="auto" w:fill="0F766E"/>
-            <w:tcMar>
-              <w:top w:w="70" w:type="dxa"/>
-              <w:bottom w:w="70" w:type="dxa"/>
-              <w:left w:w="100" w:type="dxa"/>
-              <w:right w:w="100" w:type="dxa"/>
-            </w:tcMar>
-            <w:tcBorders>
-              <w:top w:val="none" w:sz="0" w:color="auto"/>
-              <w:bottom w:val="single" w:sz="8" w:color="0F766E"/>
-              <w:left w:val="none" w:sz="0" w:color="auto"/>
-              <w:right w:val="none" w:sz="0" w:color="auto"/>
-              <w:insideH w:val="none" w:sz="0" w:color="auto"/>
-              <w:insideV w:val="none" w:sz="0" w:color="auto"/>
-            </w:tcBorders>
-          </w:tcPr>
-          <w:p>
-            <w:r>
-              <w:rPr>
-                <w:rFonts w:ascii="Poppins" w:hAnsi="Poppins" w:eastAsia="Poppins"/>
-                <w:b/>
-                <w:i w:val="0"/>
-                <w:color w:val="FFFFFF"/>
-                <w:sz w:val="16"/>
-              </w:rPr>
-              <w:t>Step</w:t>
-            </w:r>
-          </w:p>
-        </w:tc>
-        <w:tc>
-          <w:tcPr>
-            <w:tcW w:type="dxa" w:w="7937"/>
-            <w:shd w:val="clear" w:color="auto" w:fill="0F766E"/>
-            <w:tcMar>
-              <w:top w:w="70" w:type="dxa"/>
-              <w:bottom w:w="70" w:type="dxa"/>
-              <w:left w:w="100" w:type="dxa"/>
-              <w:right w:w="100" w:type="dxa"/>
-            </w:tcMar>
-            <w:tcBorders>
-              <w:top w:val="none" w:sz="0" w:color="auto"/>
-              <w:bottom w:val="single" w:sz="8" w:color="0F766E"/>
-              <w:left w:val="none" w:sz="0" w:color="auto"/>
-              <w:right w:val="none" w:sz="0" w:color="auto"/>
-              <w:insideH w:val="none" w:sz="0" w:color="auto"/>
-              <w:insideV w:val="none" w:sz="0" w:color="auto"/>
-            </w:tcBorders>
-          </w:tcPr>
-          <w:p>
-            <w:r>
-              <w:rPr>
-                <w:rFonts w:ascii="Poppins" w:hAnsi="Poppins" w:eastAsia="Poppins"/>
-                <w:b/>
-                <w:i w:val="0"/>
-                <w:color w:val="FFFFFF"/>
-                <w:sz w:val="16"/>
-              </w:rPr>
-              <w:t>Control Point</w:t>
-            </w:r>
-          </w:p>
-        </w:tc>
-        <w:tc>
-          <w:tcPr>
-            <w:tcW w:type="dxa" w:w="1134"/>
-            <w:shd w:val="clear" w:color="auto" w:fill="0F766E"/>
-            <w:tcMar>
-              <w:top w:w="70" w:type="dxa"/>
-              <w:bottom w:w="70" w:type="dxa"/>
-              <w:left w:w="100" w:type="dxa"/>
-              <w:right w:w="100" w:type="dxa"/>
-            </w:tcMar>
-            <w:tcBorders>
-              <w:top w:val="none" w:sz="0" w:color="auto"/>
-              <w:bottom w:val="single" w:sz="8" w:color="0F766E"/>
-              <w:left w:val="none" w:sz="0" w:color="auto"/>
-              <w:right w:val="none" w:sz="0" w:color="auto"/>
-              <w:insideH w:val="none" w:sz="0" w:color="auto"/>
-              <w:insideV w:val="none" w:sz="0" w:color="auto"/>
-            </w:tcBorders>
-          </w:tcPr>
-          <w:p>
-            <w:r>
-              <w:rPr>
-                <w:rFonts w:ascii="Poppins" w:hAnsi="Poppins" w:eastAsia="Poppins"/>
-                <w:b/>
-                <w:i w:val="0"/>
-                <w:color w:val="FFFFFF"/>
-                <w:sz w:val="16"/>
-              </w:rPr>
-              <w:t>Done</w:t>
-            </w:r>
-          </w:p>
-        </w:tc>
-      </w:tr>
-      <w:tr>
-        <w:tc>
-          <w:tcPr>
-            <w:tcW w:type="dxa" w:w="850"/>
-            <w:shd w:val="clear" w:color="auto" w:fill="FFFFFF"/>
-            <w:tcBorders>
-              <w:top w:val="single" w:sz="4" w:color="CBD5E1"/>
-              <w:bottom w:val="single" w:sz="4" w:color="CBD5E1"/>
-              <w:left w:val="single" w:sz="4" w:color="CBD5E1"/>
-              <w:right w:val="single" w:sz="4" w:color="CBD5E1"/>
-              <w:insideH w:val="none" w:sz="0" w:color="auto"/>
-              <w:insideV w:val="none" w:sz="0" w:color="auto"/>
-            </w:tcBorders>
-            <w:tcMar>
-              <w:top w:w="55" w:type="dxa"/>
-              <w:bottom w:w="55" w:type="dxa"/>
-              <w:left w:w="100" w:type="dxa"/>
-              <w:right w:w="100" w:type="dxa"/>
-            </w:tcMar>
-          </w:tcPr>
-          <w:p>
-            <w:r>
-              <w:rPr>
-                <w:rFonts w:ascii="Inter" w:hAnsi="Inter" w:eastAsia="Inter"/>
-                <w:b w:val="0"/>
-                <w:i w:val="0"/>
-                <w:color w:val="0F172A"/>
-                <w:sz w:val="17"/>
-              </w:rPr>
-              <w:t>1</w:t>
-            </w:r>
-          </w:p>
-        </w:tc>
-        <w:tc>
-          <w:tcPr>
-            <w:tcW w:type="dxa" w:w="7937"/>
-            <w:shd w:val="clear" w:color="auto" w:fill="FFFFFF"/>
-            <w:tcBorders>
-              <w:top w:val="single" w:sz="4" w:color="CBD5E1"/>
-              <w:bottom w:val="single" w:sz="4" w:color="CBD5E1"/>
-              <w:left w:val="single" w:sz="4" w:color="CBD5E1"/>
-              <w:right w:val="single" w:sz="4" w:color="CBD5E1"/>
-              <w:insideH w:val="none" w:sz="0" w:color="auto"/>
-              <w:insideV w:val="none" w:sz="0" w:color="auto"/>
-            </w:tcBorders>
-            <w:tcMar>
-              <w:top w:w="55" w:type="dxa"/>
-              <w:bottom w:w="55" w:type="dxa"/>
-              <w:left w:w="100" w:type="dxa"/>
-              <w:right w:w="100" w:type="dxa"/>
-            </w:tcMar>
-          </w:tcPr>
-          <w:p>
-            <w:r>
-              <w:rPr>
-                <w:rFonts w:ascii="Inter" w:hAnsi="Inter" w:eastAsia="Inter"/>
-                <w:b w:val="0"/>
-                <w:i w:val="0"/>
-                <w:color w:val="0F172A"/>
-                <w:sz w:val="17"/>
-              </w:rPr>
-              <w:t>Confirm all bank, card, loan, payroll, and processor data is available</w:t>
-            </w:r>
-          </w:p>
-        </w:tc>
-        <w:tc>
-          <w:tcPr>
-            <w:tcW w:type="dxa" w:w="1134"/>
-            <w:shd w:val="clear" w:color="auto" w:fill="FFFFFF"/>
-            <w:tcBorders>
-              <w:top w:val="single" w:sz="4" w:color="CBD5E1"/>
-              <w:bottom w:val="single" w:sz="4" w:color="CBD5E1"/>
-              <w:left w:val="single" w:sz="4" w:color="CBD5E1"/>
-              <w:right w:val="single" w:sz="4" w:color="CBD5E1"/>
-              <w:insideH w:val="none" w:sz="0" w:color="auto"/>
-              <w:insideV w:val="none" w:sz="0" w:color="auto"/>
-            </w:tcBorders>
-            <w:tcMar>
-              <w:top w:w="55" w:type="dxa"/>
-              <w:bottom w:w="55" w:type="dxa"/>
-              <w:left w:w="100" w:type="dxa"/>
-              <w:right w:w="100" w:type="dxa"/>
-            </w:tcMar>
-          </w:tcPr>
-          <w:p>
-            <w:r>
-              <w:rPr>
-                <w:rFonts w:ascii="Inter" w:hAnsi="Inter" w:eastAsia="Inter"/>
-                <w:b w:val="0"/>
-                <w:i w:val="0"/>
-                <w:color w:val="0F172A"/>
-                <w:sz w:val="17"/>
-              </w:rPr>
-              <w:t>[ ]</w:t>
-            </w:r>
-          </w:p>
-        </w:tc>
-      </w:tr>
-      <w:tr>
-        <w:tc>
-          <w:tcPr>
-            <w:tcW w:type="dxa" w:w="850"/>
-            <w:shd w:val="clear" w:color="auto" w:fill="F8FAFC"/>
-            <w:tcBorders>
-              <w:top w:val="single" w:sz="4" w:color="CBD5E1"/>
-              <w:bottom w:val="single" w:sz="4" w:color="CBD5E1"/>
-              <w:left w:val="single" w:sz="4" w:color="CBD5E1"/>
-              <w:right w:val="single" w:sz="4" w:color="CBD5E1"/>
-              <w:insideH w:val="none" w:sz="0" w:color="auto"/>
-              <w:insideV w:val="none" w:sz="0" w:color="auto"/>
-            </w:tcBorders>
-            <w:tcMar>
-              <w:top w:w="55" w:type="dxa"/>
-              <w:bottom w:w="55" w:type="dxa"/>
-              <w:left w:w="100" w:type="dxa"/>
-              <w:right w:w="100" w:type="dxa"/>
-            </w:tcMar>
-          </w:tcPr>
-          <w:p>
-            <w:r>
-              <w:rPr>
-                <w:rFonts w:ascii="Inter" w:hAnsi="Inter" w:eastAsia="Inter"/>
-                <w:b w:val="0"/>
-                <w:i w:val="0"/>
-                <w:color w:val="0F172A"/>
-                <w:sz w:val="17"/>
-              </w:rPr>
-              <w:t>2</w:t>
-            </w:r>
-          </w:p>
-        </w:tc>
-        <w:tc>
-          <w:tcPr>
-            <w:tcW w:type="dxa" w:w="7937"/>
-            <w:shd w:val="clear" w:color="auto" w:fill="F8FAFC"/>
-            <w:tcBorders>
-              <w:top w:val="single" w:sz="4" w:color="CBD5E1"/>
-              <w:bottom w:val="single" w:sz="4" w:color="CBD5E1"/>
-              <w:left w:val="single" w:sz="4" w:color="CBD5E1"/>
-              <w:right w:val="single" w:sz="4" w:color="CBD5E1"/>
-              <w:insideH w:val="none" w:sz="0" w:color="auto"/>
-              <w:insideV w:val="none" w:sz="0" w:color="auto"/>
-            </w:tcBorders>
-            <w:tcMar>
-              <w:top w:w="55" w:type="dxa"/>
-              <w:bottom w:w="55" w:type="dxa"/>
-              <w:left w:w="100" w:type="dxa"/>
-              <w:right w:w="100" w:type="dxa"/>
-            </w:tcMar>
-          </w:tcPr>
-          <w:p>
-            <w:r>
-              <w:rPr>
-                <w:rFonts w:ascii="Inter" w:hAnsi="Inter" w:eastAsia="Inter"/>
-                <w:b w:val="0"/>
-                <w:i w:val="0"/>
-                <w:color w:val="0F172A"/>
-                <w:sz w:val="17"/>
-              </w:rPr>
-              <w:t>Import / sync transactions; investigate duplicates or failed feeds</w:t>
-            </w:r>
-          </w:p>
-        </w:tc>
-        <w:tc>
-          <w:tcPr>
-            <w:tcW w:type="dxa" w:w="1134"/>
-            <w:shd w:val="clear" w:color="auto" w:fill="F8FAFC"/>
-            <w:tcBorders>
-              <w:top w:val="single" w:sz="4" w:color="CBD5E1"/>
-              <w:bottom w:val="single" w:sz="4" w:color="CBD5E1"/>
-              <w:left w:val="single" w:sz="4" w:color="CBD5E1"/>
-              <w:right w:val="single" w:sz="4" w:color="CBD5E1"/>
-              <w:insideH w:val="none" w:sz="0" w:color="auto"/>
-              <w:insideV w:val="none" w:sz="0" w:color="auto"/>
-            </w:tcBorders>
-            <w:tcMar>
-              <w:top w:w="55" w:type="dxa"/>
-              <w:bottom w:w="55" w:type="dxa"/>
-              <w:left w:w="100" w:type="dxa"/>
-              <w:right w:w="100" w:type="dxa"/>
-            </w:tcMar>
-          </w:tcPr>
-          <w:p>
-            <w:r>
-              <w:rPr>
-                <w:rFonts w:ascii="Inter" w:hAnsi="Inter" w:eastAsia="Inter"/>
-                <w:b w:val="0"/>
-                <w:i w:val="0"/>
-                <w:color w:val="0F172A"/>
-                <w:sz w:val="17"/>
-              </w:rPr>
-              <w:t>[ ]</w:t>
-            </w:r>
-          </w:p>
-        </w:tc>
-      </w:tr>
-      <w:tr>
-        <w:tc>
-          <w:tcPr>
-            <w:tcW w:type="dxa" w:w="850"/>
-            <w:shd w:val="clear" w:color="auto" w:fill="FFFFFF"/>
-            <w:tcBorders>
-              <w:top w:val="single" w:sz="4" w:color="CBD5E1"/>
-              <w:bottom w:val="single" w:sz="4" w:color="CBD5E1"/>
-              <w:left w:val="single" w:sz="4" w:color="CBD5E1"/>
-              <w:right w:val="single" w:sz="4" w:color="CBD5E1"/>
-              <w:insideH w:val="none" w:sz="0" w:color="auto"/>
-              <w:insideV w:val="none" w:sz="0" w:color="auto"/>
-            </w:tcBorders>
-            <w:tcMar>
-              <w:top w:w="55" w:type="dxa"/>
-              <w:bottom w:w="55" w:type="dxa"/>
-              <w:left w:w="100" w:type="dxa"/>
-              <w:right w:w="100" w:type="dxa"/>
-            </w:tcMar>
-          </w:tcPr>
-          <w:p>
-            <w:r>
-              <w:rPr>
-                <w:rFonts w:ascii="Inter" w:hAnsi="Inter" w:eastAsia="Inter"/>
-                <w:b w:val="0"/>
-                <w:i w:val="0"/>
-                <w:color w:val="0F172A"/>
-                <w:sz w:val="17"/>
-              </w:rPr>
-              <w:t>3</w:t>
-            </w:r>
-          </w:p>
-        </w:tc>
-        <w:tc>
-          <w:tcPr>
-            <w:tcW w:type="dxa" w:w="7937"/>
-            <w:shd w:val="clear" w:color="auto" w:fill="FFFFFF"/>
-            <w:tcBorders>
-              <w:top w:val="single" w:sz="4" w:color="CBD5E1"/>
-              <w:bottom w:val="single" w:sz="4" w:color="CBD5E1"/>
-              <w:left w:val="single" w:sz="4" w:color="CBD5E1"/>
-              <w:right w:val="single" w:sz="4" w:color="CBD5E1"/>
-              <w:insideH w:val="none" w:sz="0" w:color="auto"/>
-              <w:insideV w:val="none" w:sz="0" w:color="auto"/>
-            </w:tcBorders>
-            <w:tcMar>
-              <w:top w:w="55" w:type="dxa"/>
-              <w:bottom w:w="55" w:type="dxa"/>
-              <w:left w:w="100" w:type="dxa"/>
-              <w:right w:w="100" w:type="dxa"/>
-            </w:tcMar>
-          </w:tcPr>
-          <w:p>
-            <w:r>
-              <w:rPr>
-                <w:rFonts w:ascii="Inter" w:hAnsi="Inter" w:eastAsia="Inter"/>
-                <w:b w:val="0"/>
-                <w:i w:val="0"/>
-                <w:color w:val="0F172A"/>
-                <w:sz w:val="17"/>
-              </w:rPr>
-              <w:t>Categorise all transactions; resolve uncategorised / suspense items</w:t>
-            </w:r>
-          </w:p>
-        </w:tc>
-        <w:tc>
-          <w:tcPr>
-            <w:tcW w:type="dxa" w:w="1134"/>
-            <w:shd w:val="clear" w:color="auto" w:fill="FFFFFF"/>
-            <w:tcBorders>
-              <w:top w:val="single" w:sz="4" w:color="CBD5E1"/>
-              <w:bottom w:val="single" w:sz="4" w:color="CBD5E1"/>
-              <w:left w:val="single" w:sz="4" w:color="CBD5E1"/>
-              <w:right w:val="single" w:sz="4" w:color="CBD5E1"/>
-              <w:insideH w:val="none" w:sz="0" w:color="auto"/>
-              <w:insideV w:val="none" w:sz="0" w:color="auto"/>
-            </w:tcBorders>
-            <w:tcMar>
-              <w:top w:w="55" w:type="dxa"/>
-              <w:bottom w:w="55" w:type="dxa"/>
-              <w:left w:w="100" w:type="dxa"/>
-              <w:right w:w="100" w:type="dxa"/>
-            </w:tcMar>
-          </w:tcPr>
-          <w:p>
-            <w:r>
-              <w:rPr>
-                <w:rFonts w:ascii="Inter" w:hAnsi="Inter" w:eastAsia="Inter"/>
-                <w:b w:val="0"/>
-                <w:i w:val="0"/>
-                <w:color w:val="0F172A"/>
-                <w:sz w:val="17"/>
-              </w:rPr>
-              <w:t>[ ]</w:t>
-            </w:r>
-          </w:p>
-        </w:tc>
-      </w:tr>
-      <w:tr>
-        <w:tc>
-          <w:tcPr>
-            <w:tcW w:type="dxa" w:w="850"/>
-            <w:shd w:val="clear" w:color="auto" w:fill="F8FAFC"/>
-            <w:tcBorders>
-              <w:top w:val="single" w:sz="4" w:color="CBD5E1"/>
-              <w:bottom w:val="single" w:sz="4" w:color="CBD5E1"/>
-              <w:left w:val="single" w:sz="4" w:color="CBD5E1"/>
-              <w:right w:val="single" w:sz="4" w:color="CBD5E1"/>
-              <w:insideH w:val="none" w:sz="0" w:color="auto"/>
-              <w:insideV w:val="none" w:sz="0" w:color="auto"/>
-            </w:tcBorders>
-            <w:tcMar>
-              <w:top w:w="55" w:type="dxa"/>
-              <w:bottom w:w="55" w:type="dxa"/>
-              <w:left w:w="100" w:type="dxa"/>
-              <w:right w:w="100" w:type="dxa"/>
-            </w:tcMar>
-          </w:tcPr>
-          <w:p>
-            <w:r>
-              <w:rPr>
-                <w:rFonts w:ascii="Inter" w:hAnsi="Inter" w:eastAsia="Inter"/>
-                <w:b w:val="0"/>
-                <w:i w:val="0"/>
-                <w:color w:val="0F172A"/>
-                <w:sz w:val="17"/>
-              </w:rPr>
-              <w:t>4</w:t>
-            </w:r>
-          </w:p>
-        </w:tc>
-        <w:tc>
-          <w:tcPr>
-            <w:tcW w:type="dxa" w:w="7937"/>
-            <w:shd w:val="clear" w:color="auto" w:fill="F8FAFC"/>
-            <w:tcBorders>
-              <w:top w:val="single" w:sz="4" w:color="CBD5E1"/>
-              <w:bottom w:val="single" w:sz="4" w:color="CBD5E1"/>
-              <w:left w:val="single" w:sz="4" w:color="CBD5E1"/>
-              <w:right w:val="single" w:sz="4" w:color="CBD5E1"/>
-              <w:insideH w:val="none" w:sz="0" w:color="auto"/>
-              <w:insideV w:val="none" w:sz="0" w:color="auto"/>
-            </w:tcBorders>
-            <w:tcMar>
-              <w:top w:w="55" w:type="dxa"/>
-              <w:bottom w:w="55" w:type="dxa"/>
-              <w:left w:w="100" w:type="dxa"/>
-              <w:right w:w="100" w:type="dxa"/>
-            </w:tcMar>
-          </w:tcPr>
-          <w:p>
-            <w:r>
-              <w:rPr>
-                <w:rFonts w:ascii="Inter" w:hAnsi="Inter" w:eastAsia="Inter"/>
-                <w:b w:val="0"/>
-                <w:i w:val="0"/>
-                <w:color w:val="0F172A"/>
-                <w:sz w:val="17"/>
-              </w:rPr>
-              <w:t>Reconcile every bank and credit-card account to statements</w:t>
-            </w:r>
-          </w:p>
-        </w:tc>
-        <w:tc>
-          <w:tcPr>
-            <w:tcW w:type="dxa" w:w="1134"/>
-            <w:shd w:val="clear" w:color="auto" w:fill="F8FAFC"/>
-            <w:tcBorders>
-              <w:top w:val="single" w:sz="4" w:color="CBD5E1"/>
-              <w:bottom w:val="single" w:sz="4" w:color="CBD5E1"/>
-              <w:left w:val="single" w:sz="4" w:color="CBD5E1"/>
-              <w:right w:val="single" w:sz="4" w:color="CBD5E1"/>
-              <w:insideH w:val="none" w:sz="0" w:color="auto"/>
-              <w:insideV w:val="none" w:sz="0" w:color="auto"/>
-            </w:tcBorders>
-            <w:tcMar>
-              <w:top w:w="55" w:type="dxa"/>
-              <w:bottom w:w="55" w:type="dxa"/>
-              <w:left w:w="100" w:type="dxa"/>
-              <w:right w:w="100" w:type="dxa"/>
-            </w:tcMar>
-          </w:tcPr>
-          <w:p>
-            <w:r>
-              <w:rPr>
-                <w:rFonts w:ascii="Inter" w:hAnsi="Inter" w:eastAsia="Inter"/>
-                <w:b w:val="0"/>
-                <w:i w:val="0"/>
-                <w:color w:val="0F172A"/>
-                <w:sz w:val="17"/>
-              </w:rPr>
-              <w:t>[ ]</w:t>
-            </w:r>
-          </w:p>
-        </w:tc>
-      </w:tr>
-      <w:tr>
-        <w:tc>
-          <w:tcPr>
-            <w:tcW w:type="dxa" w:w="850"/>
-            <w:shd w:val="clear" w:color="auto" w:fill="FFFFFF"/>
-            <w:tcBorders>
-              <w:top w:val="single" w:sz="4" w:color="CBD5E1"/>
-              <w:bottom w:val="single" w:sz="4" w:color="CBD5E1"/>
-              <w:left w:val="single" w:sz="4" w:color="CBD5E1"/>
-              <w:right w:val="single" w:sz="4" w:color="CBD5E1"/>
-              <w:insideH w:val="none" w:sz="0" w:color="auto"/>
-              <w:insideV w:val="none" w:sz="0" w:color="auto"/>
-            </w:tcBorders>
-            <w:tcMar>
-              <w:top w:w="55" w:type="dxa"/>
-              <w:bottom w:w="55" w:type="dxa"/>
-              <w:left w:w="100" w:type="dxa"/>
-              <w:right w:w="100" w:type="dxa"/>
-            </w:tcMar>
-          </w:tcPr>
-          <w:p>
-            <w:r>
-              <w:rPr>
-                <w:rFonts w:ascii="Inter" w:hAnsi="Inter" w:eastAsia="Inter"/>
-                <w:b w:val="0"/>
-                <w:i w:val="0"/>
-                <w:color w:val="0F172A"/>
-                <w:sz w:val="17"/>
-              </w:rPr>
-              <w:t>5</w:t>
-            </w:r>
-          </w:p>
-        </w:tc>
-        <w:tc>
-          <w:tcPr>
-            <w:tcW w:type="dxa" w:w="7937"/>
-            <w:shd w:val="clear" w:color="auto" w:fill="FFFFFF"/>
-            <w:tcBorders>
-              <w:top w:val="single" w:sz="4" w:color="CBD5E1"/>
-              <w:bottom w:val="single" w:sz="4" w:color="CBD5E1"/>
-              <w:left w:val="single" w:sz="4" w:color="CBD5E1"/>
-              <w:right w:val="single" w:sz="4" w:color="CBD5E1"/>
-              <w:insideH w:val="none" w:sz="0" w:color="auto"/>
-              <w:insideV w:val="none" w:sz="0" w:color="auto"/>
-            </w:tcBorders>
-            <w:tcMar>
-              <w:top w:w="55" w:type="dxa"/>
-              <w:bottom w:w="55" w:type="dxa"/>
-              <w:left w:w="100" w:type="dxa"/>
-              <w:right w:w="100" w:type="dxa"/>
-            </w:tcMar>
-          </w:tcPr>
-          <w:p>
-            <w:r>
-              <w:rPr>
-                <w:rFonts w:ascii="Inter" w:hAnsi="Inter" w:eastAsia="Inter"/>
-                <w:b w:val="0"/>
-                <w:i w:val="0"/>
-                <w:color w:val="0F172A"/>
-                <w:sz w:val="17"/>
-              </w:rPr>
-              <w:t>Reconcile loans, payroll liabilities, sales-tax/VAT, and clearing accounts</w:t>
-            </w:r>
-          </w:p>
-        </w:tc>
-        <w:tc>
-          <w:tcPr>
-            <w:tcW w:type="dxa" w:w="1134"/>
-            <w:shd w:val="clear" w:color="auto" w:fill="FFFFFF"/>
-            <w:tcBorders>
-              <w:top w:val="single" w:sz="4" w:color="CBD5E1"/>
-              <w:bottom w:val="single" w:sz="4" w:color="CBD5E1"/>
-              <w:left w:val="single" w:sz="4" w:color="CBD5E1"/>
-              <w:right w:val="single" w:sz="4" w:color="CBD5E1"/>
-              <w:insideH w:val="none" w:sz="0" w:color="auto"/>
-              <w:insideV w:val="none" w:sz="0" w:color="auto"/>
-            </w:tcBorders>
-            <w:tcMar>
-              <w:top w:w="55" w:type="dxa"/>
-              <w:bottom w:w="55" w:type="dxa"/>
-              <w:left w:w="100" w:type="dxa"/>
-              <w:right w:w="100" w:type="dxa"/>
-            </w:tcMar>
-          </w:tcPr>
-          <w:p>
-            <w:r>
-              <w:rPr>
-                <w:rFonts w:ascii="Inter" w:hAnsi="Inter" w:eastAsia="Inter"/>
-                <w:b w:val="0"/>
-                <w:i w:val="0"/>
-                <w:color w:val="0F172A"/>
-                <w:sz w:val="17"/>
-              </w:rPr>
-              <w:t>[ ]</w:t>
-            </w:r>
-          </w:p>
-        </w:tc>
-      </w:tr>
-      <w:tr>
-        <w:tc>
-          <w:tcPr>
-            <w:tcW w:type="dxa" w:w="850"/>
-            <w:shd w:val="clear" w:color="auto" w:fill="F8FAFC"/>
-            <w:tcBorders>
-              <w:top w:val="single" w:sz="4" w:color="CBD5E1"/>
-              <w:bottom w:val="single" w:sz="4" w:color="CBD5E1"/>
-              <w:left w:val="single" w:sz="4" w:color="CBD5E1"/>
-              <w:right w:val="single" w:sz="4" w:color="CBD5E1"/>
-              <w:insideH w:val="none" w:sz="0" w:color="auto"/>
-              <w:insideV w:val="none" w:sz="0" w:color="auto"/>
-            </w:tcBorders>
-            <w:tcMar>
-              <w:top w:w="55" w:type="dxa"/>
-              <w:bottom w:w="55" w:type="dxa"/>
-              <w:left w:w="100" w:type="dxa"/>
-              <w:right w:w="100" w:type="dxa"/>
-            </w:tcMar>
-          </w:tcPr>
-          <w:p>
-            <w:r>
-              <w:rPr>
-                <w:rFonts w:ascii="Inter" w:hAnsi="Inter" w:eastAsia="Inter"/>
-                <w:b w:val="0"/>
-                <w:i w:val="0"/>
-                <w:color w:val="0F172A"/>
-                <w:sz w:val="17"/>
-              </w:rPr>
-              <w:t>6</w:t>
-            </w:r>
-          </w:p>
-        </w:tc>
-        <w:tc>
-          <w:tcPr>
-            <w:tcW w:type="dxa" w:w="7937"/>
-            <w:shd w:val="clear" w:color="auto" w:fill="F8FAFC"/>
-            <w:tcBorders>
-              <w:top w:val="single" w:sz="4" w:color="CBD5E1"/>
-              <w:bottom w:val="single" w:sz="4" w:color="CBD5E1"/>
-              <w:left w:val="single" w:sz="4" w:color="CBD5E1"/>
-              <w:right w:val="single" w:sz="4" w:color="CBD5E1"/>
-              <w:insideH w:val="none" w:sz="0" w:color="auto"/>
-              <w:insideV w:val="none" w:sz="0" w:color="auto"/>
-            </w:tcBorders>
-            <w:tcMar>
-              <w:top w:w="55" w:type="dxa"/>
-              <w:bottom w:w="55" w:type="dxa"/>
-              <w:left w:w="100" w:type="dxa"/>
-              <w:right w:w="100" w:type="dxa"/>
-            </w:tcMar>
-          </w:tcPr>
-          <w:p>
-            <w:r>
-              <w:rPr>
-                <w:rFonts w:ascii="Inter" w:hAnsi="Inter" w:eastAsia="Inter"/>
-                <w:b w:val="0"/>
-                <w:i w:val="0"/>
-                <w:color w:val="0F172A"/>
-                <w:sz w:val="17"/>
-              </w:rPr>
-              <w:t>Review accounts receivable, payable, negative balances, and stale items</w:t>
-            </w:r>
-          </w:p>
-        </w:tc>
-        <w:tc>
-          <w:tcPr>
-            <w:tcW w:type="dxa" w:w="1134"/>
-            <w:shd w:val="clear" w:color="auto" w:fill="F8FAFC"/>
-            <w:tcBorders>
-              <w:top w:val="single" w:sz="4" w:color="CBD5E1"/>
-              <w:bottom w:val="single" w:sz="4" w:color="CBD5E1"/>
-              <w:left w:val="single" w:sz="4" w:color="CBD5E1"/>
-              <w:right w:val="single" w:sz="4" w:color="CBD5E1"/>
-              <w:insideH w:val="none" w:sz="0" w:color="auto"/>
-              <w:insideV w:val="none" w:sz="0" w:color="auto"/>
-            </w:tcBorders>
-            <w:tcMar>
-              <w:top w:w="55" w:type="dxa"/>
-              <w:bottom w:w="55" w:type="dxa"/>
-              <w:left w:w="100" w:type="dxa"/>
-              <w:right w:w="100" w:type="dxa"/>
-            </w:tcMar>
-          </w:tcPr>
-          <w:p>
-            <w:r>
-              <w:rPr>
-                <w:rFonts w:ascii="Inter" w:hAnsi="Inter" w:eastAsia="Inter"/>
-                <w:b w:val="0"/>
-                <w:i w:val="0"/>
-                <w:color w:val="0F172A"/>
-                <w:sz w:val="17"/>
-              </w:rPr>
-              <w:t>[ ]</w:t>
-            </w:r>
-          </w:p>
-        </w:tc>
-      </w:tr>
-      <w:tr>
-        <w:tc>
-          <w:tcPr>
-            <w:tcW w:type="dxa" w:w="850"/>
-            <w:shd w:val="clear" w:color="auto" w:fill="FFFFFF"/>
-            <w:tcBorders>
-              <w:top w:val="single" w:sz="4" w:color="CBD5E1"/>
-              <w:bottom w:val="single" w:sz="4" w:color="CBD5E1"/>
-              <w:left w:val="single" w:sz="4" w:color="CBD5E1"/>
-              <w:right w:val="single" w:sz="4" w:color="CBD5E1"/>
-              <w:insideH w:val="none" w:sz="0" w:color="auto"/>
-              <w:insideV w:val="none" w:sz="0" w:color="auto"/>
-            </w:tcBorders>
-            <w:tcMar>
-              <w:top w:w="55" w:type="dxa"/>
-              <w:bottom w:w="55" w:type="dxa"/>
-              <w:left w:w="100" w:type="dxa"/>
-              <w:right w:w="100" w:type="dxa"/>
-            </w:tcMar>
-          </w:tcPr>
-          <w:p>
-            <w:r>
-              <w:rPr>
-                <w:rFonts w:ascii="Inter" w:hAnsi="Inter" w:eastAsia="Inter"/>
-                <w:b w:val="0"/>
-                <w:i w:val="0"/>
-                <w:color w:val="0F172A"/>
-                <w:sz w:val="17"/>
-              </w:rPr>
-              <w:t>7</w:t>
-            </w:r>
-          </w:p>
-        </w:tc>
-        <w:tc>
-          <w:tcPr>
-            <w:tcW w:type="dxa" w:w="7937"/>
-            <w:shd w:val="clear" w:color="auto" w:fill="FFFFFF"/>
-            <w:tcBorders>
-              <w:top w:val="single" w:sz="4" w:color="CBD5E1"/>
-              <w:bottom w:val="single" w:sz="4" w:color="CBD5E1"/>
-              <w:left w:val="single" w:sz="4" w:color="CBD5E1"/>
-              <w:right w:val="single" w:sz="4" w:color="CBD5E1"/>
-              <w:insideH w:val="none" w:sz="0" w:color="auto"/>
-              <w:insideV w:val="none" w:sz="0" w:color="auto"/>
-            </w:tcBorders>
-            <w:tcMar>
-              <w:top w:w="55" w:type="dxa"/>
-              <w:bottom w:w="55" w:type="dxa"/>
-              <w:left w:w="100" w:type="dxa"/>
-              <w:right w:w="100" w:type="dxa"/>
-            </w:tcMar>
-          </w:tcPr>
-          <w:p>
-            <w:r>
-              <w:rPr>
-                <w:rFonts w:ascii="Inter" w:hAnsi="Inter" w:eastAsia="Inter"/>
-                <w:b w:val="0"/>
-                <w:i w:val="0"/>
-                <w:color w:val="0F172A"/>
-                <w:sz w:val="17"/>
-              </w:rPr>
-              <w:t>Record approved accruals, prepayments, depreciation, and adjustments within scope</w:t>
-            </w:r>
-          </w:p>
-        </w:tc>
-        <w:tc>
-          <w:tcPr>
-            <w:tcW w:type="dxa" w:w="1134"/>
-            <w:shd w:val="clear" w:color="auto" w:fill="FFFFFF"/>
-            <w:tcBorders>
-              <w:top w:val="single" w:sz="4" w:color="CBD5E1"/>
-              <w:bottom w:val="single" w:sz="4" w:color="CBD5E1"/>
-              <w:left w:val="single" w:sz="4" w:color="CBD5E1"/>
-              <w:right w:val="single" w:sz="4" w:color="CBD5E1"/>
-              <w:insideH w:val="none" w:sz="0" w:color="auto"/>
-              <w:insideV w:val="none" w:sz="0" w:color="auto"/>
-            </w:tcBorders>
-            <w:tcMar>
-              <w:top w:w="55" w:type="dxa"/>
-              <w:bottom w:w="55" w:type="dxa"/>
-              <w:left w:w="100" w:type="dxa"/>
-              <w:right w:w="100" w:type="dxa"/>
-            </w:tcMar>
-          </w:tcPr>
-          <w:p>
-            <w:r>
-              <w:rPr>
-                <w:rFonts w:ascii="Inter" w:hAnsi="Inter" w:eastAsia="Inter"/>
-                <w:b w:val="0"/>
-                <w:i w:val="0"/>
-                <w:color w:val="0F172A"/>
-                <w:sz w:val="17"/>
-              </w:rPr>
-              <w:t>[ ]</w:t>
-            </w:r>
-          </w:p>
-        </w:tc>
-      </w:tr>
-      <w:tr>
-        <w:tc>
-          <w:tcPr>
-            <w:tcW w:type="dxa" w:w="850"/>
-            <w:shd w:val="clear" w:color="auto" w:fill="F8FAFC"/>
-            <w:tcBorders>
-              <w:top w:val="single" w:sz="4" w:color="CBD5E1"/>
-              <w:bottom w:val="single" w:sz="4" w:color="CBD5E1"/>
-              <w:left w:val="single" w:sz="4" w:color="CBD5E1"/>
-              <w:right w:val="single" w:sz="4" w:color="CBD5E1"/>
-              <w:insideH w:val="none" w:sz="0" w:color="auto"/>
-              <w:insideV w:val="none" w:sz="0" w:color="auto"/>
-            </w:tcBorders>
-            <w:tcMar>
-              <w:top w:w="55" w:type="dxa"/>
-              <w:bottom w:w="55" w:type="dxa"/>
-              <w:left w:w="100" w:type="dxa"/>
-              <w:right w:w="100" w:type="dxa"/>
-            </w:tcMar>
-          </w:tcPr>
-          <w:p>
-            <w:r>
-              <w:rPr>
-                <w:rFonts w:ascii="Inter" w:hAnsi="Inter" w:eastAsia="Inter"/>
-                <w:b w:val="0"/>
-                <w:i w:val="0"/>
-                <w:color w:val="0F172A"/>
-                <w:sz w:val="17"/>
-              </w:rPr>
-              <w:t>8</w:t>
-            </w:r>
-          </w:p>
-        </w:tc>
-        <w:tc>
-          <w:tcPr>
-            <w:tcW w:type="dxa" w:w="7937"/>
-            <w:shd w:val="clear" w:color="auto" w:fill="F8FAFC"/>
-            <w:tcBorders>
-              <w:top w:val="single" w:sz="4" w:color="CBD5E1"/>
-              <w:bottom w:val="single" w:sz="4" w:color="CBD5E1"/>
-              <w:left w:val="single" w:sz="4" w:color="CBD5E1"/>
-              <w:right w:val="single" w:sz="4" w:color="CBD5E1"/>
-              <w:insideH w:val="none" w:sz="0" w:color="auto"/>
-              <w:insideV w:val="none" w:sz="0" w:color="auto"/>
-            </w:tcBorders>
-            <w:tcMar>
-              <w:top w:w="55" w:type="dxa"/>
-              <w:bottom w:w="55" w:type="dxa"/>
-              <w:left w:w="100" w:type="dxa"/>
-              <w:right w:w="100" w:type="dxa"/>
-            </w:tcMar>
-          </w:tcPr>
-          <w:p>
-            <w:r>
-              <w:rPr>
-                <w:rFonts w:ascii="Inter" w:hAnsi="Inter" w:eastAsia="Inter"/>
-                <w:b w:val="0"/>
-                <w:i w:val="0"/>
-                <w:color w:val="0F172A"/>
-                <w:sz w:val="17"/>
-              </w:rPr>
-              <w:t>Compare current month with prior month and budget; document material variances</w:t>
-            </w:r>
-          </w:p>
-        </w:tc>
-        <w:tc>
-          <w:tcPr>
-            <w:tcW w:type="dxa" w:w="1134"/>
-            <w:shd w:val="clear" w:color="auto" w:fill="F8FAFC"/>
-            <w:tcBorders>
-              <w:top w:val="single" w:sz="4" w:color="CBD5E1"/>
-              <w:bottom w:val="single" w:sz="4" w:color="CBD5E1"/>
-              <w:left w:val="single" w:sz="4" w:color="CBD5E1"/>
-              <w:right w:val="single" w:sz="4" w:color="CBD5E1"/>
-              <w:insideH w:val="none" w:sz="0" w:color="auto"/>
-              <w:insideV w:val="none" w:sz="0" w:color="auto"/>
-            </w:tcBorders>
-            <w:tcMar>
-              <w:top w:w="55" w:type="dxa"/>
-              <w:bottom w:w="55" w:type="dxa"/>
-              <w:left w:w="100" w:type="dxa"/>
-              <w:right w:w="100" w:type="dxa"/>
-            </w:tcMar>
-          </w:tcPr>
-          <w:p>
-            <w:r>
-              <w:rPr>
-                <w:rFonts w:ascii="Inter" w:hAnsi="Inter" w:eastAsia="Inter"/>
-                <w:b w:val="0"/>
-                <w:i w:val="0"/>
-                <w:color w:val="0F172A"/>
-                <w:sz w:val="17"/>
-              </w:rPr>
-              <w:t>[ ]</w:t>
-            </w:r>
-          </w:p>
-        </w:tc>
-      </w:tr>
-      <w:tr>
-        <w:tc>
-          <w:tcPr>
-            <w:tcW w:type="dxa" w:w="850"/>
-            <w:shd w:val="clear" w:color="auto" w:fill="FFFFFF"/>
-            <w:tcBorders>
-              <w:top w:val="single" w:sz="4" w:color="CBD5E1"/>
-              <w:bottom w:val="single" w:sz="4" w:color="CBD5E1"/>
-              <w:left w:val="single" w:sz="4" w:color="CBD5E1"/>
-              <w:right w:val="single" w:sz="4" w:color="CBD5E1"/>
-              <w:insideH w:val="none" w:sz="0" w:color="auto"/>
-              <w:insideV w:val="none" w:sz="0" w:color="auto"/>
-            </w:tcBorders>
-            <w:tcMar>
-              <w:top w:w="55" w:type="dxa"/>
-              <w:bottom w:w="55" w:type="dxa"/>
-              <w:left w:w="100" w:type="dxa"/>
-              <w:right w:w="100" w:type="dxa"/>
-            </w:tcMar>
-          </w:tcPr>
-          <w:p>
-            <w:r>
-              <w:rPr>
-                <w:rFonts w:ascii="Inter" w:hAnsi="Inter" w:eastAsia="Inter"/>
-                <w:b w:val="0"/>
-                <w:i w:val="0"/>
-                <w:color w:val="0F172A"/>
-                <w:sz w:val="17"/>
-              </w:rPr>
-              <w:t>9</w:t>
-            </w:r>
-          </w:p>
-        </w:tc>
-        <w:tc>
-          <w:tcPr>
-            <w:tcW w:type="dxa" w:w="7937"/>
-            <w:shd w:val="clear" w:color="auto" w:fill="FFFFFF"/>
-            <w:tcBorders>
-              <w:top w:val="single" w:sz="4" w:color="CBD5E1"/>
-              <w:bottom w:val="single" w:sz="4" w:color="CBD5E1"/>
-              <w:left w:val="single" w:sz="4" w:color="CBD5E1"/>
-              <w:right w:val="single" w:sz="4" w:color="CBD5E1"/>
-              <w:insideH w:val="none" w:sz="0" w:color="auto"/>
-              <w:insideV w:val="none" w:sz="0" w:color="auto"/>
-            </w:tcBorders>
-            <w:tcMar>
-              <w:top w:w="55" w:type="dxa"/>
-              <w:bottom w:w="55" w:type="dxa"/>
-              <w:left w:w="100" w:type="dxa"/>
-              <w:right w:w="100" w:type="dxa"/>
-            </w:tcMar>
-          </w:tcPr>
-          <w:p>
-            <w:r>
-              <w:rPr>
-                <w:rFonts w:ascii="Inter" w:hAnsi="Inter" w:eastAsia="Inter"/>
-                <w:b w:val="0"/>
-                <w:i w:val="0"/>
-                <w:color w:val="0F172A"/>
-                <w:sz w:val="17"/>
-              </w:rPr>
-              <w:t>Run balance-sheet integrity and reasonableness checks</w:t>
-            </w:r>
-          </w:p>
-        </w:tc>
-        <w:tc>
-          <w:tcPr>
-            <w:tcW w:type="dxa" w:w="1134"/>
-            <w:shd w:val="clear" w:color="auto" w:fill="FFFFFF"/>
-            <w:tcBorders>
-              <w:top w:val="single" w:sz="4" w:color="CBD5E1"/>
-              <w:bottom w:val="single" w:sz="4" w:color="CBD5E1"/>
-              <w:left w:val="single" w:sz="4" w:color="CBD5E1"/>
-              <w:right w:val="single" w:sz="4" w:color="CBD5E1"/>
-              <w:insideH w:val="none" w:sz="0" w:color="auto"/>
-              <w:insideV w:val="none" w:sz="0" w:color="auto"/>
-            </w:tcBorders>
-            <w:tcMar>
-              <w:top w:w="55" w:type="dxa"/>
-              <w:bottom w:w="55" w:type="dxa"/>
-              <w:left w:w="100" w:type="dxa"/>
-              <w:right w:w="100" w:type="dxa"/>
-            </w:tcMar>
-          </w:tcPr>
-          <w:p>
-            <w:r>
-              <w:rPr>
-                <w:rFonts w:ascii="Inter" w:hAnsi="Inter" w:eastAsia="Inter"/>
-                <w:b w:val="0"/>
-                <w:i w:val="0"/>
-                <w:color w:val="0F172A"/>
-                <w:sz w:val="17"/>
-              </w:rPr>
-              <w:t>[ ]</w:t>
-            </w:r>
-          </w:p>
-        </w:tc>
-      </w:tr>
-      <w:tr>
-        <w:tc>
-          <w:tcPr>
-            <w:tcW w:type="dxa" w:w="850"/>
-            <w:shd w:val="clear" w:color="auto" w:fill="F8FAFC"/>
-            <w:tcBorders>
-              <w:top w:val="single" w:sz="4" w:color="CBD5E1"/>
-              <w:bottom w:val="single" w:sz="4" w:color="CBD5E1"/>
-              <w:left w:val="single" w:sz="4" w:color="CBD5E1"/>
-              <w:right w:val="single" w:sz="4" w:color="CBD5E1"/>
-              <w:insideH w:val="none" w:sz="0" w:color="auto"/>
-              <w:insideV w:val="none" w:sz="0" w:color="auto"/>
-            </w:tcBorders>
-            <w:tcMar>
-              <w:top w:w="55" w:type="dxa"/>
-              <w:bottom w:w="55" w:type="dxa"/>
-              <w:left w:w="100" w:type="dxa"/>
-              <w:right w:w="100" w:type="dxa"/>
-            </w:tcMar>
-          </w:tcPr>
-          <w:p>
-            <w:r>
-              <w:rPr>
-                <w:rFonts w:ascii="Inter" w:hAnsi="Inter" w:eastAsia="Inter"/>
-                <w:b w:val="0"/>
-                <w:i w:val="0"/>
-                <w:color w:val="0F172A"/>
-                <w:sz w:val="17"/>
-              </w:rPr>
-              <w:t>10</w:t>
-            </w:r>
-          </w:p>
-        </w:tc>
-        <w:tc>
-          <w:tcPr>
-            <w:tcW w:type="dxa" w:w="7937"/>
-            <w:shd w:val="clear" w:color="auto" w:fill="F8FAFC"/>
-            <w:tcBorders>
-              <w:top w:val="single" w:sz="4" w:color="CBD5E1"/>
-              <w:bottom w:val="single" w:sz="4" w:color="CBD5E1"/>
-              <w:left w:val="single" w:sz="4" w:color="CBD5E1"/>
-              <w:right w:val="single" w:sz="4" w:color="CBD5E1"/>
-              <w:insideH w:val="none" w:sz="0" w:color="auto"/>
-              <w:insideV w:val="none" w:sz="0" w:color="auto"/>
-            </w:tcBorders>
-            <w:tcMar>
-              <w:top w:w="55" w:type="dxa"/>
-              <w:bottom w:w="55" w:type="dxa"/>
-              <w:left w:w="100" w:type="dxa"/>
-              <w:right w:w="100" w:type="dxa"/>
-            </w:tcMar>
-          </w:tcPr>
-          <w:p>
-            <w:r>
-              <w:rPr>
-                <w:rFonts w:ascii="Inter" w:hAnsi="Inter" w:eastAsia="Inter"/>
-                <w:b w:val="0"/>
-                <w:i w:val="0"/>
-                <w:color w:val="0F172A"/>
-                <w:sz w:val="17"/>
-              </w:rPr>
-              <w:t>Prepare consolidated question list and obtain documented responses from client</w:t>
-            </w:r>
-          </w:p>
-        </w:tc>
-        <w:tc>
-          <w:tcPr>
-            <w:tcW w:type="dxa" w:w="1134"/>
-            <w:shd w:val="clear" w:color="auto" w:fill="F8FAFC"/>
-            <w:tcBorders>
-              <w:top w:val="single" w:sz="4" w:color="CBD5E1"/>
-              <w:bottom w:val="single" w:sz="4" w:color="CBD5E1"/>
-              <w:left w:val="single" w:sz="4" w:color="CBD5E1"/>
-              <w:right w:val="single" w:sz="4" w:color="CBD5E1"/>
-              <w:insideH w:val="none" w:sz="0" w:color="auto"/>
-              <w:insideV w:val="none" w:sz="0" w:color="auto"/>
-            </w:tcBorders>
-            <w:tcMar>
-              <w:top w:w="55" w:type="dxa"/>
-              <w:bottom w:w="55" w:type="dxa"/>
-              <w:left w:w="100" w:type="dxa"/>
-              <w:right w:w="100" w:type="dxa"/>
-            </w:tcMar>
-          </w:tcPr>
-          <w:p>
-            <w:r>
-              <w:rPr>
-                <w:rFonts w:ascii="Inter" w:hAnsi="Inter" w:eastAsia="Inter"/>
-                <w:b w:val="0"/>
-                <w:i w:val="0"/>
-                <w:color w:val="0F172A"/>
-                <w:sz w:val="17"/>
-              </w:rPr>
-              <w:t>[ ]</w:t>
-            </w:r>
-          </w:p>
-        </w:tc>
-      </w:tr>
-      <w:tr>
-        <w:tc>
-          <w:tcPr>
-            <w:tcW w:type="dxa" w:w="850"/>
-            <w:shd w:val="clear" w:color="auto" w:fill="FFFFFF"/>
-            <w:tcBorders>
-              <w:top w:val="single" w:sz="4" w:color="CBD5E1"/>
-              <w:bottom w:val="single" w:sz="4" w:color="CBD5E1"/>
-              <w:left w:val="single" w:sz="4" w:color="CBD5E1"/>
-              <w:right w:val="single" w:sz="4" w:color="CBD5E1"/>
-              <w:insideH w:val="none" w:sz="0" w:color="auto"/>
-              <w:insideV w:val="none" w:sz="0" w:color="auto"/>
-            </w:tcBorders>
-            <w:tcMar>
-              <w:top w:w="55" w:type="dxa"/>
-              <w:bottom w:w="55" w:type="dxa"/>
-              <w:left w:w="100" w:type="dxa"/>
-              <w:right w:w="100" w:type="dxa"/>
-            </w:tcMar>
-          </w:tcPr>
-          <w:p>
-            <w:r>
-              <w:rPr>
-                <w:rFonts w:ascii="Inter" w:hAnsi="Inter" w:eastAsia="Inter"/>
-                <w:b w:val="0"/>
-                <w:i w:val="0"/>
-                <w:color w:val="0F172A"/>
-                <w:sz w:val="17"/>
-              </w:rPr>
-              <w:t>11</w:t>
-            </w:r>
-          </w:p>
-        </w:tc>
-        <w:tc>
-          <w:tcPr>
-            <w:tcW w:type="dxa" w:w="7937"/>
-            <w:shd w:val="clear" w:color="auto" w:fill="FFFFFF"/>
-            <w:tcBorders>
-              <w:top w:val="single" w:sz="4" w:color="CBD5E1"/>
-              <w:bottom w:val="single" w:sz="4" w:color="CBD5E1"/>
-              <w:left w:val="single" w:sz="4" w:color="CBD5E1"/>
-              <w:right w:val="single" w:sz="4" w:color="CBD5E1"/>
-              <w:insideH w:val="none" w:sz="0" w:color="auto"/>
-              <w:insideV w:val="none" w:sz="0" w:color="auto"/>
-            </w:tcBorders>
-            <w:tcMar>
-              <w:top w:w="55" w:type="dxa"/>
-              <w:bottom w:w="55" w:type="dxa"/>
-              <w:left w:w="100" w:type="dxa"/>
-              <w:right w:w="100" w:type="dxa"/>
-            </w:tcMar>
-          </w:tcPr>
-          <w:p>
-            <w:r>
-              <w:rPr>
-                <w:rFonts w:ascii="Inter" w:hAnsi="Inter" w:eastAsia="Inter"/>
-                <w:b w:val="0"/>
-                <w:i w:val="0"/>
-                <w:color w:val="0F172A"/>
-                <w:sz w:val="17"/>
-              </w:rPr>
-              <w:t>Finalise P&amp;L, balance sheet, cash summary, and all agreed reports</w:t>
-            </w:r>
-          </w:p>
-        </w:tc>
-        <w:tc>
-          <w:tcPr>
-            <w:tcW w:type="dxa" w:w="1134"/>
-            <w:shd w:val="clear" w:color="auto" w:fill="FFFFFF"/>
-            <w:tcBorders>
-              <w:top w:val="single" w:sz="4" w:color="CBD5E1"/>
-              <w:bottom w:val="single" w:sz="4" w:color="CBD5E1"/>
-              <w:left w:val="single" w:sz="4" w:color="CBD5E1"/>
-              <w:right w:val="single" w:sz="4" w:color="CBD5E1"/>
-              <w:insideH w:val="none" w:sz="0" w:color="auto"/>
-              <w:insideV w:val="none" w:sz="0" w:color="auto"/>
-            </w:tcBorders>
-            <w:tcMar>
-              <w:top w:w="55" w:type="dxa"/>
-              <w:bottom w:w="55" w:type="dxa"/>
-              <w:left w:w="100" w:type="dxa"/>
-              <w:right w:w="100" w:type="dxa"/>
-            </w:tcMar>
-          </w:tcPr>
-          <w:p>
-            <w:r>
-              <w:rPr>
-                <w:rFonts w:ascii="Inter" w:hAnsi="Inter" w:eastAsia="Inter"/>
-                <w:b w:val="0"/>
-                <w:i w:val="0"/>
-                <w:color w:val="0F172A"/>
-                <w:sz w:val="17"/>
-              </w:rPr>
-              <w:t>[ ]</w:t>
-            </w:r>
-          </w:p>
-        </w:tc>
-      </w:tr>
-      <w:tr>
-        <w:tc>
-          <w:tcPr>
-            <w:tcW w:type="dxa" w:w="850"/>
-            <w:shd w:val="clear" w:color="auto" w:fill="F8FAFC"/>
-            <w:tcBorders>
-              <w:top w:val="single" w:sz="4" w:color="CBD5E1"/>
-              <w:bottom w:val="single" w:sz="4" w:color="CBD5E1"/>
-              <w:left w:val="single" w:sz="4" w:color="CBD5E1"/>
-              <w:right w:val="single" w:sz="4" w:color="CBD5E1"/>
-              <w:insideH w:val="none" w:sz="0" w:color="auto"/>
-              <w:insideV w:val="none" w:sz="0" w:color="auto"/>
-            </w:tcBorders>
-            <w:tcMar>
-              <w:top w:w="55" w:type="dxa"/>
-              <w:bottom w:w="55" w:type="dxa"/>
-              <w:left w:w="100" w:type="dxa"/>
-              <w:right w:w="100" w:type="dxa"/>
-            </w:tcMar>
-          </w:tcPr>
-          <w:p>
-            <w:r>
-              <w:rPr>
-                <w:rFonts w:ascii="Inter" w:hAnsi="Inter" w:eastAsia="Inter"/>
-                <w:b w:val="0"/>
-                <w:i w:val="0"/>
-                <w:color w:val="0F172A"/>
-                <w:sz w:val="17"/>
-              </w:rPr>
-              <w:t>12</w:t>
-            </w:r>
-          </w:p>
-        </w:tc>
-        <w:tc>
-          <w:tcPr>
-            <w:tcW w:type="dxa" w:w="7937"/>
-            <w:shd w:val="clear" w:color="auto" w:fill="F8FAFC"/>
-            <w:tcBorders>
-              <w:top w:val="single" w:sz="4" w:color="CBD5E1"/>
-              <w:bottom w:val="single" w:sz="4" w:color="CBD5E1"/>
-              <w:left w:val="single" w:sz="4" w:color="CBD5E1"/>
-              <w:right w:val="single" w:sz="4" w:color="CBD5E1"/>
-              <w:insideH w:val="none" w:sz="0" w:color="auto"/>
-              <w:insideV w:val="none" w:sz="0" w:color="auto"/>
-            </w:tcBorders>
-            <w:tcMar>
-              <w:top w:w="55" w:type="dxa"/>
-              <w:bottom w:w="55" w:type="dxa"/>
-              <w:left w:w="100" w:type="dxa"/>
-              <w:right w:w="100" w:type="dxa"/>
-            </w:tcMar>
-          </w:tcPr>
-          <w:p>
-            <w:r>
-              <w:rPr>
-                <w:rFonts w:ascii="Inter" w:hAnsi="Inter" w:eastAsia="Inter"/>
-                <w:b w:val="0"/>
-                <w:i w:val="0"/>
-                <w:color w:val="0F172A"/>
-                <w:sz w:val="17"/>
-              </w:rPr>
-              <w:t>Complete reviewer sign-off, lock or close period, and deliver to client portal</w:t>
-            </w:r>
-          </w:p>
-        </w:tc>
-        <w:tc>
-          <w:tcPr>
-            <w:tcW w:type="dxa" w:w="1134"/>
-            <w:shd w:val="clear" w:color="auto" w:fill="F8FAFC"/>
-            <w:tcBorders>
-              <w:top w:val="single" w:sz="4" w:color="CBD5E1"/>
-              <w:bottom w:val="single" w:sz="4" w:color="CBD5E1"/>
-              <w:left w:val="single" w:sz="4" w:color="CBD5E1"/>
-              <w:right w:val="single" w:sz="4" w:color="CBD5E1"/>
-              <w:insideH w:val="none" w:sz="0" w:color="auto"/>
-              <w:insideV w:val="none" w:sz="0" w:color="auto"/>
-            </w:tcBorders>
-            <w:tcMar>
-              <w:top w:w="55" w:type="dxa"/>
-              <w:bottom w:w="55" w:type="dxa"/>
-              <w:left w:w="100" w:type="dxa"/>
-              <w:right w:w="100" w:type="dxa"/>
-            </w:tcMar>
-          </w:tcPr>
-          <w:p>
-            <w:r>
-              <w:rPr>
-                <w:rFonts w:ascii="Inter" w:hAnsi="Inter" w:eastAsia="Inter"/>
-                <w:b w:val="0"/>
-                <w:i w:val="0"/>
-                <w:color w:val="0F172A"/>
-                <w:sz w:val="17"/>
-              </w:rPr>
-              <w:t>[ ]</w:t>
-            </w:r>
-          </w:p>
-        </w:tc>
-      </w:tr>
-    </w:tbl>
     <w:p>
       <w:pPr>
-        <w:spacing w:before="0" w:after="120"/>
+        <w:jc w:val="both"/>
+        <w:spacing w:before="0" w:after="80" w:line="276" w:lineRule="auto"/>
+      </w:pPr>
+      <w:r>
+        <w:rPr>
+          <w:rFonts w:ascii="Calibri" w:hAnsi="Calibri" w:eastAsia="Calibri"/>
+          <w:b w:val="0"/>
+          <w:i w:val="0"/>
+          <w:color w:val="0F172A"/>
+          <w:sz w:val="19"/>
+        </w:rPr>
+        <w:t>Work through these control points in sequence every month. Do not proceed past a step if the previous one has unresolved items.</w:t>
+      </w:r>
+    </w:p>
+    <w:p/>
+    <w:p>
+      <w:pPr>
+        <w:spacing w:before="0" w:after="80" w:line="276" w:lineRule="auto"/>
+        <w:ind w:left="180" w:hanging="180"/>
+      </w:pPr>
+      <w:r>
+        <w:rPr>
+          <w:rFonts w:ascii="Calibri" w:hAnsi="Calibri" w:eastAsia="Calibri"/>
+          <w:b/>
+          <w:i w:val="0"/>
+          <w:color w:val="0F172A"/>
+          <w:sz w:val="20"/>
+        </w:rPr>
+        <w:t xml:space="preserve">☐  </w:t>
+      </w:r>
+      <w:r>
+        <w:rPr>
+          <w:rFonts w:ascii="Calibri" w:hAnsi="Calibri" w:eastAsia="Calibri"/>
+          <w:b w:val="0"/>
+          <w:i w:val="0"/>
+          <w:color w:val="0F172A"/>
+          <w:sz w:val="19"/>
+        </w:rPr>
+        <w:t>Confirm all bank, card, loan, payroll, and processor data is available</w:t>
+      </w:r>
+    </w:p>
+    <w:p>
+      <w:pPr>
+        <w:spacing w:before="0" w:after="80" w:line="276" w:lineRule="auto"/>
+        <w:ind w:left="180" w:hanging="180"/>
+      </w:pPr>
+      <w:r>
+        <w:rPr>
+          <w:rFonts w:ascii="Calibri" w:hAnsi="Calibri" w:eastAsia="Calibri"/>
+          <w:b/>
+          <w:i w:val="0"/>
+          <w:color w:val="0F172A"/>
+          <w:sz w:val="20"/>
+        </w:rPr>
+        <w:t xml:space="preserve">☐  </w:t>
+      </w:r>
+      <w:r>
+        <w:rPr>
+          <w:rFonts w:ascii="Calibri" w:hAnsi="Calibri" w:eastAsia="Calibri"/>
+          <w:b w:val="0"/>
+          <w:i w:val="0"/>
+          <w:color w:val="0F172A"/>
+          <w:sz w:val="19"/>
+        </w:rPr>
+        <w:t>Import / sync transactions; investigate duplicates or failed feeds</w:t>
+      </w:r>
+    </w:p>
+    <w:p>
+      <w:pPr>
+        <w:spacing w:before="0" w:after="80" w:line="276" w:lineRule="auto"/>
+        <w:ind w:left="180" w:hanging="180"/>
+      </w:pPr>
+      <w:r>
+        <w:rPr>
+          <w:rFonts w:ascii="Calibri" w:hAnsi="Calibri" w:eastAsia="Calibri"/>
+          <w:b/>
+          <w:i w:val="0"/>
+          <w:color w:val="0F172A"/>
+          <w:sz w:val="20"/>
+        </w:rPr>
+        <w:t xml:space="preserve">☐  </w:t>
+      </w:r>
+      <w:r>
+        <w:rPr>
+          <w:rFonts w:ascii="Calibri" w:hAnsi="Calibri" w:eastAsia="Calibri"/>
+          <w:b w:val="0"/>
+          <w:i w:val="0"/>
+          <w:color w:val="0F172A"/>
+          <w:sz w:val="19"/>
+        </w:rPr>
+        <w:t>Categorise all transactions; resolve uncategorised / suspense items</w:t>
+      </w:r>
+    </w:p>
+    <w:p>
+      <w:pPr>
+        <w:spacing w:before="0" w:after="80" w:line="276" w:lineRule="auto"/>
+        <w:ind w:left="180" w:hanging="180"/>
+      </w:pPr>
+      <w:r>
+        <w:rPr>
+          <w:rFonts w:ascii="Calibri" w:hAnsi="Calibri" w:eastAsia="Calibri"/>
+          <w:b/>
+          <w:i w:val="0"/>
+          <w:color w:val="0F172A"/>
+          <w:sz w:val="20"/>
+        </w:rPr>
+        <w:t xml:space="preserve">☐  </w:t>
+      </w:r>
+      <w:r>
+        <w:rPr>
+          <w:rFonts w:ascii="Calibri" w:hAnsi="Calibri" w:eastAsia="Calibri"/>
+          <w:b w:val="0"/>
+          <w:i w:val="0"/>
+          <w:color w:val="0F172A"/>
+          <w:sz w:val="19"/>
+        </w:rPr>
+        <w:t>Reconcile every bank and credit-card account to statements</w:t>
+      </w:r>
+    </w:p>
+    <w:p>
+      <w:pPr>
+        <w:spacing w:before="0" w:after="80" w:line="276" w:lineRule="auto"/>
+        <w:ind w:left="180" w:hanging="180"/>
+      </w:pPr>
+      <w:r>
+        <w:rPr>
+          <w:rFonts w:ascii="Calibri" w:hAnsi="Calibri" w:eastAsia="Calibri"/>
+          <w:b/>
+          <w:i w:val="0"/>
+          <w:color w:val="0F172A"/>
+          <w:sz w:val="20"/>
+        </w:rPr>
+        <w:t xml:space="preserve">☐  </w:t>
+      </w:r>
+      <w:r>
+        <w:rPr>
+          <w:rFonts w:ascii="Calibri" w:hAnsi="Calibri" w:eastAsia="Calibri"/>
+          <w:b w:val="0"/>
+          <w:i w:val="0"/>
+          <w:color w:val="0F172A"/>
+          <w:sz w:val="19"/>
+        </w:rPr>
+        <w:t>Reconcile loans, payroll liabilities, sales-tax/VAT, and clearing accounts</w:t>
+      </w:r>
+    </w:p>
+    <w:p>
+      <w:pPr>
+        <w:spacing w:before="0" w:after="80" w:line="276" w:lineRule="auto"/>
+        <w:ind w:left="180" w:hanging="180"/>
+      </w:pPr>
+      <w:r>
+        <w:rPr>
+          <w:rFonts w:ascii="Calibri" w:hAnsi="Calibri" w:eastAsia="Calibri"/>
+          <w:b/>
+          <w:i w:val="0"/>
+          <w:color w:val="0F172A"/>
+          <w:sz w:val="20"/>
+        </w:rPr>
+        <w:t xml:space="preserve">☐  </w:t>
+      </w:r>
+      <w:r>
+        <w:rPr>
+          <w:rFonts w:ascii="Calibri" w:hAnsi="Calibri" w:eastAsia="Calibri"/>
+          <w:b w:val="0"/>
+          <w:i w:val="0"/>
+          <w:color w:val="0F172A"/>
+          <w:sz w:val="19"/>
+        </w:rPr>
+        <w:t>Review accounts receivable, payable, negative balances, and stale items</w:t>
+      </w:r>
+    </w:p>
+    <w:p>
+      <w:pPr>
+        <w:spacing w:before="0" w:after="80" w:line="276" w:lineRule="auto"/>
+        <w:ind w:left="180" w:hanging="180"/>
+      </w:pPr>
+      <w:r>
+        <w:rPr>
+          <w:rFonts w:ascii="Calibri" w:hAnsi="Calibri" w:eastAsia="Calibri"/>
+          <w:b/>
+          <w:i w:val="0"/>
+          <w:color w:val="0F172A"/>
+          <w:sz w:val="20"/>
+        </w:rPr>
+        <w:t xml:space="preserve">☐  </w:t>
+      </w:r>
+      <w:r>
+        <w:rPr>
+          <w:rFonts w:ascii="Calibri" w:hAnsi="Calibri" w:eastAsia="Calibri"/>
+          <w:b w:val="0"/>
+          <w:i w:val="0"/>
+          <w:color w:val="0F172A"/>
+          <w:sz w:val="19"/>
+        </w:rPr>
+        <w:t>Record approved accruals, prepayments, depreciation, and adjustments within scope</w:t>
+      </w:r>
+    </w:p>
+    <w:p>
+      <w:pPr>
+        <w:spacing w:before="0" w:after="80" w:line="276" w:lineRule="auto"/>
+        <w:ind w:left="180" w:hanging="180"/>
+      </w:pPr>
+      <w:r>
+        <w:rPr>
+          <w:rFonts w:ascii="Calibri" w:hAnsi="Calibri" w:eastAsia="Calibri"/>
+          <w:b/>
+          <w:i w:val="0"/>
+          <w:color w:val="0F172A"/>
+          <w:sz w:val="20"/>
+        </w:rPr>
+        <w:t xml:space="preserve">☐  </w:t>
+      </w:r>
+      <w:r>
+        <w:rPr>
+          <w:rFonts w:ascii="Calibri" w:hAnsi="Calibri" w:eastAsia="Calibri"/>
+          <w:b w:val="0"/>
+          <w:i w:val="0"/>
+          <w:color w:val="0F172A"/>
+          <w:sz w:val="19"/>
+        </w:rPr>
+        <w:t>Compare current month with prior month and budget; document material variances</w:t>
+      </w:r>
+    </w:p>
+    <w:p>
+      <w:pPr>
+        <w:spacing w:before="0" w:after="80" w:line="276" w:lineRule="auto"/>
+        <w:ind w:left="180" w:hanging="180"/>
+      </w:pPr>
+      <w:r>
+        <w:rPr>
+          <w:rFonts w:ascii="Calibri" w:hAnsi="Calibri" w:eastAsia="Calibri"/>
+          <w:b/>
+          <w:i w:val="0"/>
+          <w:color w:val="0F172A"/>
+          <w:sz w:val="20"/>
+        </w:rPr>
+        <w:t xml:space="preserve">☐  </w:t>
+      </w:r>
+      <w:r>
+        <w:rPr>
+          <w:rFonts w:ascii="Calibri" w:hAnsi="Calibri" w:eastAsia="Calibri"/>
+          <w:b w:val="0"/>
+          <w:i w:val="0"/>
+          <w:color w:val="0F172A"/>
+          <w:sz w:val="19"/>
+        </w:rPr>
+        <w:t>Run balance-sheet integrity and reasonableness checks</w:t>
+      </w:r>
+    </w:p>
+    <w:p>
+      <w:pPr>
+        <w:spacing w:before="0" w:after="80" w:line="276" w:lineRule="auto"/>
+        <w:ind w:left="180" w:hanging="180"/>
+      </w:pPr>
+      <w:r>
+        <w:rPr>
+          <w:rFonts w:ascii="Calibri" w:hAnsi="Calibri" w:eastAsia="Calibri"/>
+          <w:b/>
+          <w:i w:val="0"/>
+          <w:color w:val="0F172A"/>
+          <w:sz w:val="20"/>
+        </w:rPr>
+        <w:t xml:space="preserve">☐  </w:t>
+      </w:r>
+      <w:r>
+        <w:rPr>
+          <w:rFonts w:ascii="Calibri" w:hAnsi="Calibri" w:eastAsia="Calibri"/>
+          <w:b w:val="0"/>
+          <w:i w:val="0"/>
+          <w:color w:val="0F172A"/>
+          <w:sz w:val="19"/>
+        </w:rPr>
+        <w:t>Prepare consolidated question list and obtain documented client responses</w:t>
+      </w:r>
+    </w:p>
+    <w:p>
+      <w:pPr>
+        <w:spacing w:before="0" w:after="80" w:line="276" w:lineRule="auto"/>
+        <w:ind w:left="180" w:hanging="180"/>
+      </w:pPr>
+      <w:r>
+        <w:rPr>
+          <w:rFonts w:ascii="Calibri" w:hAnsi="Calibri" w:eastAsia="Calibri"/>
+          <w:b/>
+          <w:i w:val="0"/>
+          <w:color w:val="0F172A"/>
+          <w:sz w:val="20"/>
+        </w:rPr>
+        <w:t xml:space="preserve">☐  </w:t>
+      </w:r>
+      <w:r>
+        <w:rPr>
+          <w:rFonts w:ascii="Calibri" w:hAnsi="Calibri" w:eastAsia="Calibri"/>
+          <w:b w:val="0"/>
+          <w:i w:val="0"/>
+          <w:color w:val="0F172A"/>
+          <w:sz w:val="19"/>
+        </w:rPr>
+        <w:t>Finalise P&amp;L, balance sheet, cash summary, and all agreed reports</w:t>
+      </w:r>
+    </w:p>
+    <w:p>
+      <w:pPr>
+        <w:spacing w:before="0" w:after="80" w:line="276" w:lineRule="auto"/>
+        <w:ind w:left="180" w:hanging="180"/>
+      </w:pPr>
+      <w:r>
+        <w:rPr>
+          <w:rFonts w:ascii="Calibri" w:hAnsi="Calibri" w:eastAsia="Calibri"/>
+          <w:b/>
+          <w:i w:val="0"/>
+          <w:color w:val="0F172A"/>
+          <w:sz w:val="20"/>
+        </w:rPr>
+        <w:t xml:space="preserve">☐  </w:t>
+      </w:r>
+      <w:r>
+        <w:rPr>
+          <w:rFonts w:ascii="Calibri" w:hAnsi="Calibri" w:eastAsia="Calibri"/>
+          <w:b w:val="0"/>
+          <w:i w:val="0"/>
+          <w:color w:val="0F172A"/>
+          <w:sz w:val="19"/>
+        </w:rPr>
+        <w:t>Complete reviewer sign-off, lock/close period, and deliver to client portal</w:t>
+      </w:r>
+    </w:p>
+    <w:p>
+      <w:pPr>
+        <w:spacing w:before="200" w:after="0" w:line="276" w:lineRule="auto"/>
       </w:pPr>
     </w:p>
     <w:tbl>
@@ -3189,13 +3616,16 @@
         <w:tblLook w:firstColumn="1" w:firstRow="1" w:lastColumn="0" w:lastRow="0" w:noHBand="0" w:noVBand="1" w:val="04A0"/>
       </w:tblPr>
       <w:tblGrid>
-        <w:gridCol w:w="4703"/>
-        <w:gridCol w:w="4703"/>
+        <w:gridCol w:w="4759"/>
+        <w:gridCol w:w="4759"/>
       </w:tblGrid>
       <w:tr>
+        <w:trPr>
+          <w:trHeight w:val="480" w:hRule="atLeast"/>
+        </w:trPr>
         <w:tc>
           <w:tcPr>
-            <w:tcW w:type="dxa" w:w="850"/>
+            <w:tcW w:type="dxa" w:w="907"/>
             <w:tcBorders>
               <w:top w:val="none" w:sz="0" w:color="auto"/>
               <w:bottom w:val="none" w:sz="0" w:color="auto"/>
@@ -3204,24 +3634,26 @@
               <w:insideH w:val="none" w:sz="0" w:color="auto"/>
               <w:insideV w:val="none" w:sz="0" w:color="auto"/>
             </w:tcBorders>
+            <w:shd w:val="clear" w:color="auto" w:fill="0F766E"/>
             <w:tcMar>
-              <w:top w:w="0" w:type="dxa"/>
-              <w:bottom w:w="0" w:type="dxa"/>
-              <w:left w:w="0" w:type="dxa"/>
-              <w:right w:w="60" w:type="dxa"/>
+              <w:top w:w="100" w:type="dxa"/>
+              <w:bottom w:w="100" w:type="dxa"/>
+              <w:left w:w="140" w:type="dxa"/>
+              <w:right w:w="100" w:type="dxa"/>
             </w:tcMar>
+            <w:vAlign w:val="center"/>
           </w:tcPr>
           <w:p>
             <w:pPr>
-              <w:spacing w:before="0" w:after="0"/>
+              <w:jc w:val="center"/>
             </w:pPr>
             <w:r>
               <w:rPr>
                 <w:rFonts w:ascii="Poppins" w:hAnsi="Poppins" w:eastAsia="Poppins"/>
                 <w:b/>
                 <w:i w:val="0"/>
-                <w:color w:val="0F766E"/>
-                <w:sz w:val="20"/>
+                <w:color w:val="FFFFFF"/>
+                <w:sz w:val="26"/>
               </w:rPr>
               <w:t>03</w:t>
             </w:r>
@@ -3229,7 +3661,7 @@
         </w:tc>
         <w:tc>
           <w:tcPr>
-            <w:tcW w:type="dxa" w:w="4703"/>
+            <w:tcW w:type="dxa" w:w="4759"/>
             <w:tcBorders>
               <w:top w:val="none" w:sz="0" w:color="auto"/>
               <w:bottom w:val="none" w:sz="0" w:color="auto"/>
@@ -3238,26 +3670,35 @@
               <w:insideH w:val="none" w:sz="0" w:color="auto"/>
               <w:insideV w:val="none" w:sz="0" w:color="auto"/>
             </w:tcBorders>
+            <w:shd w:val="clear" w:color="auto" w:fill="0F172A"/>
             <w:tcMar>
-              <w:top w:w="0" w:type="dxa"/>
-              <w:bottom w:w="0" w:type="dxa"/>
-              <w:left w:w="0" w:type="dxa"/>
-              <w:right w:w="0" w:type="dxa"/>
+              <w:top w:w="100" w:type="dxa"/>
+              <w:bottom w:w="100" w:type="dxa"/>
+              <w:left w:w="180" w:type="dxa"/>
+              <w:right w:w="120" w:type="dxa"/>
             </w:tcMar>
+            <w:vAlign w:val="center"/>
           </w:tcPr>
           <w:p>
-            <w:pPr>
-              <w:spacing w:before="0" w:after="0"/>
-            </w:pPr>
             <w:r>
               <w:rPr>
                 <w:rFonts w:ascii="Poppins" w:hAnsi="Poppins" w:eastAsia="Poppins"/>
                 <w:b/>
                 <w:i w:val="0"/>
-                <w:color w:val="0F172A"/>
-                <w:sz w:val="20"/>
+                <w:color w:val="0F766E"/>
+                <w:sz w:val="21"/>
               </w:rPr>
-              <w:t>—  TAX DOCUMENT COLLECTION CHECKLIST</w:t>
+              <w:t xml:space="preserve">— </w:t>
+            </w:r>
+            <w:r>
+              <w:rPr>
+                <w:rFonts w:ascii="Poppins" w:hAnsi="Poppins" w:eastAsia="Poppins"/>
+                <w:b/>
+                <w:i w:val="0"/>
+                <w:color w:val="FFFFFF"/>
+                <w:sz w:val="21"/>
+              </w:rPr>
+              <w:t>TAX DOCUMENT COLLECTION CHECKLIST</w:t>
             </w:r>
           </w:p>
         </w:tc>
@@ -3265,20 +3706,17 @@
     </w:tbl>
     <w:p>
       <w:pPr>
-        <w:spacing w:before="120" w:after="120"/>
-        <w:pBdr>
-          <w:bottom w:val="single" w:sz="8" w:space="1" w:color="0F766E"/>
-        </w:pBdr>
+        <w:spacing w:before="0" w:after="120" w:line="276" w:lineRule="auto"/>
       </w:pPr>
     </w:p>
     <w:p>
       <w:pPr>
         <w:jc w:val="both"/>
-        <w:spacing w:before="0" w:after="80"/>
+        <w:spacing w:before="0" w:after="80" w:line="276" w:lineRule="auto"/>
       </w:pPr>
       <w:r>
         <w:rPr>
-          <w:rFonts w:ascii="Inter" w:hAnsi="Inter" w:eastAsia="Inter"/>
+          <w:rFonts w:ascii="Calibri" w:hAnsi="Calibri" w:eastAsia="Calibri"/>
           <w:b w:val="0"/>
           <w:i w:val="0"/>
           <w:color w:val="0F172A"/>
@@ -3287,6 +3725,7 @@
         <w:t>Use at year-end or when preparing the annual bookkeeping package for the tax preparer.</w:t>
       </w:r>
     </w:p>
+    <w:p/>
     <w:tbl>
       <w:tblPr>
         <w:tblStyle w:val="TableGrid"/>
@@ -3295,13 +3734,16 @@
         <w:tblLook w:firstColumn="1" w:firstRow="1" w:lastColumn="0" w:lastRow="0" w:noHBand="0" w:noVBand="1" w:val="04A0"/>
       </w:tblPr>
       <w:tblGrid>
-        <w:gridCol w:w="4703"/>
-        <w:gridCol w:w="4703"/>
+        <w:gridCol w:w="4759"/>
+        <w:gridCol w:w="4759"/>
       </w:tblGrid>
       <w:tr>
+        <w:trPr>
+          <w:trHeight w:val="400" w:hRule="atLeast"/>
+        </w:trPr>
         <w:tc>
           <w:tcPr>
-            <w:tcW w:type="dxa" w:w="1984"/>
+            <w:tcW w:type="dxa" w:w="2268"/>
             <w:shd w:val="clear" w:color="auto" w:fill="0F766E"/>
             <w:tcMar>
               <w:top w:w="70" w:type="dxa"/>
@@ -3310,10 +3752,10 @@
               <w:right w:w="100" w:type="dxa"/>
             </w:tcMar>
             <w:tcBorders>
-              <w:top w:val="none" w:sz="0" w:color="auto"/>
+              <w:top w:val="single" w:sz="4" w:color="0F766E"/>
               <w:bottom w:val="single" w:sz="8" w:color="0F766E"/>
-              <w:left w:val="none" w:sz="0" w:color="auto"/>
-              <w:right w:val="none" w:sz="0" w:color="auto"/>
+              <w:left w:val="single" w:sz="4" w:color="0F766E"/>
+              <w:right w:val="single" w:sz="4" w:color="0F766E"/>
               <w:insideH w:val="none" w:sz="0" w:color="auto"/>
               <w:insideV w:val="none" w:sz="0" w:color="auto"/>
             </w:tcBorders>
@@ -3333,7 +3775,7 @@
         </w:tc>
         <w:tc>
           <w:tcPr>
-            <w:tcW w:type="dxa" w:w="8220"/>
+            <w:tcW w:type="dxa" w:w="7654"/>
             <w:shd w:val="clear" w:color="auto" w:fill="0F766E"/>
             <w:tcMar>
               <w:top w:w="70" w:type="dxa"/>
@@ -3342,10 +3784,10 @@
               <w:right w:w="100" w:type="dxa"/>
             </w:tcMar>
             <w:tcBorders>
-              <w:top w:val="none" w:sz="0" w:color="auto"/>
+              <w:top w:val="single" w:sz="4" w:color="0F766E"/>
               <w:bottom w:val="single" w:sz="8" w:color="0F766E"/>
-              <w:left w:val="none" w:sz="0" w:color="auto"/>
-              <w:right w:val="none" w:sz="0" w:color="auto"/>
+              <w:left w:val="single" w:sz="4" w:color="0F766E"/>
+              <w:right w:val="single" w:sz="4" w:color="0F766E"/>
               <w:insideH w:val="none" w:sz="0" w:color="auto"/>
               <w:insideV w:val="none" w:sz="0" w:color="auto"/>
             </w:tcBorders>
@@ -3367,19 +3809,19 @@
       <w:tr>
         <w:tc>
           <w:tcPr>
-            <w:tcW w:type="dxa" w:w="1984"/>
+            <w:tcW w:type="dxa" w:w="2268"/>
             <w:shd w:val="clear" w:color="auto" w:fill="FFFFFF"/>
             <w:tcBorders>
-              <w:top w:val="single" w:sz="4" w:color="CBD5E1"/>
-              <w:bottom w:val="single" w:sz="4" w:color="CBD5E1"/>
-              <w:left w:val="single" w:sz="4" w:color="CBD5E1"/>
-              <w:right w:val="single" w:sz="4" w:color="CBD5E1"/>
+              <w:top w:val="single" w:sz="3" w:color="CBD5E1"/>
+              <w:bottom w:val="single" w:sz="3" w:color="CBD5E1"/>
+              <w:left w:val="single" w:sz="3" w:color="CBD5E1"/>
+              <w:right w:val="single" w:sz="3" w:color="CBD5E1"/>
               <w:insideH w:val="none" w:sz="0" w:color="auto"/>
               <w:insideV w:val="none" w:sz="0" w:color="auto"/>
             </w:tcBorders>
             <w:tcMar>
-              <w:top w:w="55" w:type="dxa"/>
-              <w:bottom w:w="55" w:type="dxa"/>
+              <w:top w:w="60" w:type="dxa"/>
+              <w:bottom w:w="60" w:type="dxa"/>
               <w:left w:w="100" w:type="dxa"/>
               <w:right w:w="100" w:type="dxa"/>
             </w:tcMar>
@@ -3387,7 +3829,7 @@
           <w:p>
             <w:r>
               <w:rPr>
-                <w:rFonts w:ascii="Inter" w:hAnsi="Inter" w:eastAsia="Inter"/>
+                <w:rFonts w:ascii="Calibri" w:hAnsi="Calibri" w:eastAsia="Calibri"/>
                 <w:b w:val="0"/>
                 <w:i w:val="0"/>
                 <w:color w:val="0F172A"/>
@@ -3399,19 +3841,19 @@
         </w:tc>
         <w:tc>
           <w:tcPr>
-            <w:tcW w:type="dxa" w:w="8220"/>
+            <w:tcW w:type="dxa" w:w="7654"/>
             <w:shd w:val="clear" w:color="auto" w:fill="FFFFFF"/>
             <w:tcBorders>
-              <w:top w:val="single" w:sz="4" w:color="CBD5E1"/>
-              <w:bottom w:val="single" w:sz="4" w:color="CBD5E1"/>
-              <w:left w:val="single" w:sz="4" w:color="CBD5E1"/>
-              <w:right w:val="single" w:sz="4" w:color="CBD5E1"/>
+              <w:top w:val="single" w:sz="3" w:color="CBD5E1"/>
+              <w:bottom w:val="single" w:sz="3" w:color="CBD5E1"/>
+              <w:left w:val="single" w:sz="3" w:color="CBD5E1"/>
+              <w:right w:val="single" w:sz="3" w:color="CBD5E1"/>
               <w:insideH w:val="none" w:sz="0" w:color="auto"/>
               <w:insideV w:val="none" w:sz="0" w:color="auto"/>
             </w:tcBorders>
             <w:tcMar>
-              <w:top w:w="55" w:type="dxa"/>
-              <w:bottom w:w="55" w:type="dxa"/>
+              <w:top w:w="60" w:type="dxa"/>
+              <w:bottom w:w="60" w:type="dxa"/>
               <w:left w:w="100" w:type="dxa"/>
               <w:right w:w="100" w:type="dxa"/>
             </w:tcMar>
@@ -3419,7 +3861,7 @@
           <w:p>
             <w:r>
               <w:rPr>
-                <w:rFonts w:ascii="Inter" w:hAnsi="Inter" w:eastAsia="Inter"/>
+                <w:rFonts w:ascii="Calibri" w:hAnsi="Calibri" w:eastAsia="Calibri"/>
                 <w:b w:val="0"/>
                 <w:i w:val="0"/>
                 <w:color w:val="0F172A"/>
@@ -3433,19 +3875,19 @@
       <w:tr>
         <w:tc>
           <w:tcPr>
-            <w:tcW w:type="dxa" w:w="1984"/>
+            <w:tcW w:type="dxa" w:w="2268"/>
             <w:shd w:val="clear" w:color="auto" w:fill="F8FAFC"/>
             <w:tcBorders>
-              <w:top w:val="single" w:sz="4" w:color="CBD5E1"/>
-              <w:bottom w:val="single" w:sz="4" w:color="CBD5E1"/>
-              <w:left w:val="single" w:sz="4" w:color="CBD5E1"/>
-              <w:right w:val="single" w:sz="4" w:color="CBD5E1"/>
+              <w:top w:val="single" w:sz="3" w:color="CBD5E1"/>
+              <w:bottom w:val="single" w:sz="3" w:color="CBD5E1"/>
+              <w:left w:val="single" w:sz="3" w:color="CBD5E1"/>
+              <w:right w:val="single" w:sz="3" w:color="CBD5E1"/>
               <w:insideH w:val="none" w:sz="0" w:color="auto"/>
               <w:insideV w:val="none" w:sz="0" w:color="auto"/>
             </w:tcBorders>
             <w:tcMar>
-              <w:top w:w="55" w:type="dxa"/>
-              <w:bottom w:w="55" w:type="dxa"/>
+              <w:top w:w="60" w:type="dxa"/>
+              <w:bottom w:w="60" w:type="dxa"/>
               <w:left w:w="100" w:type="dxa"/>
               <w:right w:w="100" w:type="dxa"/>
             </w:tcMar>
@@ -3453,7 +3895,7 @@
           <w:p>
             <w:r>
               <w:rPr>
-                <w:rFonts w:ascii="Inter" w:hAnsi="Inter" w:eastAsia="Inter"/>
+                <w:rFonts w:ascii="Calibri" w:hAnsi="Calibri" w:eastAsia="Calibri"/>
                 <w:b w:val="0"/>
                 <w:i w:val="0"/>
                 <w:color w:val="0F172A"/>
@@ -3465,19 +3907,19 @@
         </w:tc>
         <w:tc>
           <w:tcPr>
-            <w:tcW w:type="dxa" w:w="8220"/>
+            <w:tcW w:type="dxa" w:w="7654"/>
             <w:shd w:val="clear" w:color="auto" w:fill="F8FAFC"/>
             <w:tcBorders>
-              <w:top w:val="single" w:sz="4" w:color="CBD5E1"/>
-              <w:bottom w:val="single" w:sz="4" w:color="CBD5E1"/>
-              <w:left w:val="single" w:sz="4" w:color="CBD5E1"/>
-              <w:right w:val="single" w:sz="4" w:color="CBD5E1"/>
+              <w:top w:val="single" w:sz="3" w:color="CBD5E1"/>
+              <w:bottom w:val="single" w:sz="3" w:color="CBD5E1"/>
+              <w:left w:val="single" w:sz="3" w:color="CBD5E1"/>
+              <w:right w:val="single" w:sz="3" w:color="CBD5E1"/>
               <w:insideH w:val="none" w:sz="0" w:color="auto"/>
               <w:insideV w:val="none" w:sz="0" w:color="auto"/>
             </w:tcBorders>
             <w:tcMar>
-              <w:top w:w="55" w:type="dxa"/>
-              <w:bottom w:w="55" w:type="dxa"/>
+              <w:top w:w="60" w:type="dxa"/>
+              <w:bottom w:w="60" w:type="dxa"/>
               <w:left w:w="100" w:type="dxa"/>
               <w:right w:w="100" w:type="dxa"/>
             </w:tcMar>
@@ -3485,7 +3927,7 @@
           <w:p>
             <w:r>
               <w:rPr>
-                <w:rFonts w:ascii="Inter" w:hAnsi="Inter" w:eastAsia="Inter"/>
+                <w:rFonts w:ascii="Calibri" w:hAnsi="Calibri" w:eastAsia="Calibri"/>
                 <w:b w:val="0"/>
                 <w:i w:val="0"/>
                 <w:color w:val="0F172A"/>
@@ -3499,19 +3941,19 @@
       <w:tr>
         <w:tc>
           <w:tcPr>
-            <w:tcW w:type="dxa" w:w="1984"/>
+            <w:tcW w:type="dxa" w:w="2268"/>
             <w:shd w:val="clear" w:color="auto" w:fill="FFFFFF"/>
             <w:tcBorders>
-              <w:top w:val="single" w:sz="4" w:color="CBD5E1"/>
-              <w:bottom w:val="single" w:sz="4" w:color="CBD5E1"/>
-              <w:left w:val="single" w:sz="4" w:color="CBD5E1"/>
-              <w:right w:val="single" w:sz="4" w:color="CBD5E1"/>
+              <w:top w:val="single" w:sz="3" w:color="CBD5E1"/>
+              <w:bottom w:val="single" w:sz="3" w:color="CBD5E1"/>
+              <w:left w:val="single" w:sz="3" w:color="CBD5E1"/>
+              <w:right w:val="single" w:sz="3" w:color="CBD5E1"/>
               <w:insideH w:val="none" w:sz="0" w:color="auto"/>
               <w:insideV w:val="none" w:sz="0" w:color="auto"/>
             </w:tcBorders>
             <w:tcMar>
-              <w:top w:w="55" w:type="dxa"/>
-              <w:bottom w:w="55" w:type="dxa"/>
+              <w:top w:w="60" w:type="dxa"/>
+              <w:bottom w:w="60" w:type="dxa"/>
               <w:left w:w="100" w:type="dxa"/>
               <w:right w:w="100" w:type="dxa"/>
             </w:tcMar>
@@ -3519,7 +3961,7 @@
           <w:p>
             <w:r>
               <w:rPr>
-                <w:rFonts w:ascii="Inter" w:hAnsi="Inter" w:eastAsia="Inter"/>
+                <w:rFonts w:ascii="Calibri" w:hAnsi="Calibri" w:eastAsia="Calibri"/>
                 <w:b w:val="0"/>
                 <w:i w:val="0"/>
                 <w:color w:val="0F172A"/>
@@ -3531,19 +3973,19 @@
         </w:tc>
         <w:tc>
           <w:tcPr>
-            <w:tcW w:type="dxa" w:w="8220"/>
+            <w:tcW w:type="dxa" w:w="7654"/>
             <w:shd w:val="clear" w:color="auto" w:fill="FFFFFF"/>
             <w:tcBorders>
-              <w:top w:val="single" w:sz="4" w:color="CBD5E1"/>
-              <w:bottom w:val="single" w:sz="4" w:color="CBD5E1"/>
-              <w:left w:val="single" w:sz="4" w:color="CBD5E1"/>
-              <w:right w:val="single" w:sz="4" w:color="CBD5E1"/>
+              <w:top w:val="single" w:sz="3" w:color="CBD5E1"/>
+              <w:bottom w:val="single" w:sz="3" w:color="CBD5E1"/>
+              <w:left w:val="single" w:sz="3" w:color="CBD5E1"/>
+              <w:right w:val="single" w:sz="3" w:color="CBD5E1"/>
               <w:insideH w:val="none" w:sz="0" w:color="auto"/>
               <w:insideV w:val="none" w:sz="0" w:color="auto"/>
             </w:tcBorders>
             <w:tcMar>
-              <w:top w:w="55" w:type="dxa"/>
-              <w:bottom w:w="55" w:type="dxa"/>
+              <w:top w:w="60" w:type="dxa"/>
+              <w:bottom w:w="60" w:type="dxa"/>
               <w:left w:w="100" w:type="dxa"/>
               <w:right w:w="100" w:type="dxa"/>
             </w:tcMar>
@@ -3551,13 +3993,13 @@
           <w:p>
             <w:r>
               <w:rPr>
-                <w:rFonts w:ascii="Inter" w:hAnsi="Inter" w:eastAsia="Inter"/>
+                <w:rFonts w:ascii="Calibri" w:hAnsi="Calibri" w:eastAsia="Calibri"/>
                 <w:b w:val="0"/>
                 <w:i w:val="0"/>
                 <w:color w:val="0F172A"/>
                 <w:sz w:val="17"/>
               </w:rPr>
-              <w:t>Annual payroll summary, W-2 / 1099 or local equivalent, payroll tax filings</w:t>
+              <w:t>Annual payroll summary, W-2/1099 or local equivalent, payroll tax filings</w:t>
             </w:r>
           </w:p>
         </w:tc>
@@ -3565,19 +4007,19 @@
       <w:tr>
         <w:tc>
           <w:tcPr>
-            <w:tcW w:type="dxa" w:w="1984"/>
+            <w:tcW w:type="dxa" w:w="2268"/>
             <w:shd w:val="clear" w:color="auto" w:fill="F8FAFC"/>
             <w:tcBorders>
-              <w:top w:val="single" w:sz="4" w:color="CBD5E1"/>
-              <w:bottom w:val="single" w:sz="4" w:color="CBD5E1"/>
-              <w:left w:val="single" w:sz="4" w:color="CBD5E1"/>
-              <w:right w:val="single" w:sz="4" w:color="CBD5E1"/>
+              <w:top w:val="single" w:sz="3" w:color="CBD5E1"/>
+              <w:bottom w:val="single" w:sz="3" w:color="CBD5E1"/>
+              <w:left w:val="single" w:sz="3" w:color="CBD5E1"/>
+              <w:right w:val="single" w:sz="3" w:color="CBD5E1"/>
               <w:insideH w:val="none" w:sz="0" w:color="auto"/>
               <w:insideV w:val="none" w:sz="0" w:color="auto"/>
             </w:tcBorders>
             <w:tcMar>
-              <w:top w:w="55" w:type="dxa"/>
-              <w:bottom w:w="55" w:type="dxa"/>
+              <w:top w:w="60" w:type="dxa"/>
+              <w:bottom w:w="60" w:type="dxa"/>
               <w:left w:w="100" w:type="dxa"/>
               <w:right w:w="100" w:type="dxa"/>
             </w:tcMar>
@@ -3585,7 +4027,7 @@
           <w:p>
             <w:r>
               <w:rPr>
-                <w:rFonts w:ascii="Inter" w:hAnsi="Inter" w:eastAsia="Inter"/>
+                <w:rFonts w:ascii="Calibri" w:hAnsi="Calibri" w:eastAsia="Calibri"/>
                 <w:b w:val="0"/>
                 <w:i w:val="0"/>
                 <w:color w:val="0F172A"/>
@@ -3597,19 +4039,19 @@
         </w:tc>
         <w:tc>
           <w:tcPr>
-            <w:tcW w:type="dxa" w:w="8220"/>
+            <w:tcW w:type="dxa" w:w="7654"/>
             <w:shd w:val="clear" w:color="auto" w:fill="F8FAFC"/>
             <w:tcBorders>
-              <w:top w:val="single" w:sz="4" w:color="CBD5E1"/>
-              <w:bottom w:val="single" w:sz="4" w:color="CBD5E1"/>
-              <w:left w:val="single" w:sz="4" w:color="CBD5E1"/>
-              <w:right w:val="single" w:sz="4" w:color="CBD5E1"/>
+              <w:top w:val="single" w:sz="3" w:color="CBD5E1"/>
+              <w:bottom w:val="single" w:sz="3" w:color="CBD5E1"/>
+              <w:left w:val="single" w:sz="3" w:color="CBD5E1"/>
+              <w:right w:val="single" w:sz="3" w:color="CBD5E1"/>
               <w:insideH w:val="none" w:sz="0" w:color="auto"/>
               <w:insideV w:val="none" w:sz="0" w:color="auto"/>
             </w:tcBorders>
             <w:tcMar>
-              <w:top w:w="55" w:type="dxa"/>
-              <w:bottom w:w="55" w:type="dxa"/>
+              <w:top w:w="60" w:type="dxa"/>
+              <w:bottom w:w="60" w:type="dxa"/>
               <w:left w:w="100" w:type="dxa"/>
               <w:right w:w="100" w:type="dxa"/>
             </w:tcMar>
@@ -3617,7 +4059,7 @@
           <w:p>
             <w:r>
               <w:rPr>
-                <w:rFonts w:ascii="Inter" w:hAnsi="Inter" w:eastAsia="Inter"/>
+                <w:rFonts w:ascii="Calibri" w:hAnsi="Calibri" w:eastAsia="Calibri"/>
                 <w:b w:val="0"/>
                 <w:i w:val="0"/>
                 <w:color w:val="0F172A"/>
@@ -3631,19 +4073,19 @@
       <w:tr>
         <w:tc>
           <w:tcPr>
-            <w:tcW w:type="dxa" w:w="1984"/>
+            <w:tcW w:type="dxa" w:w="2268"/>
             <w:shd w:val="clear" w:color="auto" w:fill="FFFFFF"/>
             <w:tcBorders>
-              <w:top w:val="single" w:sz="4" w:color="CBD5E1"/>
-              <w:bottom w:val="single" w:sz="4" w:color="CBD5E1"/>
-              <w:left w:val="single" w:sz="4" w:color="CBD5E1"/>
-              <w:right w:val="single" w:sz="4" w:color="CBD5E1"/>
+              <w:top w:val="single" w:sz="3" w:color="CBD5E1"/>
+              <w:bottom w:val="single" w:sz="3" w:color="CBD5E1"/>
+              <w:left w:val="single" w:sz="3" w:color="CBD5E1"/>
+              <w:right w:val="single" w:sz="3" w:color="CBD5E1"/>
               <w:insideH w:val="none" w:sz="0" w:color="auto"/>
               <w:insideV w:val="none" w:sz="0" w:color="auto"/>
             </w:tcBorders>
             <w:tcMar>
-              <w:top w:w="55" w:type="dxa"/>
-              <w:bottom w:w="55" w:type="dxa"/>
+              <w:top w:w="60" w:type="dxa"/>
+              <w:bottom w:w="60" w:type="dxa"/>
               <w:left w:w="100" w:type="dxa"/>
               <w:right w:w="100" w:type="dxa"/>
             </w:tcMar>
@@ -3651,7 +4093,7 @@
           <w:p>
             <w:r>
               <w:rPr>
-                <w:rFonts w:ascii="Inter" w:hAnsi="Inter" w:eastAsia="Inter"/>
+                <w:rFonts w:ascii="Calibri" w:hAnsi="Calibri" w:eastAsia="Calibri"/>
                 <w:b w:val="0"/>
                 <w:i w:val="0"/>
                 <w:color w:val="0F172A"/>
@@ -3663,19 +4105,19 @@
         </w:tc>
         <w:tc>
           <w:tcPr>
-            <w:tcW w:type="dxa" w:w="8220"/>
+            <w:tcW w:type="dxa" w:w="7654"/>
             <w:shd w:val="clear" w:color="auto" w:fill="FFFFFF"/>
             <w:tcBorders>
-              <w:top w:val="single" w:sz="4" w:color="CBD5E1"/>
-              <w:bottom w:val="single" w:sz="4" w:color="CBD5E1"/>
-              <w:left w:val="single" w:sz="4" w:color="CBD5E1"/>
-              <w:right w:val="single" w:sz="4" w:color="CBD5E1"/>
+              <w:top w:val="single" w:sz="3" w:color="CBD5E1"/>
+              <w:bottom w:val="single" w:sz="3" w:color="CBD5E1"/>
+              <w:left w:val="single" w:sz="3" w:color="CBD5E1"/>
+              <w:right w:val="single" w:sz="3" w:color="CBD5E1"/>
               <w:insideH w:val="none" w:sz="0" w:color="auto"/>
               <w:insideV w:val="none" w:sz="0" w:color="auto"/>
             </w:tcBorders>
             <w:tcMar>
-              <w:top w:w="55" w:type="dxa"/>
-              <w:bottom w:w="55" w:type="dxa"/>
+              <w:top w:w="60" w:type="dxa"/>
+              <w:bottom w:w="60" w:type="dxa"/>
               <w:left w:w="100" w:type="dxa"/>
               <w:right w:w="100" w:type="dxa"/>
             </w:tcMar>
@@ -3683,7 +4125,7 @@
           <w:p>
             <w:r>
               <w:rPr>
-                <w:rFonts w:ascii="Inter" w:hAnsi="Inter" w:eastAsia="Inter"/>
+                <w:rFonts w:ascii="Calibri" w:hAnsi="Calibri" w:eastAsia="Calibri"/>
                 <w:b w:val="0"/>
                 <w:i w:val="0"/>
                 <w:color w:val="0F172A"/>
@@ -3697,19 +4139,19 @@
       <w:tr>
         <w:tc>
           <w:tcPr>
-            <w:tcW w:type="dxa" w:w="1984"/>
+            <w:tcW w:type="dxa" w:w="2268"/>
             <w:shd w:val="clear" w:color="auto" w:fill="F8FAFC"/>
             <w:tcBorders>
-              <w:top w:val="single" w:sz="4" w:color="CBD5E1"/>
-              <w:bottom w:val="single" w:sz="4" w:color="CBD5E1"/>
-              <w:left w:val="single" w:sz="4" w:color="CBD5E1"/>
-              <w:right w:val="single" w:sz="4" w:color="CBD5E1"/>
+              <w:top w:val="single" w:sz="3" w:color="CBD5E1"/>
+              <w:bottom w:val="single" w:sz="3" w:color="CBD5E1"/>
+              <w:left w:val="single" w:sz="3" w:color="CBD5E1"/>
+              <w:right w:val="single" w:sz="3" w:color="CBD5E1"/>
               <w:insideH w:val="none" w:sz="0" w:color="auto"/>
               <w:insideV w:val="none" w:sz="0" w:color="auto"/>
             </w:tcBorders>
             <w:tcMar>
-              <w:top w:w="55" w:type="dxa"/>
-              <w:bottom w:w="55" w:type="dxa"/>
+              <w:top w:w="60" w:type="dxa"/>
+              <w:bottom w:w="60" w:type="dxa"/>
               <w:left w:w="100" w:type="dxa"/>
               <w:right w:w="100" w:type="dxa"/>
             </w:tcMar>
@@ -3717,7 +4159,7 @@
           <w:p>
             <w:r>
               <w:rPr>
-                <w:rFonts w:ascii="Inter" w:hAnsi="Inter" w:eastAsia="Inter"/>
+                <w:rFonts w:ascii="Calibri" w:hAnsi="Calibri" w:eastAsia="Calibri"/>
                 <w:b w:val="0"/>
                 <w:i w:val="0"/>
                 <w:color w:val="0F172A"/>
@@ -3729,19 +4171,19 @@
         </w:tc>
         <w:tc>
           <w:tcPr>
-            <w:tcW w:type="dxa" w:w="8220"/>
+            <w:tcW w:type="dxa" w:w="7654"/>
             <w:shd w:val="clear" w:color="auto" w:fill="F8FAFC"/>
             <w:tcBorders>
-              <w:top w:val="single" w:sz="4" w:color="CBD5E1"/>
-              <w:bottom w:val="single" w:sz="4" w:color="CBD5E1"/>
-              <w:left w:val="single" w:sz="4" w:color="CBD5E1"/>
-              <w:right w:val="single" w:sz="4" w:color="CBD5E1"/>
+              <w:top w:val="single" w:sz="3" w:color="CBD5E1"/>
+              <w:bottom w:val="single" w:sz="3" w:color="CBD5E1"/>
+              <w:left w:val="single" w:sz="3" w:color="CBD5E1"/>
+              <w:right w:val="single" w:sz="3" w:color="CBD5E1"/>
               <w:insideH w:val="none" w:sz="0" w:color="auto"/>
               <w:insideV w:val="none" w:sz="0" w:color="auto"/>
             </w:tcBorders>
             <w:tcMar>
-              <w:top w:w="55" w:type="dxa"/>
-              <w:bottom w:w="55" w:type="dxa"/>
+              <w:top w:w="60" w:type="dxa"/>
+              <w:bottom w:w="60" w:type="dxa"/>
               <w:left w:w="100" w:type="dxa"/>
               <w:right w:w="100" w:type="dxa"/>
             </w:tcMar>
@@ -3749,7 +4191,7 @@
           <w:p>
             <w:r>
               <w:rPr>
-                <w:rFonts w:ascii="Inter" w:hAnsi="Inter" w:eastAsia="Inter"/>
+                <w:rFonts w:ascii="Calibri" w:hAnsi="Calibri" w:eastAsia="Calibri"/>
                 <w:b w:val="0"/>
                 <w:i w:val="0"/>
                 <w:color w:val="0F172A"/>
@@ -3763,19 +4205,19 @@
       <w:tr>
         <w:tc>
           <w:tcPr>
-            <w:tcW w:type="dxa" w:w="1984"/>
+            <w:tcW w:type="dxa" w:w="2268"/>
             <w:shd w:val="clear" w:color="auto" w:fill="FFFFFF"/>
             <w:tcBorders>
-              <w:top w:val="single" w:sz="4" w:color="CBD5E1"/>
-              <w:bottom w:val="single" w:sz="4" w:color="CBD5E1"/>
-              <w:left w:val="single" w:sz="4" w:color="CBD5E1"/>
-              <w:right w:val="single" w:sz="4" w:color="CBD5E1"/>
+              <w:top w:val="single" w:sz="3" w:color="CBD5E1"/>
+              <w:bottom w:val="single" w:sz="3" w:color="CBD5E1"/>
+              <w:left w:val="single" w:sz="3" w:color="CBD5E1"/>
+              <w:right w:val="single" w:sz="3" w:color="CBD5E1"/>
               <w:insideH w:val="none" w:sz="0" w:color="auto"/>
               <w:insideV w:val="none" w:sz="0" w:color="auto"/>
             </w:tcBorders>
             <w:tcMar>
-              <w:top w:w="55" w:type="dxa"/>
-              <w:bottom w:w="55" w:type="dxa"/>
+              <w:top w:w="60" w:type="dxa"/>
+              <w:bottom w:w="60" w:type="dxa"/>
               <w:left w:w="100" w:type="dxa"/>
               <w:right w:w="100" w:type="dxa"/>
             </w:tcMar>
@@ -3783,7 +4225,7 @@
           <w:p>
             <w:r>
               <w:rPr>
-                <w:rFonts w:ascii="Inter" w:hAnsi="Inter" w:eastAsia="Inter"/>
+                <w:rFonts w:ascii="Calibri" w:hAnsi="Calibri" w:eastAsia="Calibri"/>
                 <w:b w:val="0"/>
                 <w:i w:val="0"/>
                 <w:color w:val="0F172A"/>
@@ -3795,19 +4237,19 @@
         </w:tc>
         <w:tc>
           <w:tcPr>
-            <w:tcW w:type="dxa" w:w="8220"/>
+            <w:tcW w:type="dxa" w:w="7654"/>
             <w:shd w:val="clear" w:color="auto" w:fill="FFFFFF"/>
             <w:tcBorders>
-              <w:top w:val="single" w:sz="4" w:color="CBD5E1"/>
-              <w:bottom w:val="single" w:sz="4" w:color="CBD5E1"/>
-              <w:left w:val="single" w:sz="4" w:color="CBD5E1"/>
-              <w:right w:val="single" w:sz="4" w:color="CBD5E1"/>
+              <w:top w:val="single" w:sz="3" w:color="CBD5E1"/>
+              <w:bottom w:val="single" w:sz="3" w:color="CBD5E1"/>
+              <w:left w:val="single" w:sz="3" w:color="CBD5E1"/>
+              <w:right w:val="single" w:sz="3" w:color="CBD5E1"/>
               <w:insideH w:val="none" w:sz="0" w:color="auto"/>
               <w:insideV w:val="none" w:sz="0" w:color="auto"/>
             </w:tcBorders>
             <w:tcMar>
-              <w:top w:w="55" w:type="dxa"/>
-              <w:bottom w:w="55" w:type="dxa"/>
+              <w:top w:w="60" w:type="dxa"/>
+              <w:bottom w:w="60" w:type="dxa"/>
               <w:left w:w="100" w:type="dxa"/>
               <w:right w:w="100" w:type="dxa"/>
             </w:tcMar>
@@ -3815,7 +4257,7 @@
           <w:p>
             <w:r>
               <w:rPr>
-                <w:rFonts w:ascii="Inter" w:hAnsi="Inter" w:eastAsia="Inter"/>
+                <w:rFonts w:ascii="Calibri" w:hAnsi="Calibri" w:eastAsia="Calibri"/>
                 <w:b w:val="0"/>
                 <w:i w:val="0"/>
                 <w:color w:val="0F172A"/>
@@ -3829,7 +4271,7 @@
     </w:tbl>
     <w:p>
       <w:pPr>
-        <w:spacing w:before="0" w:after="120"/>
+        <w:spacing w:before="0" w:after="160" w:line="276" w:lineRule="auto"/>
       </w:pPr>
     </w:p>
     <w:tbl>
@@ -3839,46 +4281,31 @@
         <w:tblLook w:firstColumn="1" w:firstRow="1" w:lastColumn="0" w:lastRow="0" w:noHBand="0" w:noVBand="1" w:val="04A0"/>
       </w:tblPr>
       <w:tblGrid>
-        <w:gridCol w:w="9406"/>
+        <w:gridCol w:w="9518"/>
       </w:tblGrid>
       <w:tr>
         <w:tc>
           <w:tcPr>
-            <w:tcW w:type="dxa" w:w="9406"/>
+            <w:tcW w:type="dxa" w:w="9518"/>
             <w:shd w:val="clear" w:color="auto" w:fill="FFFBEB"/>
             <w:tcMar>
-              <w:top w:w="100" w:type="dxa"/>
-              <w:bottom w:w="100" w:type="dxa"/>
-              <w:left w:w="160" w:type="dxa"/>
-              <w:right w:w="160" w:type="dxa"/>
+              <w:top w:w="110" w:type="dxa"/>
+              <w:bottom w:w="110" w:type="dxa"/>
+              <w:left w:w="170" w:type="dxa"/>
+              <w:right w:w="170" w:type="dxa"/>
             </w:tcMar>
             <w:tcBorders>
-              <w:left w:val="single" w:sz="14" w:color="D97706"/>
+              <w:top w:val="single" w:sz="4" w:color="CBD5E1"/>
+              <w:bottom w:val="single" w:sz="4" w:color="CBD5E1"/>
+              <w:left w:val="single" w:sz="16" w:color="D97706"/>
+              <w:right w:val="single" w:sz="4" w:color="CBD5E1"/>
               <w:insideH w:val="none" w:sz="0" w:color="auto"/>
               <w:insideV w:val="none" w:sz="0" w:color="auto"/>
-              <w:top w:val="single" w:sz="4" w:color="CBD5E1"/>
-              <w:right w:val="single" w:sz="4" w:color="CBD5E1"/>
-              <w:bottom w:val="single" w:sz="4" w:color="CBD5E1"/>
             </w:tcBorders>
           </w:tcPr>
           <w:p>
             <w:pPr>
-              <w:spacing w:before="0" w:after="0"/>
-            </w:pPr>
-            <w:r>
-              <w:rPr>
-                <w:rFonts w:ascii="Inter" w:hAnsi="Inter" w:eastAsia="Inter"/>
-                <w:b w:val="0"/>
-                <w:i w:val="0"/>
-                <w:color w:val="0F172A"/>
-                <w:sz w:val="18"/>
-              </w:rPr>
-              <w:t>Document collection is not tax advice. Confirm the final list and filing deadlines with the client's qualified tax professional.</w:t>
-            </w:r>
-          </w:p>
-          <w:p>
-            <w:pPr>
-              <w:spacing w:before="0" w:after="80"/>
+              <w:spacing w:before="0" w:after="100" w:line="276" w:lineRule="auto"/>
             </w:pPr>
             <w:r>
               <w:rPr>
@@ -3891,12 +4318,32 @@
               <w:t>SCOPE REMINDER</w:t>
             </w:r>
           </w:p>
+          <w:p>
+            <w:pPr>
+              <w:spacing w:before="0" w:after="0" w:line="276" w:lineRule="auto"/>
+            </w:pPr>
+            <w:r>
+              <w:rPr>
+                <w:rFonts w:ascii="Calibri" w:hAnsi="Calibri" w:eastAsia="Calibri"/>
+                <w:b w:val="0"/>
+                <w:i w:val="0"/>
+                <w:color w:val="0F172A"/>
+                <w:sz w:val="18"/>
+              </w:rPr>
+              <w:t>Document collection is not tax advice. Confirm the final list and filing deadlines with the client's qualified tax professional.</w:t>
+            </w:r>
+          </w:p>
         </w:tc>
       </w:tr>
     </w:tbl>
     <w:p>
       <w:pPr>
-        <w:spacing w:before="0" w:after="80"/>
+        <w:spacing w:before="0" w:after="120" w:line="276" w:lineRule="auto"/>
+      </w:pPr>
+    </w:p>
+    <w:p>
+      <w:pPr>
+        <w:spacing w:before="200" w:after="0" w:line="276" w:lineRule="auto"/>
       </w:pPr>
     </w:p>
     <w:tbl>
@@ -3906,13 +4353,16 @@
         <w:tblLook w:firstColumn="1" w:firstRow="1" w:lastColumn="0" w:lastRow="0" w:noHBand="0" w:noVBand="1" w:val="04A0"/>
       </w:tblPr>
       <w:tblGrid>
-        <w:gridCol w:w="4703"/>
-        <w:gridCol w:w="4703"/>
+        <w:gridCol w:w="4759"/>
+        <w:gridCol w:w="4759"/>
       </w:tblGrid>
       <w:tr>
+        <w:trPr>
+          <w:trHeight w:val="480" w:hRule="atLeast"/>
+        </w:trPr>
         <w:tc>
           <w:tcPr>
-            <w:tcW w:type="dxa" w:w="850"/>
+            <w:tcW w:type="dxa" w:w="907"/>
             <w:tcBorders>
               <w:top w:val="none" w:sz="0" w:color="auto"/>
               <w:bottom w:val="none" w:sz="0" w:color="auto"/>
@@ -3921,24 +4371,26 @@
               <w:insideH w:val="none" w:sz="0" w:color="auto"/>
               <w:insideV w:val="none" w:sz="0" w:color="auto"/>
             </w:tcBorders>
+            <w:shd w:val="clear" w:color="auto" w:fill="0F766E"/>
             <w:tcMar>
-              <w:top w:w="0" w:type="dxa"/>
-              <w:bottom w:w="0" w:type="dxa"/>
-              <w:left w:w="0" w:type="dxa"/>
-              <w:right w:w="60" w:type="dxa"/>
+              <w:top w:w="100" w:type="dxa"/>
+              <w:bottom w:w="100" w:type="dxa"/>
+              <w:left w:w="140" w:type="dxa"/>
+              <w:right w:w="100" w:type="dxa"/>
             </w:tcMar>
+            <w:vAlign w:val="center"/>
           </w:tcPr>
           <w:p>
             <w:pPr>
-              <w:spacing w:before="0" w:after="0"/>
+              <w:jc w:val="center"/>
             </w:pPr>
             <w:r>
               <w:rPr>
                 <w:rFonts w:ascii="Poppins" w:hAnsi="Poppins" w:eastAsia="Poppins"/>
                 <w:b/>
                 <w:i w:val="0"/>
-                <w:color w:val="0F766E"/>
-                <w:sz w:val="20"/>
+                <w:color w:val="FFFFFF"/>
+                <w:sz w:val="26"/>
               </w:rPr>
               <w:t>04</w:t>
             </w:r>
@@ -3946,7 +4398,7 @@
         </w:tc>
         <w:tc>
           <w:tcPr>
-            <w:tcW w:type="dxa" w:w="4703"/>
+            <w:tcW w:type="dxa" w:w="4759"/>
             <w:tcBorders>
               <w:top w:val="none" w:sz="0" w:color="auto"/>
               <w:bottom w:val="none" w:sz="0" w:color="auto"/>
@@ -3955,26 +4407,35 @@
               <w:insideH w:val="none" w:sz="0" w:color="auto"/>
               <w:insideV w:val="none" w:sz="0" w:color="auto"/>
             </w:tcBorders>
+            <w:shd w:val="clear" w:color="auto" w:fill="0F172A"/>
             <w:tcMar>
-              <w:top w:w="0" w:type="dxa"/>
-              <w:bottom w:w="0" w:type="dxa"/>
-              <w:left w:w="0" w:type="dxa"/>
-              <w:right w:w="0" w:type="dxa"/>
+              <w:top w:w="100" w:type="dxa"/>
+              <w:bottom w:w="100" w:type="dxa"/>
+              <w:left w:w="180" w:type="dxa"/>
+              <w:right w:w="120" w:type="dxa"/>
             </w:tcMar>
+            <w:vAlign w:val="center"/>
           </w:tcPr>
           <w:p>
-            <w:pPr>
-              <w:spacing w:before="0" w:after="0"/>
-            </w:pPr>
             <w:r>
               <w:rPr>
                 <w:rFonts w:ascii="Poppins" w:hAnsi="Poppins" w:eastAsia="Poppins"/>
                 <w:b/>
                 <w:i w:val="0"/>
-                <w:color w:val="0F172A"/>
-                <w:sz w:val="20"/>
+                <w:color w:val="0F766E"/>
+                <w:sz w:val="21"/>
               </w:rPr>
-              <w:t>—  QUALITY CONTROL REVIEW</w:t>
+              <w:t xml:space="preserve">— </w:t>
+            </w:r>
+            <w:r>
+              <w:rPr>
+                <w:rFonts w:ascii="Poppins" w:hAnsi="Poppins" w:eastAsia="Poppins"/>
+                <w:b/>
+                <w:i w:val="0"/>
+                <w:color w:val="FFFFFF"/>
+                <w:sz w:val="21"/>
+              </w:rPr>
+              <w:t>QUALITY CONTROL REVIEW</w:t>
             </w:r>
           </w:p>
         </w:tc>
@@ -3982,1119 +4443,291 @@
     </w:tbl>
     <w:p>
       <w:pPr>
-        <w:spacing w:before="120" w:after="120"/>
-        <w:pBdr>
-          <w:bottom w:val="single" w:sz="8" w:space="1" w:color="0F766E"/>
-        </w:pBdr>
+        <w:spacing w:before="0" w:after="120" w:line="276" w:lineRule="auto"/>
       </w:pPr>
     </w:p>
     <w:p>
       <w:pPr>
         <w:jc w:val="both"/>
-        <w:spacing w:before="0" w:after="80"/>
+        <w:spacing w:before="0" w:after="80" w:line="276" w:lineRule="auto"/>
       </w:pPr>
       <w:r>
         <w:rPr>
-          <w:rFonts w:ascii="Inter" w:hAnsi="Inter" w:eastAsia="Inter"/>
+          <w:rFonts w:ascii="Calibri" w:hAnsi="Calibri" w:eastAsia="Calibri"/>
           <w:b w:val="0"/>
           <w:i w:val="0"/>
           <w:color w:val="0F172A"/>
           <w:sz w:val="19"/>
         </w:rPr>
-        <w:t>Complete before delivering any reports to any client. Both bookkeeper and reviewer must sign off.</w:t>
+        <w:t>Complete before delivering any report to any client. Both bookkeeper and reviewer must sign off before period lock.</w:t>
       </w:r>
     </w:p>
-    <w:tbl>
-      <w:tblPr>
-        <w:tblStyle w:val="TableGrid"/>
-        <w:tblW w:type="auto" w:w="0"/>
-        <w:jc w:val="center"/>
-        <w:tblLook w:firstColumn="1" w:firstRow="1" w:lastColumn="0" w:lastRow="0" w:noHBand="0" w:noVBand="1" w:val="04A0"/>
-      </w:tblPr>
-      <w:tblGrid>
-        <w:gridCol w:w="3135"/>
-        <w:gridCol w:w="3135"/>
-        <w:gridCol w:w="3135"/>
-      </w:tblGrid>
-      <w:tr>
-        <w:tc>
-          <w:tcPr>
-            <w:tcW w:type="dxa" w:w="6520"/>
-            <w:shd w:val="clear" w:color="auto" w:fill="0F766E"/>
-            <w:tcMar>
-              <w:top w:w="70" w:type="dxa"/>
-              <w:bottom w:w="70" w:type="dxa"/>
-              <w:left w:w="100" w:type="dxa"/>
-              <w:right w:w="100" w:type="dxa"/>
-            </w:tcMar>
-            <w:tcBorders>
-              <w:top w:val="none" w:sz="0" w:color="auto"/>
-              <w:bottom w:val="single" w:sz="8" w:color="0F766E"/>
-              <w:left w:val="none" w:sz="0" w:color="auto"/>
-              <w:right w:val="none" w:sz="0" w:color="auto"/>
-              <w:insideH w:val="none" w:sz="0" w:color="auto"/>
-              <w:insideV w:val="none" w:sz="0" w:color="auto"/>
-            </w:tcBorders>
-          </w:tcPr>
-          <w:p>
-            <w:r>
-              <w:rPr>
-                <w:rFonts w:ascii="Poppins" w:hAnsi="Poppins" w:eastAsia="Poppins"/>
-                <w:b/>
-                <w:i w:val="0"/>
-                <w:color w:val="FFFFFF"/>
-                <w:sz w:val="16"/>
-              </w:rPr>
-              <w:t>QC Check</w:t>
-            </w:r>
-          </w:p>
-        </w:tc>
-        <w:tc>
-          <w:tcPr>
-            <w:tcW w:type="dxa" w:w="2268"/>
-            <w:shd w:val="clear" w:color="auto" w:fill="0F766E"/>
-            <w:tcMar>
-              <w:top w:w="70" w:type="dxa"/>
-              <w:bottom w:w="70" w:type="dxa"/>
-              <w:left w:w="100" w:type="dxa"/>
-              <w:right w:w="100" w:type="dxa"/>
-            </w:tcMar>
-            <w:tcBorders>
-              <w:top w:val="none" w:sz="0" w:color="auto"/>
-              <w:bottom w:val="single" w:sz="8" w:color="0F766E"/>
-              <w:left w:val="none" w:sz="0" w:color="auto"/>
-              <w:right w:val="none" w:sz="0" w:color="auto"/>
-              <w:insideH w:val="none" w:sz="0" w:color="auto"/>
-              <w:insideV w:val="none" w:sz="0" w:color="auto"/>
-            </w:tcBorders>
-          </w:tcPr>
-          <w:p>
-            <w:r>
-              <w:rPr>
-                <w:rFonts w:ascii="Poppins" w:hAnsi="Poppins" w:eastAsia="Poppins"/>
-                <w:b/>
-                <w:i w:val="0"/>
-                <w:color w:val="FFFFFF"/>
-                <w:sz w:val="16"/>
-              </w:rPr>
-              <w:t>Verified By</w:t>
-            </w:r>
-          </w:p>
-        </w:tc>
-        <w:tc>
-          <w:tcPr>
-            <w:tcW w:type="dxa" w:w="1134"/>
-            <w:shd w:val="clear" w:color="auto" w:fill="0F766E"/>
-            <w:tcMar>
-              <w:top w:w="70" w:type="dxa"/>
-              <w:bottom w:w="70" w:type="dxa"/>
-              <w:left w:w="100" w:type="dxa"/>
-              <w:right w:w="100" w:type="dxa"/>
-            </w:tcMar>
-            <w:tcBorders>
-              <w:top w:val="none" w:sz="0" w:color="auto"/>
-              <w:bottom w:val="single" w:sz="8" w:color="0F766E"/>
-              <w:left w:val="none" w:sz="0" w:color="auto"/>
-              <w:right w:val="none" w:sz="0" w:color="auto"/>
-              <w:insideH w:val="none" w:sz="0" w:color="auto"/>
-              <w:insideV w:val="none" w:sz="0" w:color="auto"/>
-            </w:tcBorders>
-          </w:tcPr>
-          <w:p>
-            <w:r>
-              <w:rPr>
-                <w:rFonts w:ascii="Poppins" w:hAnsi="Poppins" w:eastAsia="Poppins"/>
-                <w:b/>
-                <w:i w:val="0"/>
-                <w:color w:val="FFFFFF"/>
-                <w:sz w:val="16"/>
-              </w:rPr>
-              <w:t>Done</w:t>
-            </w:r>
-          </w:p>
-        </w:tc>
-      </w:tr>
-      <w:tr>
-        <w:tc>
-          <w:tcPr>
-            <w:tcW w:type="dxa" w:w="6520"/>
-            <w:shd w:val="clear" w:color="auto" w:fill="FFFFFF"/>
-            <w:tcBorders>
-              <w:top w:val="single" w:sz="4" w:color="CBD5E1"/>
-              <w:bottom w:val="single" w:sz="4" w:color="CBD5E1"/>
-              <w:left w:val="single" w:sz="4" w:color="CBD5E1"/>
-              <w:right w:val="single" w:sz="4" w:color="CBD5E1"/>
-              <w:insideH w:val="none" w:sz="0" w:color="auto"/>
-              <w:insideV w:val="none" w:sz="0" w:color="auto"/>
-            </w:tcBorders>
-            <w:tcMar>
-              <w:top w:w="55" w:type="dxa"/>
-              <w:bottom w:w="55" w:type="dxa"/>
-              <w:left w:w="100" w:type="dxa"/>
-              <w:right w:w="100" w:type="dxa"/>
-            </w:tcMar>
-          </w:tcPr>
-          <w:p>
-            <w:r>
-              <w:rPr>
-                <w:rFonts w:ascii="Inter" w:hAnsi="Inter" w:eastAsia="Inter"/>
-                <w:b w:val="0"/>
-                <w:i w:val="0"/>
-                <w:color w:val="0F172A"/>
-                <w:sz w:val="17"/>
-              </w:rPr>
-              <w:t>All statement balances agree to the ledger</w:t>
-            </w:r>
-          </w:p>
-        </w:tc>
-        <w:tc>
-          <w:tcPr>
-            <w:tcW w:type="dxa" w:w="2268"/>
-            <w:shd w:val="clear" w:color="auto" w:fill="FFFFFF"/>
-            <w:tcBorders>
-              <w:top w:val="single" w:sz="4" w:color="CBD5E1"/>
-              <w:bottom w:val="single" w:sz="4" w:color="CBD5E1"/>
-              <w:left w:val="single" w:sz="4" w:color="CBD5E1"/>
-              <w:right w:val="single" w:sz="4" w:color="CBD5E1"/>
-              <w:insideH w:val="none" w:sz="0" w:color="auto"/>
-              <w:insideV w:val="none" w:sz="0" w:color="auto"/>
-            </w:tcBorders>
-            <w:tcMar>
-              <w:top w:w="55" w:type="dxa"/>
-              <w:bottom w:w="55" w:type="dxa"/>
-              <w:left w:w="100" w:type="dxa"/>
-              <w:right w:w="100" w:type="dxa"/>
-            </w:tcMar>
-          </w:tcPr>
-          <w:p>
-            <w:r>
-              <w:rPr>
-                <w:rFonts w:ascii="Inter" w:hAnsi="Inter" w:eastAsia="Inter"/>
-                <w:b w:val="0"/>
-                <w:i w:val="0"/>
-                <w:color w:val="0F172A"/>
-                <w:sz w:val="17"/>
-              </w:rPr>
-            </w:r>
-          </w:p>
-        </w:tc>
-        <w:tc>
-          <w:tcPr>
-            <w:tcW w:type="dxa" w:w="1134"/>
-            <w:shd w:val="clear" w:color="auto" w:fill="FFFFFF"/>
-            <w:tcBorders>
-              <w:top w:val="single" w:sz="4" w:color="CBD5E1"/>
-              <w:bottom w:val="single" w:sz="4" w:color="CBD5E1"/>
-              <w:left w:val="single" w:sz="4" w:color="CBD5E1"/>
-              <w:right w:val="single" w:sz="4" w:color="CBD5E1"/>
-              <w:insideH w:val="none" w:sz="0" w:color="auto"/>
-              <w:insideV w:val="none" w:sz="0" w:color="auto"/>
-            </w:tcBorders>
-            <w:tcMar>
-              <w:top w:w="55" w:type="dxa"/>
-              <w:bottom w:w="55" w:type="dxa"/>
-              <w:left w:w="100" w:type="dxa"/>
-              <w:right w:w="100" w:type="dxa"/>
-            </w:tcMar>
-          </w:tcPr>
-          <w:p>
-            <w:r>
-              <w:rPr>
-                <w:rFonts w:ascii="Inter" w:hAnsi="Inter" w:eastAsia="Inter"/>
-                <w:b w:val="0"/>
-                <w:i w:val="0"/>
-                <w:color w:val="0F172A"/>
-                <w:sz w:val="17"/>
-              </w:rPr>
-              <w:t>[ ]</w:t>
-            </w:r>
-          </w:p>
-        </w:tc>
-      </w:tr>
-      <w:tr>
-        <w:tc>
-          <w:tcPr>
-            <w:tcW w:type="dxa" w:w="6520"/>
-            <w:shd w:val="clear" w:color="auto" w:fill="F8FAFC"/>
-            <w:tcBorders>
-              <w:top w:val="single" w:sz="4" w:color="CBD5E1"/>
-              <w:bottom w:val="single" w:sz="4" w:color="CBD5E1"/>
-              <w:left w:val="single" w:sz="4" w:color="CBD5E1"/>
-              <w:right w:val="single" w:sz="4" w:color="CBD5E1"/>
-              <w:insideH w:val="none" w:sz="0" w:color="auto"/>
-              <w:insideV w:val="none" w:sz="0" w:color="auto"/>
-            </w:tcBorders>
-            <w:tcMar>
-              <w:top w:w="55" w:type="dxa"/>
-              <w:bottom w:w="55" w:type="dxa"/>
-              <w:left w:w="100" w:type="dxa"/>
-              <w:right w:w="100" w:type="dxa"/>
-            </w:tcMar>
-          </w:tcPr>
-          <w:p>
-            <w:r>
-              <w:rPr>
-                <w:rFonts w:ascii="Inter" w:hAnsi="Inter" w:eastAsia="Inter"/>
-                <w:b w:val="0"/>
-                <w:i w:val="0"/>
-                <w:color w:val="0F172A"/>
-                <w:sz w:val="17"/>
-              </w:rPr>
-              <w:t>No unexplained suspense or uncategorised balances remaining</w:t>
-            </w:r>
-          </w:p>
-        </w:tc>
-        <w:tc>
-          <w:tcPr>
-            <w:tcW w:type="dxa" w:w="2268"/>
-            <w:shd w:val="clear" w:color="auto" w:fill="F8FAFC"/>
-            <w:tcBorders>
-              <w:top w:val="single" w:sz="4" w:color="CBD5E1"/>
-              <w:bottom w:val="single" w:sz="4" w:color="CBD5E1"/>
-              <w:left w:val="single" w:sz="4" w:color="CBD5E1"/>
-              <w:right w:val="single" w:sz="4" w:color="CBD5E1"/>
-              <w:insideH w:val="none" w:sz="0" w:color="auto"/>
-              <w:insideV w:val="none" w:sz="0" w:color="auto"/>
-            </w:tcBorders>
-            <w:tcMar>
-              <w:top w:w="55" w:type="dxa"/>
-              <w:bottom w:w="55" w:type="dxa"/>
-              <w:left w:w="100" w:type="dxa"/>
-              <w:right w:w="100" w:type="dxa"/>
-            </w:tcMar>
-          </w:tcPr>
-          <w:p>
-            <w:r>
-              <w:rPr>
-                <w:rFonts w:ascii="Inter" w:hAnsi="Inter" w:eastAsia="Inter"/>
-                <w:b w:val="0"/>
-                <w:i w:val="0"/>
-                <w:color w:val="0F172A"/>
-                <w:sz w:val="17"/>
-              </w:rPr>
-            </w:r>
-          </w:p>
-        </w:tc>
-        <w:tc>
-          <w:tcPr>
-            <w:tcW w:type="dxa" w:w="1134"/>
-            <w:shd w:val="clear" w:color="auto" w:fill="F8FAFC"/>
-            <w:tcBorders>
-              <w:top w:val="single" w:sz="4" w:color="CBD5E1"/>
-              <w:bottom w:val="single" w:sz="4" w:color="CBD5E1"/>
-              <w:left w:val="single" w:sz="4" w:color="CBD5E1"/>
-              <w:right w:val="single" w:sz="4" w:color="CBD5E1"/>
-              <w:insideH w:val="none" w:sz="0" w:color="auto"/>
-              <w:insideV w:val="none" w:sz="0" w:color="auto"/>
-            </w:tcBorders>
-            <w:tcMar>
-              <w:top w:w="55" w:type="dxa"/>
-              <w:bottom w:w="55" w:type="dxa"/>
-              <w:left w:w="100" w:type="dxa"/>
-              <w:right w:w="100" w:type="dxa"/>
-            </w:tcMar>
-          </w:tcPr>
-          <w:p>
-            <w:r>
-              <w:rPr>
-                <w:rFonts w:ascii="Inter" w:hAnsi="Inter" w:eastAsia="Inter"/>
-                <w:b w:val="0"/>
-                <w:i w:val="0"/>
-                <w:color w:val="0F172A"/>
-                <w:sz w:val="17"/>
-              </w:rPr>
-              <w:t>[ ]</w:t>
-            </w:r>
-          </w:p>
-        </w:tc>
-      </w:tr>
-      <w:tr>
-        <w:tc>
-          <w:tcPr>
-            <w:tcW w:type="dxa" w:w="6520"/>
-            <w:shd w:val="clear" w:color="auto" w:fill="FFFFFF"/>
-            <w:tcBorders>
-              <w:top w:val="single" w:sz="4" w:color="CBD5E1"/>
-              <w:bottom w:val="single" w:sz="4" w:color="CBD5E1"/>
-              <w:left w:val="single" w:sz="4" w:color="CBD5E1"/>
-              <w:right w:val="single" w:sz="4" w:color="CBD5E1"/>
-              <w:insideH w:val="none" w:sz="0" w:color="auto"/>
-              <w:insideV w:val="none" w:sz="0" w:color="auto"/>
-            </w:tcBorders>
-            <w:tcMar>
-              <w:top w:w="55" w:type="dxa"/>
-              <w:bottom w:w="55" w:type="dxa"/>
-              <w:left w:w="100" w:type="dxa"/>
-              <w:right w:w="100" w:type="dxa"/>
-            </w:tcMar>
-          </w:tcPr>
-          <w:p>
-            <w:r>
-              <w:rPr>
-                <w:rFonts w:ascii="Inter" w:hAnsi="Inter" w:eastAsia="Inter"/>
-                <w:b w:val="0"/>
-                <w:i w:val="0"/>
-                <w:color w:val="0F172A"/>
-                <w:sz w:val="17"/>
-              </w:rPr>
-              <w:t>Opening balances and retained earnings are understood and documented</w:t>
-            </w:r>
-          </w:p>
-        </w:tc>
-        <w:tc>
-          <w:tcPr>
-            <w:tcW w:type="dxa" w:w="2268"/>
-            <w:shd w:val="clear" w:color="auto" w:fill="FFFFFF"/>
-            <w:tcBorders>
-              <w:top w:val="single" w:sz="4" w:color="CBD5E1"/>
-              <w:bottom w:val="single" w:sz="4" w:color="CBD5E1"/>
-              <w:left w:val="single" w:sz="4" w:color="CBD5E1"/>
-              <w:right w:val="single" w:sz="4" w:color="CBD5E1"/>
-              <w:insideH w:val="none" w:sz="0" w:color="auto"/>
-              <w:insideV w:val="none" w:sz="0" w:color="auto"/>
-            </w:tcBorders>
-            <w:tcMar>
-              <w:top w:w="55" w:type="dxa"/>
-              <w:bottom w:w="55" w:type="dxa"/>
-              <w:left w:w="100" w:type="dxa"/>
-              <w:right w:w="100" w:type="dxa"/>
-            </w:tcMar>
-          </w:tcPr>
-          <w:p>
-            <w:r>
-              <w:rPr>
-                <w:rFonts w:ascii="Inter" w:hAnsi="Inter" w:eastAsia="Inter"/>
-                <w:b w:val="0"/>
-                <w:i w:val="0"/>
-                <w:color w:val="0F172A"/>
-                <w:sz w:val="17"/>
-              </w:rPr>
-            </w:r>
-          </w:p>
-        </w:tc>
-        <w:tc>
-          <w:tcPr>
-            <w:tcW w:type="dxa" w:w="1134"/>
-            <w:shd w:val="clear" w:color="auto" w:fill="FFFFFF"/>
-            <w:tcBorders>
-              <w:top w:val="single" w:sz="4" w:color="CBD5E1"/>
-              <w:bottom w:val="single" w:sz="4" w:color="CBD5E1"/>
-              <w:left w:val="single" w:sz="4" w:color="CBD5E1"/>
-              <w:right w:val="single" w:sz="4" w:color="CBD5E1"/>
-              <w:insideH w:val="none" w:sz="0" w:color="auto"/>
-              <w:insideV w:val="none" w:sz="0" w:color="auto"/>
-            </w:tcBorders>
-            <w:tcMar>
-              <w:top w:w="55" w:type="dxa"/>
-              <w:bottom w:w="55" w:type="dxa"/>
-              <w:left w:w="100" w:type="dxa"/>
-              <w:right w:w="100" w:type="dxa"/>
-            </w:tcMar>
-          </w:tcPr>
-          <w:p>
-            <w:r>
-              <w:rPr>
-                <w:rFonts w:ascii="Inter" w:hAnsi="Inter" w:eastAsia="Inter"/>
-                <w:b w:val="0"/>
-                <w:i w:val="0"/>
-                <w:color w:val="0F172A"/>
-                <w:sz w:val="17"/>
-              </w:rPr>
-              <w:t>[ ]</w:t>
-            </w:r>
-          </w:p>
-        </w:tc>
-      </w:tr>
-      <w:tr>
-        <w:tc>
-          <w:tcPr>
-            <w:tcW w:type="dxa" w:w="6520"/>
-            <w:shd w:val="clear" w:color="auto" w:fill="F8FAFC"/>
-            <w:tcBorders>
-              <w:top w:val="single" w:sz="4" w:color="CBD5E1"/>
-              <w:bottom w:val="single" w:sz="4" w:color="CBD5E1"/>
-              <w:left w:val="single" w:sz="4" w:color="CBD5E1"/>
-              <w:right w:val="single" w:sz="4" w:color="CBD5E1"/>
-              <w:insideH w:val="none" w:sz="0" w:color="auto"/>
-              <w:insideV w:val="none" w:sz="0" w:color="auto"/>
-            </w:tcBorders>
-            <w:tcMar>
-              <w:top w:w="55" w:type="dxa"/>
-              <w:bottom w:w="55" w:type="dxa"/>
-              <w:left w:w="100" w:type="dxa"/>
-              <w:right w:w="100" w:type="dxa"/>
-            </w:tcMar>
-          </w:tcPr>
-          <w:p>
-            <w:r>
-              <w:rPr>
-                <w:rFonts w:ascii="Inter" w:hAnsi="Inter" w:eastAsia="Inter"/>
-                <w:b w:val="0"/>
-                <w:i w:val="0"/>
-                <w:color w:val="0F172A"/>
-                <w:sz w:val="17"/>
-              </w:rPr>
-              <w:t>Negative assets / liabilities and unusual balances investigated and documented</w:t>
-            </w:r>
-          </w:p>
-        </w:tc>
-        <w:tc>
-          <w:tcPr>
-            <w:tcW w:type="dxa" w:w="2268"/>
-            <w:shd w:val="clear" w:color="auto" w:fill="F8FAFC"/>
-            <w:tcBorders>
-              <w:top w:val="single" w:sz="4" w:color="CBD5E1"/>
-              <w:bottom w:val="single" w:sz="4" w:color="CBD5E1"/>
-              <w:left w:val="single" w:sz="4" w:color="CBD5E1"/>
-              <w:right w:val="single" w:sz="4" w:color="CBD5E1"/>
-              <w:insideH w:val="none" w:sz="0" w:color="auto"/>
-              <w:insideV w:val="none" w:sz="0" w:color="auto"/>
-            </w:tcBorders>
-            <w:tcMar>
-              <w:top w:w="55" w:type="dxa"/>
-              <w:bottom w:w="55" w:type="dxa"/>
-              <w:left w:w="100" w:type="dxa"/>
-              <w:right w:w="100" w:type="dxa"/>
-            </w:tcMar>
-          </w:tcPr>
-          <w:p>
-            <w:r>
-              <w:rPr>
-                <w:rFonts w:ascii="Inter" w:hAnsi="Inter" w:eastAsia="Inter"/>
-                <w:b w:val="0"/>
-                <w:i w:val="0"/>
-                <w:color w:val="0F172A"/>
-                <w:sz w:val="17"/>
-              </w:rPr>
-            </w:r>
-          </w:p>
-        </w:tc>
-        <w:tc>
-          <w:tcPr>
-            <w:tcW w:type="dxa" w:w="1134"/>
-            <w:shd w:val="clear" w:color="auto" w:fill="F8FAFC"/>
-            <w:tcBorders>
-              <w:top w:val="single" w:sz="4" w:color="CBD5E1"/>
-              <w:bottom w:val="single" w:sz="4" w:color="CBD5E1"/>
-              <w:left w:val="single" w:sz="4" w:color="CBD5E1"/>
-              <w:right w:val="single" w:sz="4" w:color="CBD5E1"/>
-              <w:insideH w:val="none" w:sz="0" w:color="auto"/>
-              <w:insideV w:val="none" w:sz="0" w:color="auto"/>
-            </w:tcBorders>
-            <w:tcMar>
-              <w:top w:w="55" w:type="dxa"/>
-              <w:bottom w:w="55" w:type="dxa"/>
-              <w:left w:w="100" w:type="dxa"/>
-              <w:right w:w="100" w:type="dxa"/>
-            </w:tcMar>
-          </w:tcPr>
-          <w:p>
-            <w:r>
-              <w:rPr>
-                <w:rFonts w:ascii="Inter" w:hAnsi="Inter" w:eastAsia="Inter"/>
-                <w:b w:val="0"/>
-                <w:i w:val="0"/>
-                <w:color w:val="0F172A"/>
-                <w:sz w:val="17"/>
-              </w:rPr>
-              <w:t>[ ]</w:t>
-            </w:r>
-          </w:p>
-        </w:tc>
-      </w:tr>
-      <w:tr>
-        <w:tc>
-          <w:tcPr>
-            <w:tcW w:type="dxa" w:w="6520"/>
-            <w:shd w:val="clear" w:color="auto" w:fill="FFFFFF"/>
-            <w:tcBorders>
-              <w:top w:val="single" w:sz="4" w:color="CBD5E1"/>
-              <w:bottom w:val="single" w:sz="4" w:color="CBD5E1"/>
-              <w:left w:val="single" w:sz="4" w:color="CBD5E1"/>
-              <w:right w:val="single" w:sz="4" w:color="CBD5E1"/>
-              <w:insideH w:val="none" w:sz="0" w:color="auto"/>
-              <w:insideV w:val="none" w:sz="0" w:color="auto"/>
-            </w:tcBorders>
-            <w:tcMar>
-              <w:top w:w="55" w:type="dxa"/>
-              <w:bottom w:w="55" w:type="dxa"/>
-              <w:left w:w="100" w:type="dxa"/>
-              <w:right w:w="100" w:type="dxa"/>
-            </w:tcMar>
-          </w:tcPr>
-          <w:p>
-            <w:r>
-              <w:rPr>
-                <w:rFonts w:ascii="Inter" w:hAnsi="Inter" w:eastAsia="Inter"/>
-                <w:b w:val="0"/>
-                <w:i w:val="0"/>
-                <w:color w:val="0F172A"/>
-                <w:sz w:val="17"/>
-              </w:rPr>
-              <w:t>Payroll, loans, sales-tax/VAT, and processor clearing fully reconciled</w:t>
-            </w:r>
-          </w:p>
-        </w:tc>
-        <w:tc>
-          <w:tcPr>
-            <w:tcW w:type="dxa" w:w="2268"/>
-            <w:shd w:val="clear" w:color="auto" w:fill="FFFFFF"/>
-            <w:tcBorders>
-              <w:top w:val="single" w:sz="4" w:color="CBD5E1"/>
-              <w:bottom w:val="single" w:sz="4" w:color="CBD5E1"/>
-              <w:left w:val="single" w:sz="4" w:color="CBD5E1"/>
-              <w:right w:val="single" w:sz="4" w:color="CBD5E1"/>
-              <w:insideH w:val="none" w:sz="0" w:color="auto"/>
-              <w:insideV w:val="none" w:sz="0" w:color="auto"/>
-            </w:tcBorders>
-            <w:tcMar>
-              <w:top w:w="55" w:type="dxa"/>
-              <w:bottom w:w="55" w:type="dxa"/>
-              <w:left w:w="100" w:type="dxa"/>
-              <w:right w:w="100" w:type="dxa"/>
-            </w:tcMar>
-          </w:tcPr>
-          <w:p>
-            <w:r>
-              <w:rPr>
-                <w:rFonts w:ascii="Inter" w:hAnsi="Inter" w:eastAsia="Inter"/>
-                <w:b w:val="0"/>
-                <w:i w:val="0"/>
-                <w:color w:val="0F172A"/>
-                <w:sz w:val="17"/>
-              </w:rPr>
-            </w:r>
-          </w:p>
-        </w:tc>
-        <w:tc>
-          <w:tcPr>
-            <w:tcW w:type="dxa" w:w="1134"/>
-            <w:shd w:val="clear" w:color="auto" w:fill="FFFFFF"/>
-            <w:tcBorders>
-              <w:top w:val="single" w:sz="4" w:color="CBD5E1"/>
-              <w:bottom w:val="single" w:sz="4" w:color="CBD5E1"/>
-              <w:left w:val="single" w:sz="4" w:color="CBD5E1"/>
-              <w:right w:val="single" w:sz="4" w:color="CBD5E1"/>
-              <w:insideH w:val="none" w:sz="0" w:color="auto"/>
-              <w:insideV w:val="none" w:sz="0" w:color="auto"/>
-            </w:tcBorders>
-            <w:tcMar>
-              <w:top w:w="55" w:type="dxa"/>
-              <w:bottom w:w="55" w:type="dxa"/>
-              <w:left w:w="100" w:type="dxa"/>
-              <w:right w:w="100" w:type="dxa"/>
-            </w:tcMar>
-          </w:tcPr>
-          <w:p>
-            <w:r>
-              <w:rPr>
-                <w:rFonts w:ascii="Inter" w:hAnsi="Inter" w:eastAsia="Inter"/>
-                <w:b w:val="0"/>
-                <w:i w:val="0"/>
-                <w:color w:val="0F172A"/>
-                <w:sz w:val="17"/>
-              </w:rPr>
-              <w:t>[ ]</w:t>
-            </w:r>
-          </w:p>
-        </w:tc>
-      </w:tr>
-      <w:tr>
-        <w:tc>
-          <w:tcPr>
-            <w:tcW w:type="dxa" w:w="6520"/>
-            <w:shd w:val="clear" w:color="auto" w:fill="F8FAFC"/>
-            <w:tcBorders>
-              <w:top w:val="single" w:sz="4" w:color="CBD5E1"/>
-              <w:bottom w:val="single" w:sz="4" w:color="CBD5E1"/>
-              <w:left w:val="single" w:sz="4" w:color="CBD5E1"/>
-              <w:right w:val="single" w:sz="4" w:color="CBD5E1"/>
-              <w:insideH w:val="none" w:sz="0" w:color="auto"/>
-              <w:insideV w:val="none" w:sz="0" w:color="auto"/>
-            </w:tcBorders>
-            <w:tcMar>
-              <w:top w:w="55" w:type="dxa"/>
-              <w:bottom w:w="55" w:type="dxa"/>
-              <w:left w:w="100" w:type="dxa"/>
-              <w:right w:w="100" w:type="dxa"/>
-            </w:tcMar>
-          </w:tcPr>
-          <w:p>
-            <w:r>
-              <w:rPr>
-                <w:rFonts w:ascii="Inter" w:hAnsi="Inter" w:eastAsia="Inter"/>
-                <w:b w:val="0"/>
-                <w:i w:val="0"/>
-                <w:color w:val="0F172A"/>
-                <w:sz w:val="17"/>
-              </w:rPr>
-              <w:t>All material variances have documented explanations</w:t>
-            </w:r>
-          </w:p>
-        </w:tc>
-        <w:tc>
-          <w:tcPr>
-            <w:tcW w:type="dxa" w:w="2268"/>
-            <w:shd w:val="clear" w:color="auto" w:fill="F8FAFC"/>
-            <w:tcBorders>
-              <w:top w:val="single" w:sz="4" w:color="CBD5E1"/>
-              <w:bottom w:val="single" w:sz="4" w:color="CBD5E1"/>
-              <w:left w:val="single" w:sz="4" w:color="CBD5E1"/>
-              <w:right w:val="single" w:sz="4" w:color="CBD5E1"/>
-              <w:insideH w:val="none" w:sz="0" w:color="auto"/>
-              <w:insideV w:val="none" w:sz="0" w:color="auto"/>
-            </w:tcBorders>
-            <w:tcMar>
-              <w:top w:w="55" w:type="dxa"/>
-              <w:bottom w:w="55" w:type="dxa"/>
-              <w:left w:w="100" w:type="dxa"/>
-              <w:right w:w="100" w:type="dxa"/>
-            </w:tcMar>
-          </w:tcPr>
-          <w:p>
-            <w:r>
-              <w:rPr>
-                <w:rFonts w:ascii="Inter" w:hAnsi="Inter" w:eastAsia="Inter"/>
-                <w:b w:val="0"/>
-                <w:i w:val="0"/>
-                <w:color w:val="0F172A"/>
-                <w:sz w:val="17"/>
-              </w:rPr>
-            </w:r>
-          </w:p>
-        </w:tc>
-        <w:tc>
-          <w:tcPr>
-            <w:tcW w:type="dxa" w:w="1134"/>
-            <w:shd w:val="clear" w:color="auto" w:fill="F8FAFC"/>
-            <w:tcBorders>
-              <w:top w:val="single" w:sz="4" w:color="CBD5E1"/>
-              <w:bottom w:val="single" w:sz="4" w:color="CBD5E1"/>
-              <w:left w:val="single" w:sz="4" w:color="CBD5E1"/>
-              <w:right w:val="single" w:sz="4" w:color="CBD5E1"/>
-              <w:insideH w:val="none" w:sz="0" w:color="auto"/>
-              <w:insideV w:val="none" w:sz="0" w:color="auto"/>
-            </w:tcBorders>
-            <w:tcMar>
-              <w:top w:w="55" w:type="dxa"/>
-              <w:bottom w:w="55" w:type="dxa"/>
-              <w:left w:w="100" w:type="dxa"/>
-              <w:right w:w="100" w:type="dxa"/>
-            </w:tcMar>
-          </w:tcPr>
-          <w:p>
-            <w:r>
-              <w:rPr>
-                <w:rFonts w:ascii="Inter" w:hAnsi="Inter" w:eastAsia="Inter"/>
-                <w:b w:val="0"/>
-                <w:i w:val="0"/>
-                <w:color w:val="0F172A"/>
-                <w:sz w:val="17"/>
-              </w:rPr>
-              <w:t>[ ]</w:t>
-            </w:r>
-          </w:p>
-        </w:tc>
-      </w:tr>
-      <w:tr>
-        <w:tc>
-          <w:tcPr>
-            <w:tcW w:type="dxa" w:w="6520"/>
-            <w:shd w:val="clear" w:color="auto" w:fill="FFFFFF"/>
-            <w:tcBorders>
-              <w:top w:val="single" w:sz="4" w:color="CBD5E1"/>
-              <w:bottom w:val="single" w:sz="4" w:color="CBD5E1"/>
-              <w:left w:val="single" w:sz="4" w:color="CBD5E1"/>
-              <w:right w:val="single" w:sz="4" w:color="CBD5E1"/>
-              <w:insideH w:val="none" w:sz="0" w:color="auto"/>
-              <w:insideV w:val="none" w:sz="0" w:color="auto"/>
-            </w:tcBorders>
-            <w:tcMar>
-              <w:top w:w="55" w:type="dxa"/>
-              <w:bottom w:w="55" w:type="dxa"/>
-              <w:left w:w="100" w:type="dxa"/>
-              <w:right w:w="100" w:type="dxa"/>
-            </w:tcMar>
-          </w:tcPr>
-          <w:p>
-            <w:r>
-              <w:rPr>
-                <w:rFonts w:ascii="Inter" w:hAnsi="Inter" w:eastAsia="Inter"/>
-                <w:b w:val="0"/>
-                <w:i w:val="0"/>
-                <w:color w:val="0F172A"/>
-                <w:sz w:val="17"/>
-              </w:rPr>
-              <w:t>Reports use correct period, basis, entity, and comparison column</w:t>
-            </w:r>
-          </w:p>
-        </w:tc>
-        <w:tc>
-          <w:tcPr>
-            <w:tcW w:type="dxa" w:w="2268"/>
-            <w:shd w:val="clear" w:color="auto" w:fill="FFFFFF"/>
-            <w:tcBorders>
-              <w:top w:val="single" w:sz="4" w:color="CBD5E1"/>
-              <w:bottom w:val="single" w:sz="4" w:color="CBD5E1"/>
-              <w:left w:val="single" w:sz="4" w:color="CBD5E1"/>
-              <w:right w:val="single" w:sz="4" w:color="CBD5E1"/>
-              <w:insideH w:val="none" w:sz="0" w:color="auto"/>
-              <w:insideV w:val="none" w:sz="0" w:color="auto"/>
-            </w:tcBorders>
-            <w:tcMar>
-              <w:top w:w="55" w:type="dxa"/>
-              <w:bottom w:w="55" w:type="dxa"/>
-              <w:left w:w="100" w:type="dxa"/>
-              <w:right w:w="100" w:type="dxa"/>
-            </w:tcMar>
-          </w:tcPr>
-          <w:p>
-            <w:r>
-              <w:rPr>
-                <w:rFonts w:ascii="Inter" w:hAnsi="Inter" w:eastAsia="Inter"/>
-                <w:b w:val="0"/>
-                <w:i w:val="0"/>
-                <w:color w:val="0F172A"/>
-                <w:sz w:val="17"/>
-              </w:rPr>
-            </w:r>
-          </w:p>
-        </w:tc>
-        <w:tc>
-          <w:tcPr>
-            <w:tcW w:type="dxa" w:w="1134"/>
-            <w:shd w:val="clear" w:color="auto" w:fill="FFFFFF"/>
-            <w:tcBorders>
-              <w:top w:val="single" w:sz="4" w:color="CBD5E1"/>
-              <w:bottom w:val="single" w:sz="4" w:color="CBD5E1"/>
-              <w:left w:val="single" w:sz="4" w:color="CBD5E1"/>
-              <w:right w:val="single" w:sz="4" w:color="CBD5E1"/>
-              <w:insideH w:val="none" w:sz="0" w:color="auto"/>
-              <w:insideV w:val="none" w:sz="0" w:color="auto"/>
-            </w:tcBorders>
-            <w:tcMar>
-              <w:top w:w="55" w:type="dxa"/>
-              <w:bottom w:w="55" w:type="dxa"/>
-              <w:left w:w="100" w:type="dxa"/>
-              <w:right w:w="100" w:type="dxa"/>
-            </w:tcMar>
-          </w:tcPr>
-          <w:p>
-            <w:r>
-              <w:rPr>
-                <w:rFonts w:ascii="Inter" w:hAnsi="Inter" w:eastAsia="Inter"/>
-                <w:b w:val="0"/>
-                <w:i w:val="0"/>
-                <w:color w:val="0F172A"/>
-                <w:sz w:val="17"/>
-              </w:rPr>
-              <w:t>[ ]</w:t>
-            </w:r>
-          </w:p>
-        </w:tc>
-      </w:tr>
-      <w:tr>
-        <w:tc>
-          <w:tcPr>
-            <w:tcW w:type="dxa" w:w="6520"/>
-            <w:shd w:val="clear" w:color="auto" w:fill="F8FAFC"/>
-            <w:tcBorders>
-              <w:top w:val="single" w:sz="4" w:color="CBD5E1"/>
-              <w:bottom w:val="single" w:sz="4" w:color="CBD5E1"/>
-              <w:left w:val="single" w:sz="4" w:color="CBD5E1"/>
-              <w:right w:val="single" w:sz="4" w:color="CBD5E1"/>
-              <w:insideH w:val="none" w:sz="0" w:color="auto"/>
-              <w:insideV w:val="none" w:sz="0" w:color="auto"/>
-            </w:tcBorders>
-            <w:tcMar>
-              <w:top w:w="55" w:type="dxa"/>
-              <w:bottom w:w="55" w:type="dxa"/>
-              <w:left w:w="100" w:type="dxa"/>
-              <w:right w:w="100" w:type="dxa"/>
-            </w:tcMar>
-          </w:tcPr>
-          <w:p>
-            <w:r>
-              <w:rPr>
-                <w:rFonts w:ascii="Inter" w:hAnsi="Inter" w:eastAsia="Inter"/>
-                <w:b w:val="0"/>
-                <w:i w:val="0"/>
-                <w:color w:val="0F172A"/>
-                <w:sz w:val="17"/>
-              </w:rPr>
-              <w:t>All questions, judgments, and client approvals are documented in writing</w:t>
-            </w:r>
-          </w:p>
-        </w:tc>
-        <w:tc>
-          <w:tcPr>
-            <w:tcW w:type="dxa" w:w="2268"/>
-            <w:shd w:val="clear" w:color="auto" w:fill="F8FAFC"/>
-            <w:tcBorders>
-              <w:top w:val="single" w:sz="4" w:color="CBD5E1"/>
-              <w:bottom w:val="single" w:sz="4" w:color="CBD5E1"/>
-              <w:left w:val="single" w:sz="4" w:color="CBD5E1"/>
-              <w:right w:val="single" w:sz="4" w:color="CBD5E1"/>
-              <w:insideH w:val="none" w:sz="0" w:color="auto"/>
-              <w:insideV w:val="none" w:sz="0" w:color="auto"/>
-            </w:tcBorders>
-            <w:tcMar>
-              <w:top w:w="55" w:type="dxa"/>
-              <w:bottom w:w="55" w:type="dxa"/>
-              <w:left w:w="100" w:type="dxa"/>
-              <w:right w:w="100" w:type="dxa"/>
-            </w:tcMar>
-          </w:tcPr>
-          <w:p>
-            <w:r>
-              <w:rPr>
-                <w:rFonts w:ascii="Inter" w:hAnsi="Inter" w:eastAsia="Inter"/>
-                <w:b w:val="0"/>
-                <w:i w:val="0"/>
-                <w:color w:val="0F172A"/>
-                <w:sz w:val="17"/>
-              </w:rPr>
-            </w:r>
-          </w:p>
-        </w:tc>
-        <w:tc>
-          <w:tcPr>
-            <w:tcW w:type="dxa" w:w="1134"/>
-            <w:shd w:val="clear" w:color="auto" w:fill="F8FAFC"/>
-            <w:tcBorders>
-              <w:top w:val="single" w:sz="4" w:color="CBD5E1"/>
-              <w:bottom w:val="single" w:sz="4" w:color="CBD5E1"/>
-              <w:left w:val="single" w:sz="4" w:color="CBD5E1"/>
-              <w:right w:val="single" w:sz="4" w:color="CBD5E1"/>
-              <w:insideH w:val="none" w:sz="0" w:color="auto"/>
-              <w:insideV w:val="none" w:sz="0" w:color="auto"/>
-            </w:tcBorders>
-            <w:tcMar>
-              <w:top w:w="55" w:type="dxa"/>
-              <w:bottom w:w="55" w:type="dxa"/>
-              <w:left w:w="100" w:type="dxa"/>
-              <w:right w:w="100" w:type="dxa"/>
-            </w:tcMar>
-          </w:tcPr>
-          <w:p>
-            <w:r>
-              <w:rPr>
-                <w:rFonts w:ascii="Inter" w:hAnsi="Inter" w:eastAsia="Inter"/>
-                <w:b w:val="0"/>
-                <w:i w:val="0"/>
-                <w:color w:val="0F172A"/>
-                <w:sz w:val="17"/>
-              </w:rPr>
-              <w:t>[ ]</w:t>
-            </w:r>
-          </w:p>
-        </w:tc>
-      </w:tr>
-      <w:tr>
-        <w:tc>
-          <w:tcPr>
-            <w:tcW w:type="dxa" w:w="6520"/>
-            <w:shd w:val="clear" w:color="auto" w:fill="FFFFFF"/>
-            <w:tcBorders>
-              <w:top w:val="single" w:sz="4" w:color="CBD5E1"/>
-              <w:bottom w:val="single" w:sz="4" w:color="CBD5E1"/>
-              <w:left w:val="single" w:sz="4" w:color="CBD5E1"/>
-              <w:right w:val="single" w:sz="4" w:color="CBD5E1"/>
-              <w:insideH w:val="none" w:sz="0" w:color="auto"/>
-              <w:insideV w:val="none" w:sz="0" w:color="auto"/>
-            </w:tcBorders>
-            <w:tcMar>
-              <w:top w:w="55" w:type="dxa"/>
-              <w:bottom w:w="55" w:type="dxa"/>
-              <w:left w:w="100" w:type="dxa"/>
-              <w:right w:w="100" w:type="dxa"/>
-            </w:tcMar>
-          </w:tcPr>
-          <w:p>
-            <w:r>
-              <w:rPr>
-                <w:rFonts w:ascii="Inter" w:hAnsi="Inter" w:eastAsia="Inter"/>
-                <w:b w:val="0"/>
-                <w:i w:val="0"/>
-                <w:color w:val="0F172A"/>
-                <w:sz w:val="17"/>
-              </w:rPr>
-              <w:t>Period is locked or closed in the software after review sign-off</w:t>
-            </w:r>
-          </w:p>
-        </w:tc>
-        <w:tc>
-          <w:tcPr>
-            <w:tcW w:type="dxa" w:w="2268"/>
-            <w:shd w:val="clear" w:color="auto" w:fill="FFFFFF"/>
-            <w:tcBorders>
-              <w:top w:val="single" w:sz="4" w:color="CBD5E1"/>
-              <w:bottom w:val="single" w:sz="4" w:color="CBD5E1"/>
-              <w:left w:val="single" w:sz="4" w:color="CBD5E1"/>
-              <w:right w:val="single" w:sz="4" w:color="CBD5E1"/>
-              <w:insideH w:val="none" w:sz="0" w:color="auto"/>
-              <w:insideV w:val="none" w:sz="0" w:color="auto"/>
-            </w:tcBorders>
-            <w:tcMar>
-              <w:top w:w="55" w:type="dxa"/>
-              <w:bottom w:w="55" w:type="dxa"/>
-              <w:left w:w="100" w:type="dxa"/>
-              <w:right w:w="100" w:type="dxa"/>
-            </w:tcMar>
-          </w:tcPr>
-          <w:p>
-            <w:r>
-              <w:rPr>
-                <w:rFonts w:ascii="Inter" w:hAnsi="Inter" w:eastAsia="Inter"/>
-                <w:b w:val="0"/>
-                <w:i w:val="0"/>
-                <w:color w:val="0F172A"/>
-                <w:sz w:val="17"/>
-              </w:rPr>
-            </w:r>
-          </w:p>
-        </w:tc>
-        <w:tc>
-          <w:tcPr>
-            <w:tcW w:type="dxa" w:w="1134"/>
-            <w:shd w:val="clear" w:color="auto" w:fill="FFFFFF"/>
-            <w:tcBorders>
-              <w:top w:val="single" w:sz="4" w:color="CBD5E1"/>
-              <w:bottom w:val="single" w:sz="4" w:color="CBD5E1"/>
-              <w:left w:val="single" w:sz="4" w:color="CBD5E1"/>
-              <w:right w:val="single" w:sz="4" w:color="CBD5E1"/>
-              <w:insideH w:val="none" w:sz="0" w:color="auto"/>
-              <w:insideV w:val="none" w:sz="0" w:color="auto"/>
-            </w:tcBorders>
-            <w:tcMar>
-              <w:top w:w="55" w:type="dxa"/>
-              <w:bottom w:w="55" w:type="dxa"/>
-              <w:left w:w="100" w:type="dxa"/>
-              <w:right w:w="100" w:type="dxa"/>
-            </w:tcMar>
-          </w:tcPr>
-          <w:p>
-            <w:r>
-              <w:rPr>
-                <w:rFonts w:ascii="Inter" w:hAnsi="Inter" w:eastAsia="Inter"/>
-                <w:b w:val="0"/>
-                <w:i w:val="0"/>
-                <w:color w:val="0F172A"/>
-                <w:sz w:val="17"/>
-              </w:rPr>
-              <w:t>[ ]</w:t>
-            </w:r>
-          </w:p>
-        </w:tc>
-      </w:tr>
-      <w:tr>
-        <w:tc>
-          <w:tcPr>
-            <w:tcW w:type="dxa" w:w="6520"/>
-            <w:shd w:val="clear" w:color="auto" w:fill="F8FAFC"/>
-            <w:tcBorders>
-              <w:top w:val="single" w:sz="4" w:color="CBD5E1"/>
-              <w:bottom w:val="single" w:sz="4" w:color="CBD5E1"/>
-              <w:left w:val="single" w:sz="4" w:color="CBD5E1"/>
-              <w:right w:val="single" w:sz="4" w:color="CBD5E1"/>
-              <w:insideH w:val="none" w:sz="0" w:color="auto"/>
-              <w:insideV w:val="none" w:sz="0" w:color="auto"/>
-            </w:tcBorders>
-            <w:tcMar>
-              <w:top w:w="55" w:type="dxa"/>
-              <w:bottom w:w="55" w:type="dxa"/>
-              <w:left w:w="100" w:type="dxa"/>
-              <w:right w:w="100" w:type="dxa"/>
-            </w:tcMar>
-          </w:tcPr>
-          <w:p>
-            <w:r>
-              <w:rPr>
-                <w:rFonts w:ascii="Inter" w:hAnsi="Inter" w:eastAsia="Inter"/>
-                <w:b w:val="0"/>
-                <w:i w:val="0"/>
-                <w:color w:val="0F172A"/>
-                <w:sz w:val="17"/>
-              </w:rPr>
-              <w:t>Reports delivered to client portal — not by ordinary email</w:t>
-            </w:r>
-          </w:p>
-        </w:tc>
-        <w:tc>
-          <w:tcPr>
-            <w:tcW w:type="dxa" w:w="2268"/>
-            <w:shd w:val="clear" w:color="auto" w:fill="F8FAFC"/>
-            <w:tcBorders>
-              <w:top w:val="single" w:sz="4" w:color="CBD5E1"/>
-              <w:bottom w:val="single" w:sz="4" w:color="CBD5E1"/>
-              <w:left w:val="single" w:sz="4" w:color="CBD5E1"/>
-              <w:right w:val="single" w:sz="4" w:color="CBD5E1"/>
-              <w:insideH w:val="none" w:sz="0" w:color="auto"/>
-              <w:insideV w:val="none" w:sz="0" w:color="auto"/>
-            </w:tcBorders>
-            <w:tcMar>
-              <w:top w:w="55" w:type="dxa"/>
-              <w:bottom w:w="55" w:type="dxa"/>
-              <w:left w:w="100" w:type="dxa"/>
-              <w:right w:w="100" w:type="dxa"/>
-            </w:tcMar>
-          </w:tcPr>
-          <w:p>
-            <w:r>
-              <w:rPr>
-                <w:rFonts w:ascii="Inter" w:hAnsi="Inter" w:eastAsia="Inter"/>
-                <w:b w:val="0"/>
-                <w:i w:val="0"/>
-                <w:color w:val="0F172A"/>
-                <w:sz w:val="17"/>
-              </w:rPr>
-            </w:r>
-          </w:p>
-        </w:tc>
-        <w:tc>
-          <w:tcPr>
-            <w:tcW w:type="dxa" w:w="1134"/>
-            <w:shd w:val="clear" w:color="auto" w:fill="F8FAFC"/>
-            <w:tcBorders>
-              <w:top w:val="single" w:sz="4" w:color="CBD5E1"/>
-              <w:bottom w:val="single" w:sz="4" w:color="CBD5E1"/>
-              <w:left w:val="single" w:sz="4" w:color="CBD5E1"/>
-              <w:right w:val="single" w:sz="4" w:color="CBD5E1"/>
-              <w:insideH w:val="none" w:sz="0" w:color="auto"/>
-              <w:insideV w:val="none" w:sz="0" w:color="auto"/>
-            </w:tcBorders>
-            <w:tcMar>
-              <w:top w:w="55" w:type="dxa"/>
-              <w:bottom w:w="55" w:type="dxa"/>
-              <w:left w:w="100" w:type="dxa"/>
-              <w:right w:w="100" w:type="dxa"/>
-            </w:tcMar>
-          </w:tcPr>
-          <w:p>
-            <w:r>
-              <w:rPr>
-                <w:rFonts w:ascii="Inter" w:hAnsi="Inter" w:eastAsia="Inter"/>
-                <w:b w:val="0"/>
-                <w:i w:val="0"/>
-                <w:color w:val="0F172A"/>
-                <w:sz w:val="17"/>
-              </w:rPr>
-              <w:t>[ ]</w:t>
-            </w:r>
-          </w:p>
-        </w:tc>
-      </w:tr>
-    </w:tbl>
+    <w:p/>
     <w:p>
       <w:pPr>
-        <w:spacing w:before="0" w:after="120"/>
+        <w:spacing w:before="0" w:after="80" w:line="276" w:lineRule="auto"/>
+        <w:ind w:left="180" w:hanging="180"/>
       </w:pPr>
+      <w:r>
+        <w:rPr>
+          <w:rFonts w:ascii="Calibri" w:hAnsi="Calibri" w:eastAsia="Calibri"/>
+          <w:b/>
+          <w:i w:val="0"/>
+          <w:color w:val="0F172A"/>
+          <w:sz w:val="20"/>
+        </w:rPr>
+        <w:t xml:space="preserve">☐  </w:t>
+      </w:r>
+      <w:r>
+        <w:rPr>
+          <w:rFonts w:ascii="Calibri" w:hAnsi="Calibri" w:eastAsia="Calibri"/>
+          <w:b w:val="0"/>
+          <w:i w:val="0"/>
+          <w:color w:val="0F172A"/>
+          <w:sz w:val="19"/>
+        </w:rPr>
+        <w:t>All statement balances agree to the ledger</w:t>
+      </w:r>
+    </w:p>
+    <w:p>
+      <w:pPr>
+        <w:spacing w:before="0" w:after="80" w:line="276" w:lineRule="auto"/>
+        <w:ind w:left="180" w:hanging="180"/>
+      </w:pPr>
+      <w:r>
+        <w:rPr>
+          <w:rFonts w:ascii="Calibri" w:hAnsi="Calibri" w:eastAsia="Calibri"/>
+          <w:b/>
+          <w:i w:val="0"/>
+          <w:color w:val="0F172A"/>
+          <w:sz w:val="20"/>
+        </w:rPr>
+        <w:t xml:space="preserve">☐  </w:t>
+      </w:r>
+      <w:r>
+        <w:rPr>
+          <w:rFonts w:ascii="Calibri" w:hAnsi="Calibri" w:eastAsia="Calibri"/>
+          <w:b w:val="0"/>
+          <w:i w:val="0"/>
+          <w:color w:val="0F172A"/>
+          <w:sz w:val="19"/>
+        </w:rPr>
+        <w:t>No unexplained suspense or uncategorised balances remaining</w:t>
+      </w:r>
+    </w:p>
+    <w:p>
+      <w:pPr>
+        <w:spacing w:before="0" w:after="80" w:line="276" w:lineRule="auto"/>
+        <w:ind w:left="180" w:hanging="180"/>
+      </w:pPr>
+      <w:r>
+        <w:rPr>
+          <w:rFonts w:ascii="Calibri" w:hAnsi="Calibri" w:eastAsia="Calibri"/>
+          <w:b/>
+          <w:i w:val="0"/>
+          <w:color w:val="0F172A"/>
+          <w:sz w:val="20"/>
+        </w:rPr>
+        <w:t xml:space="preserve">☐  </w:t>
+      </w:r>
+      <w:r>
+        <w:rPr>
+          <w:rFonts w:ascii="Calibri" w:hAnsi="Calibri" w:eastAsia="Calibri"/>
+          <w:b w:val="0"/>
+          <w:i w:val="0"/>
+          <w:color w:val="0F172A"/>
+          <w:sz w:val="19"/>
+        </w:rPr>
+        <w:t>Opening balances and retained earnings are understood and documented</w:t>
+      </w:r>
+    </w:p>
+    <w:p>
+      <w:pPr>
+        <w:spacing w:before="0" w:after="80" w:line="276" w:lineRule="auto"/>
+        <w:ind w:left="180" w:hanging="180"/>
+      </w:pPr>
+      <w:r>
+        <w:rPr>
+          <w:rFonts w:ascii="Calibri" w:hAnsi="Calibri" w:eastAsia="Calibri"/>
+          <w:b/>
+          <w:i w:val="0"/>
+          <w:color w:val="0F172A"/>
+          <w:sz w:val="20"/>
+        </w:rPr>
+        <w:t xml:space="preserve">☐  </w:t>
+      </w:r>
+      <w:r>
+        <w:rPr>
+          <w:rFonts w:ascii="Calibri" w:hAnsi="Calibri" w:eastAsia="Calibri"/>
+          <w:b w:val="0"/>
+          <w:i w:val="0"/>
+          <w:color w:val="0F172A"/>
+          <w:sz w:val="19"/>
+        </w:rPr>
+        <w:t>Negative assets / liabilities and unusual balances investigated and documented</w:t>
+      </w:r>
+    </w:p>
+    <w:p>
+      <w:pPr>
+        <w:spacing w:before="0" w:after="80" w:line="276" w:lineRule="auto"/>
+        <w:ind w:left="180" w:hanging="180"/>
+      </w:pPr>
+      <w:r>
+        <w:rPr>
+          <w:rFonts w:ascii="Calibri" w:hAnsi="Calibri" w:eastAsia="Calibri"/>
+          <w:b/>
+          <w:i w:val="0"/>
+          <w:color w:val="0F172A"/>
+          <w:sz w:val="20"/>
+        </w:rPr>
+        <w:t xml:space="preserve">☐  </w:t>
+      </w:r>
+      <w:r>
+        <w:rPr>
+          <w:rFonts w:ascii="Calibri" w:hAnsi="Calibri" w:eastAsia="Calibri"/>
+          <w:b w:val="0"/>
+          <w:i w:val="0"/>
+          <w:color w:val="0F172A"/>
+          <w:sz w:val="19"/>
+        </w:rPr>
+        <w:t>Payroll, loans, sales-tax/VAT, and processor clearing fully reconciled</w:t>
+      </w:r>
+    </w:p>
+    <w:p>
+      <w:pPr>
+        <w:spacing w:before="0" w:after="80" w:line="276" w:lineRule="auto"/>
+        <w:ind w:left="180" w:hanging="180"/>
+      </w:pPr>
+      <w:r>
+        <w:rPr>
+          <w:rFonts w:ascii="Calibri" w:hAnsi="Calibri" w:eastAsia="Calibri"/>
+          <w:b/>
+          <w:i w:val="0"/>
+          <w:color w:val="0F172A"/>
+          <w:sz w:val="20"/>
+        </w:rPr>
+        <w:t xml:space="preserve">☐  </w:t>
+      </w:r>
+      <w:r>
+        <w:rPr>
+          <w:rFonts w:ascii="Calibri" w:hAnsi="Calibri" w:eastAsia="Calibri"/>
+          <w:b w:val="0"/>
+          <w:i w:val="0"/>
+          <w:color w:val="0F172A"/>
+          <w:sz w:val="19"/>
+        </w:rPr>
+        <w:t>All material variances have documented explanations</w:t>
+      </w:r>
+    </w:p>
+    <w:p>
+      <w:pPr>
+        <w:spacing w:before="0" w:after="80" w:line="276" w:lineRule="auto"/>
+        <w:ind w:left="180" w:hanging="180"/>
+      </w:pPr>
+      <w:r>
+        <w:rPr>
+          <w:rFonts w:ascii="Calibri" w:hAnsi="Calibri" w:eastAsia="Calibri"/>
+          <w:b/>
+          <w:i w:val="0"/>
+          <w:color w:val="0F172A"/>
+          <w:sz w:val="20"/>
+        </w:rPr>
+        <w:t xml:space="preserve">☐  </w:t>
+      </w:r>
+      <w:r>
+        <w:rPr>
+          <w:rFonts w:ascii="Calibri" w:hAnsi="Calibri" w:eastAsia="Calibri"/>
+          <w:b w:val="0"/>
+          <w:i w:val="0"/>
+          <w:color w:val="0F172A"/>
+          <w:sz w:val="19"/>
+        </w:rPr>
+        <w:t>Reports use correct period, basis, entity, and comparison column</w:t>
+      </w:r>
+    </w:p>
+    <w:p>
+      <w:pPr>
+        <w:spacing w:before="0" w:after="80" w:line="276" w:lineRule="auto"/>
+        <w:ind w:left="180" w:hanging="180"/>
+      </w:pPr>
+      <w:r>
+        <w:rPr>
+          <w:rFonts w:ascii="Calibri" w:hAnsi="Calibri" w:eastAsia="Calibri"/>
+          <w:b/>
+          <w:i w:val="0"/>
+          <w:color w:val="0F172A"/>
+          <w:sz w:val="20"/>
+        </w:rPr>
+        <w:t xml:space="preserve">☐  </w:t>
+      </w:r>
+      <w:r>
+        <w:rPr>
+          <w:rFonts w:ascii="Calibri" w:hAnsi="Calibri" w:eastAsia="Calibri"/>
+          <w:b w:val="0"/>
+          <w:i w:val="0"/>
+          <w:color w:val="0F172A"/>
+          <w:sz w:val="19"/>
+        </w:rPr>
+        <w:t>All questions, judgments, and client approvals are documented in writing</w:t>
+      </w:r>
+    </w:p>
+    <w:p>
+      <w:pPr>
+        <w:spacing w:before="0" w:after="80" w:line="276" w:lineRule="auto"/>
+        <w:ind w:left="180" w:hanging="180"/>
+      </w:pPr>
+      <w:r>
+        <w:rPr>
+          <w:rFonts w:ascii="Calibri" w:hAnsi="Calibri" w:eastAsia="Calibri"/>
+          <w:b/>
+          <w:i w:val="0"/>
+          <w:color w:val="0F172A"/>
+          <w:sz w:val="20"/>
+        </w:rPr>
+        <w:t xml:space="preserve">☐  </w:t>
+      </w:r>
+      <w:r>
+        <w:rPr>
+          <w:rFonts w:ascii="Calibri" w:hAnsi="Calibri" w:eastAsia="Calibri"/>
+          <w:b w:val="0"/>
+          <w:i w:val="0"/>
+          <w:color w:val="0F172A"/>
+          <w:sz w:val="19"/>
+        </w:rPr>
+        <w:t>Period is locked or closed in the software after review sign-off</w:t>
+      </w:r>
+    </w:p>
+    <w:p>
+      <w:pPr>
+        <w:spacing w:before="0" w:after="80" w:line="276" w:lineRule="auto"/>
+        <w:ind w:left="180" w:hanging="180"/>
+      </w:pPr>
+      <w:r>
+        <w:rPr>
+          <w:rFonts w:ascii="Calibri" w:hAnsi="Calibri" w:eastAsia="Calibri"/>
+          <w:b/>
+          <w:i w:val="0"/>
+          <w:color w:val="0F172A"/>
+          <w:sz w:val="20"/>
+        </w:rPr>
+        <w:t xml:space="preserve">☐  </w:t>
+      </w:r>
+      <w:r>
+        <w:rPr>
+          <w:rFonts w:ascii="Calibri" w:hAnsi="Calibri" w:eastAsia="Calibri"/>
+          <w:b w:val="0"/>
+          <w:i w:val="0"/>
+          <w:color w:val="0F172A"/>
+          <w:sz w:val="19"/>
+        </w:rPr>
+        <w:t>Reports delivered to client portal — not by ordinary email</w:t>
+      </w:r>
     </w:p>
     <w:sectPr>
       <w:headerReference w:type="default" r:id="rId9"/>
       <w:footerReference w:type="default" r:id="rId10"/>
       <w:pgSz w:w="12240" w:h="15840"/>
-      <w:pgMar w:top="1361" w:right="1417" w:bottom="1361" w:left="1417" w:header="720" w:footer="720" w:gutter="0"/>
+      <w:pgMar w:top="1247" w:right="1361" w:bottom="1247" w:left="1361" w:header="720" w:footer="720" w:gutter="0"/>
       <w:cols w:space="720"/>
       <w:titlePg/>
       <w:docGrid w:linePitch="360"/>
@@ -5133,8 +4766,8 @@
             <w:insideV w:val="none" w:sz="0" w:color="auto"/>
           </w:tcBorders>
           <w:tcMar>
-            <w:top w:w="50" w:type="dxa"/>
-            <w:bottom w:w="50" w:type="dxa"/>
+            <w:top w:w="55" w:type="dxa"/>
+            <w:bottom w:w="55" w:type="dxa"/>
             <w:left w:w="0" w:type="dxa"/>
             <w:right w:w="0" w:type="dxa"/>
           </w:tcMar>
@@ -5149,9 +4782,9 @@
               <w:b w:val="0"/>
               <w:i w:val="0"/>
               <w:color w:val="64748B"/>
-              <w:sz w:val="14"/>
+              <w:sz w:val="13"/>
             </w:rPr>
-            <w:t>Confidential  ·  Commercial Use Licence  ·  © 2025 Bookkeeper Practice Launch System</w:t>
+            <w:t>© 2025 NovaOps  ·  Commercial Use License  ·  Bookkeeper Practice Launch System</w:t>
           </w:r>
         </w:p>
       </w:tc>
@@ -5167,8 +4800,8 @@
             <w:insideV w:val="none" w:sz="0" w:color="auto"/>
           </w:tcBorders>
           <w:tcMar>
-            <w:top w:w="50" w:type="dxa"/>
-            <w:bottom w:w="50" w:type="dxa"/>
+            <w:top w:w="55" w:type="dxa"/>
+            <w:bottom w:w="55" w:type="dxa"/>
             <w:left w:w="0" w:type="dxa"/>
             <w:right w:w="0" w:type="dxa"/>
           </w:tcMar>
@@ -5183,7 +4816,7 @@
               <w:b w:val="0"/>
               <w:i w:val="0"/>
               <w:color w:val="64748B"/>
-              <w:sz w:val="16"/>
+              <w:sz w:val="15"/>
             </w:rPr>
             <w:t xml:space="preserve">Page </w:t>
           </w:r>
@@ -5193,7 +4826,7 @@
               <w:b/>
               <w:i w:val="0"/>
               <w:color w:val="0F766E"/>
-              <w:sz w:val="16"/>
+              <w:sz w:val="15"/>
             </w:rPr>
             <w:fldChar w:fldCharType="begin"/>
             <w:instrText>PAGE</w:instrText>
@@ -5229,14 +4862,14 @@
         <w:tcPr>
           <w:tcW w:type="dxa" w:w="4536"/>
           <w:tcMar>
-            <w:top w:w="60" w:type="dxa"/>
-            <w:bottom w:w="60" w:type="dxa"/>
+            <w:top w:w="55" w:type="dxa"/>
+            <w:bottom w:w="55" w:type="dxa"/>
             <w:left w:w="0" w:type="dxa"/>
             <w:right w:w="60" w:type="dxa"/>
           </w:tcMar>
           <w:tcBorders>
             <w:top w:val="none" w:sz="0" w:color="auto"/>
-            <w:bottom w:val="single" w:sz="12" w:color="0F766E"/>
+            <w:bottom w:val="single" w:sz="8" w:color="0F766E"/>
             <w:left w:val="none" w:sz="0" w:color="auto"/>
             <w:right w:val="none" w:sz="0" w:color="auto"/>
             <w:insideH w:val="none" w:sz="0" w:color="auto"/>
@@ -5249,13 +4882,23 @@
           </w:pPr>
           <w:r>
             <w:rPr>
+              <w:rFonts w:ascii="Poppins" w:hAnsi="Poppins" w:eastAsia="Poppins"/>
+              <w:b/>
+              <w:i w:val="0"/>
+              <w:color w:val="0F766E"/>
+              <w:sz w:val="14"/>
+            </w:rPr>
+            <w:t>NOVAOPS</w:t>
+          </w:r>
+          <w:r>
+            <w:rPr>
               <w:rFonts w:ascii="Inter" w:hAnsi="Inter" w:eastAsia="Inter"/>
               <w:b w:val="0"/>
               <w:i w:val="0"/>
               <w:color w:val="64748B"/>
-              <w:sz w:val="14"/>
+              <w:sz w:val="13"/>
             </w:rPr>
-            <w:t>BOOKKEEPER PRACTICE LAUNCH SYSTEM  ·  v2.0</w:t>
+            <w:t xml:space="preserve">  ·  Bookkeeper Practice Launch System  ·  v2.0</w:t>
           </w:r>
         </w:p>
       </w:tc>
@@ -5263,14 +4906,14 @@
         <w:tcPr>
           <w:tcW w:type="dxa" w:w="4536"/>
           <w:tcMar>
-            <w:top w:w="60" w:type="dxa"/>
-            <w:bottom w:w="60" w:type="dxa"/>
+            <w:top w:w="55" w:type="dxa"/>
+            <w:bottom w:w="55" w:type="dxa"/>
             <w:left w:w="60" w:type="dxa"/>
             <w:right w:w="0" w:type="dxa"/>
           </w:tcMar>
           <w:tcBorders>
             <w:top w:val="none" w:sz="0" w:color="auto"/>
-            <w:bottom w:val="single" w:sz="12" w:color="0F766E"/>
+            <w:bottom w:val="single" w:sz="8" w:color="0F766E"/>
             <w:left w:val="none" w:sz="0" w:color="auto"/>
             <w:right w:val="none" w:sz="0" w:color="auto"/>
             <w:insideH w:val="none" w:sz="0" w:color="auto"/>
@@ -5662,7 +5305,7 @@
     <w:qFormat/>
     <w:rsid w:val="00FC693F"/>
     <w:rPr>
-      <w:rFonts w:ascii="Inter" w:hAnsi="Inter"/>
+      <w:rFonts w:ascii="Calibri" w:hAnsi="Calibri"/>
       <w:sz w:val="19"/>
     </w:rPr>
   </w:style>
